--- a/Knowledge/3-Work knowledge/1-Software Engineering/1-Testing/5-My Source/1-ISTQB Foundation Level/1-Testing terms/15-User Story, Collaborative User Story Writing and Backlog Refinement Sessions.docx
+++ b/Knowledge/3-Work knowledge/1-Software Engineering/1-Testing/5-My Source/1-ISTQB Foundation Level/1-Testing terms/15-User Story, Collaborative User Story Writing and Backlog Refinement Sessions.docx
@@ -55,21 +55,12 @@
         </w:rPr>
         <w:t xml:space="preserve">: </w:t>
       </w:r>
-      <w:proofErr w:type="spellStart"/>
-      <w:r>
-        <w:rPr>
-          <w:b/>
-          <w:shd w:val="clear" w:color="auto" w:fill="B7B7B7"/>
-        </w:rPr>
-        <w:t>Chatgpt</w:t>
-      </w:r>
-      <w:proofErr w:type="spellEnd"/>
-      <w:r>
-        <w:rPr>
-          <w:b/>
-          <w:shd w:val="clear" w:color="auto" w:fill="B7B7B7"/>
-        </w:rPr>
-        <w:t xml:space="preserve"> </w:t>
+      <w:r>
+        <w:rPr>
+          <w:b/>
+          <w:shd w:val="clear" w:color="auto" w:fill="B7B7B7"/>
+        </w:rPr>
+        <w:t xml:space="preserve">Chatgpt </w:t>
       </w:r>
       <w:r>
         <w:rPr>
@@ -78,7 +69,26 @@
           <w:szCs w:val="14"/>
           <w:shd w:val="clear" w:color="auto" w:fill="B7B7B7"/>
         </w:rPr>
-        <w:t>(GPT-5-Standard) at [8/17/2025]</w:t>
+        <w:t>(GPT</w:t>
+      </w:r>
+      <w:r>
+        <w:rPr>
+          <w:rFonts w:ascii="Cambria Math" w:hAnsi="Cambria Math" w:cs="Cambria Math"/>
+          <w:b/>
+          <w:sz w:val="14"/>
+          <w:szCs w:val="14"/>
+          <w:shd w:val="clear" w:color="auto" w:fill="B7B7B7"/>
+        </w:rPr>
+        <w:t>‑</w:t>
+      </w:r>
+      <w:r>
+        <w:rPr>
+          <w:b/>
+          <w:sz w:val="14"/>
+          <w:szCs w:val="14"/>
+          <w:shd w:val="clear" w:color="auto" w:fill="B7B7B7"/>
+        </w:rPr>
+        <w:t>5 Mini) at [8/17/2025]</w:t>
       </w:r>
     </w:p>
     <w:p>
@@ -233,8 +243,8 @@
     </w:p>
     <w:p>
       <w:r>
-        <w:pict w14:anchorId="7DA7FDF1">
-          <v:rect id="_x0000_i1026" style="width:0;height:1.5pt" o:hralign="center" o:hrstd="t" o:hr="t" fillcolor="#a0a0a0" stroked="f"/>
+        <w:pict w14:anchorId="12662EF5">
+          <v:rect id="_x0000_i1025" style="width:0;height:1.5pt" o:hralign="center" o:hrstd="t" o:hr="t" fillcolor="#a0a0a0" stroked="f"/>
         </w:pict>
       </w:r>
     </w:p>
@@ -267,21 +277,12 @@
         </w:rPr>
         <w:t xml:space="preserve">: </w:t>
       </w:r>
-      <w:proofErr w:type="spellStart"/>
-      <w:r>
-        <w:rPr>
-          <w:b/>
-          <w:shd w:val="clear" w:color="auto" w:fill="B7B7B7"/>
-        </w:rPr>
-        <w:t>Chatgpt</w:t>
-      </w:r>
-      <w:proofErr w:type="spellEnd"/>
-      <w:r>
-        <w:rPr>
-          <w:b/>
-          <w:shd w:val="clear" w:color="auto" w:fill="B7B7B7"/>
-        </w:rPr>
-        <w:t xml:space="preserve"> </w:t>
+      <w:r>
+        <w:rPr>
+          <w:b/>
+          <w:shd w:val="clear" w:color="auto" w:fill="B7B7B7"/>
+        </w:rPr>
+        <w:t xml:space="preserve">Chatgpt </w:t>
       </w:r>
       <w:r>
         <w:rPr>
@@ -290,7 +291,26 @@
           <w:szCs w:val="14"/>
           <w:shd w:val="clear" w:color="auto" w:fill="B7B7B7"/>
         </w:rPr>
-        <w:t>(GPT-5-Standard) at [8/17/2025]</w:t>
+        <w:t>(GPT</w:t>
+      </w:r>
+      <w:r>
+        <w:rPr>
+          <w:rFonts w:ascii="Cambria Math" w:hAnsi="Cambria Math" w:cs="Cambria Math"/>
+          <w:b/>
+          <w:sz w:val="14"/>
+          <w:szCs w:val="14"/>
+          <w:shd w:val="clear" w:color="auto" w:fill="B7B7B7"/>
+        </w:rPr>
+        <w:t>‑</w:t>
+      </w:r>
+      <w:r>
+        <w:rPr>
+          <w:b/>
+          <w:sz w:val="14"/>
+          <w:szCs w:val="14"/>
+          <w:shd w:val="clear" w:color="auto" w:fill="B7B7B7"/>
+        </w:rPr>
+        <w:t>5 Mini) at [8/17/2025]</w:t>
       </w:r>
     </w:p>
     <w:p>
@@ -299,7 +319,7 @@
           <w:noProof/>
         </w:rPr>
         <w:drawing>
-          <wp:inline distT="114300" distB="114300" distL="114300" distR="114300" wp14:anchorId="30C61058" wp14:editId="396DDB4F">
+          <wp:inline distT="114300" distB="114300" distL="114300" distR="114300" wp14:anchorId="49DA4988" wp14:editId="5643D3E0">
             <wp:extent cx="5943600" cy="1079500"/>
             <wp:effectExtent l="0" t="0" r="0" b="0"/>
             <wp:docPr id="2" name="image1.png"/>
@@ -408,7 +428,6 @@
           <w:rFonts w:ascii="Roboto Mono" w:eastAsia="Roboto Mono" w:hAnsi="Roboto Mono" w:cs="Roboto Mono"/>
           <w:b/>
         </w:rPr>
-        <w:lastRenderedPageBreak/>
         <w:t>As a</w:t>
       </w:r>
       <w:r>
@@ -436,6 +455,7 @@
           <w:rFonts w:ascii="Roboto Mono" w:eastAsia="Roboto Mono" w:hAnsi="Roboto Mono" w:cs="Roboto Mono"/>
           <w:b/>
         </w:rPr>
+        <w:lastRenderedPageBreak/>
         <w:t>I want</w:t>
       </w:r>
       <w:r>
@@ -478,8 +498,8 @@
     </w:p>
     <w:p>
       <w:r>
-        <w:pict w14:anchorId="46832949">
-          <v:rect id="_x0000_i1027" style="width:0;height:1.5pt" o:hralign="center" o:hrstd="t" o:hr="t" fillcolor="#a0a0a0" stroked="f"/>
+        <w:pict w14:anchorId="75242EF0">
+          <v:rect id="_x0000_i1026" style="width:0;height:1.5pt" o:hralign="center" o:hrstd="t" o:hr="t" fillcolor="#a0a0a0" stroked="f"/>
         </w:pict>
       </w:r>
     </w:p>
@@ -512,21 +532,12 @@
         </w:rPr>
         <w:t xml:space="preserve">: </w:t>
       </w:r>
-      <w:proofErr w:type="spellStart"/>
-      <w:r>
-        <w:rPr>
-          <w:b/>
-          <w:shd w:val="clear" w:color="auto" w:fill="B7B7B7"/>
-        </w:rPr>
-        <w:t>Chatgpt</w:t>
-      </w:r>
-      <w:proofErr w:type="spellEnd"/>
-      <w:r>
-        <w:rPr>
-          <w:b/>
-          <w:shd w:val="clear" w:color="auto" w:fill="B7B7B7"/>
-        </w:rPr>
-        <w:t xml:space="preserve"> </w:t>
+      <w:r>
+        <w:rPr>
+          <w:b/>
+          <w:shd w:val="clear" w:color="auto" w:fill="B7B7B7"/>
+        </w:rPr>
+        <w:t xml:space="preserve">Chatgpt </w:t>
       </w:r>
       <w:r>
         <w:rPr>
@@ -535,7 +546,26 @@
           <w:szCs w:val="14"/>
           <w:shd w:val="clear" w:color="auto" w:fill="B7B7B7"/>
         </w:rPr>
-        <w:t>(GPT-5-Standard) at [8/17/2025]</w:t>
+        <w:t>(GPT</w:t>
+      </w:r>
+      <w:r>
+        <w:rPr>
+          <w:rFonts w:ascii="Cambria Math" w:hAnsi="Cambria Math" w:cs="Cambria Math"/>
+          <w:b/>
+          <w:sz w:val="14"/>
+          <w:szCs w:val="14"/>
+          <w:shd w:val="clear" w:color="auto" w:fill="B7B7B7"/>
+        </w:rPr>
+        <w:t>‑</w:t>
+      </w:r>
+      <w:r>
+        <w:rPr>
+          <w:b/>
+          <w:sz w:val="14"/>
+          <w:szCs w:val="14"/>
+          <w:shd w:val="clear" w:color="auto" w:fill="B7B7B7"/>
+        </w:rPr>
+        <w:t>5 Mini) at [8/17/2025]</w:t>
       </w:r>
     </w:p>
     <w:p>
@@ -701,8 +731,8 @@
     </w:p>
     <w:p>
       <w:r>
-        <w:pict w14:anchorId="30D3A937">
-          <v:rect id="_x0000_i1028" style="width:0;height:1.5pt" o:hralign="center" o:hrstd="t" o:hr="t" fillcolor="#a0a0a0" stroked="f"/>
+        <w:pict w14:anchorId="0829A766">
+          <v:rect id="_x0000_i1027" style="width:0;height:1.5pt" o:hralign="center" o:hrstd="t" o:hr="t" fillcolor="#a0a0a0" stroked="f"/>
         </w:pict>
       </w:r>
     </w:p>
@@ -735,21 +765,12 @@
         </w:rPr>
         <w:t xml:space="preserve">: </w:t>
       </w:r>
-      <w:proofErr w:type="spellStart"/>
-      <w:r>
-        <w:rPr>
-          <w:b/>
-          <w:shd w:val="clear" w:color="auto" w:fill="B7B7B7"/>
-        </w:rPr>
-        <w:t>Chatgpt</w:t>
-      </w:r>
-      <w:proofErr w:type="spellEnd"/>
-      <w:r>
-        <w:rPr>
-          <w:b/>
-          <w:shd w:val="clear" w:color="auto" w:fill="B7B7B7"/>
-        </w:rPr>
-        <w:t xml:space="preserve"> </w:t>
+      <w:r>
+        <w:rPr>
+          <w:b/>
+          <w:shd w:val="clear" w:color="auto" w:fill="B7B7B7"/>
+        </w:rPr>
+        <w:t xml:space="preserve">Chatgpt </w:t>
       </w:r>
       <w:r>
         <w:rPr>
@@ -758,7 +779,26 @@
           <w:szCs w:val="14"/>
           <w:shd w:val="clear" w:color="auto" w:fill="B7B7B7"/>
         </w:rPr>
-        <w:t>(GPT-5-Standard) at [8/17/2025]</w:t>
+        <w:t>(GPT</w:t>
+      </w:r>
+      <w:r>
+        <w:rPr>
+          <w:rFonts w:ascii="Cambria Math" w:hAnsi="Cambria Math" w:cs="Cambria Math"/>
+          <w:b/>
+          <w:sz w:val="14"/>
+          <w:szCs w:val="14"/>
+          <w:shd w:val="clear" w:color="auto" w:fill="B7B7B7"/>
+        </w:rPr>
+        <w:t>‑</w:t>
+      </w:r>
+      <w:r>
+        <w:rPr>
+          <w:b/>
+          <w:sz w:val="14"/>
+          <w:szCs w:val="14"/>
+          <w:shd w:val="clear" w:color="auto" w:fill="B7B7B7"/>
+        </w:rPr>
+        <w:t>5 Mini) at [8/17/2025]</w:t>
       </w:r>
     </w:p>
     <w:p>
@@ -877,8 +917,8 @@
     </w:p>
     <w:p>
       <w:r>
-        <w:pict w14:anchorId="430F78B3">
-          <v:rect id="_x0000_i1029" style="width:0;height:1.5pt" o:hralign="center" o:hrstd="t" o:hr="t" fillcolor="#a0a0a0" stroked="f"/>
+        <w:pict w14:anchorId="4107B16C">
+          <v:rect id="_x0000_i1028" style="width:0;height:1.5pt" o:hralign="center" o:hrstd="t" o:hr="t" fillcolor="#a0a0a0" stroked="f"/>
         </w:pict>
       </w:r>
     </w:p>
@@ -891,7 +931,6 @@
       <w:bookmarkStart w:id="5" w:name="_ozzrent0kgrc" w:colFirst="0" w:colLast="0"/>
       <w:bookmarkEnd w:id="5"/>
       <w:r>
-        <w:lastRenderedPageBreak/>
         <w:t>📖 Example with Acceptance Criteria</w:t>
       </w:r>
     </w:p>
@@ -912,21 +951,12 @@
         </w:rPr>
         <w:t xml:space="preserve">: </w:t>
       </w:r>
-      <w:proofErr w:type="spellStart"/>
-      <w:r>
-        <w:rPr>
-          <w:b/>
-          <w:shd w:val="clear" w:color="auto" w:fill="B7B7B7"/>
-        </w:rPr>
-        <w:t>Chatgpt</w:t>
-      </w:r>
-      <w:proofErr w:type="spellEnd"/>
-      <w:r>
-        <w:rPr>
-          <w:b/>
-          <w:shd w:val="clear" w:color="auto" w:fill="B7B7B7"/>
-        </w:rPr>
-        <w:t xml:space="preserve"> </w:t>
+      <w:r>
+        <w:rPr>
+          <w:b/>
+          <w:shd w:val="clear" w:color="auto" w:fill="B7B7B7"/>
+        </w:rPr>
+        <w:t xml:space="preserve">Chatgpt </w:t>
       </w:r>
       <w:r>
         <w:rPr>
@@ -935,7 +965,26 @@
           <w:szCs w:val="14"/>
           <w:shd w:val="clear" w:color="auto" w:fill="B7B7B7"/>
         </w:rPr>
-        <w:t>(GPT-5-Standard) at [8/17/2025]</w:t>
+        <w:t>(GPT</w:t>
+      </w:r>
+      <w:r>
+        <w:rPr>
+          <w:rFonts w:ascii="Cambria Math" w:hAnsi="Cambria Math" w:cs="Cambria Math"/>
+          <w:b/>
+          <w:sz w:val="14"/>
+          <w:szCs w:val="14"/>
+          <w:shd w:val="clear" w:color="auto" w:fill="B7B7B7"/>
+        </w:rPr>
+        <w:t>‑</w:t>
+      </w:r>
+      <w:r>
+        <w:rPr>
+          <w:b/>
+          <w:sz w:val="14"/>
+          <w:szCs w:val="14"/>
+          <w:shd w:val="clear" w:color="auto" w:fill="B7B7B7"/>
+        </w:rPr>
+        <w:t>5 Mini) at [8/17/2025]</w:t>
       </w:r>
     </w:p>
     <w:p>
@@ -951,6 +1000,7 @@
           <w:rFonts w:ascii="Roboto Mono" w:eastAsia="Roboto Mono" w:hAnsi="Roboto Mono" w:cs="Roboto Mono"/>
           <w:b/>
         </w:rPr>
+        <w:lastRenderedPageBreak/>
         <w:t>User Story:</w:t>
       </w:r>
     </w:p>
@@ -966,21 +1016,7 @@
         <w:rPr>
           <w:rFonts w:ascii="Roboto Mono" w:eastAsia="Roboto Mono" w:hAnsi="Roboto Mono" w:cs="Roboto Mono"/>
         </w:rPr>
-        <w:t xml:space="preserve">As a shopper, I want to add items to a </w:t>
-      </w:r>
-      <w:proofErr w:type="spellStart"/>
-      <w:r>
-        <w:rPr>
-          <w:rFonts w:ascii="Roboto Mono" w:eastAsia="Roboto Mono" w:hAnsi="Roboto Mono" w:cs="Roboto Mono"/>
-        </w:rPr>
-        <w:t>wishlist</w:t>
-      </w:r>
-      <w:proofErr w:type="spellEnd"/>
-      <w:r>
-        <w:rPr>
-          <w:rFonts w:ascii="Roboto Mono" w:eastAsia="Roboto Mono" w:hAnsi="Roboto Mono" w:cs="Roboto Mono"/>
-        </w:rPr>
-        <w:t xml:space="preserve"> so that I can save them for later purchase.</w:t>
+        <w:t>As a shopper, I want to add items to a wishlist so that I can save them for later purchase.</w:t>
       </w:r>
     </w:p>
     <w:p>
@@ -1014,21 +1050,7 @@
         <w:rPr>
           <w:rFonts w:ascii="Arial Unicode MS" w:eastAsia="Arial Unicode MS" w:hAnsi="Arial Unicode MS" w:cs="Arial Unicode MS"/>
         </w:rPr>
-        <w:t xml:space="preserve">✅ Item appears in the </w:t>
-      </w:r>
-      <w:proofErr w:type="spellStart"/>
-      <w:r>
-        <w:rPr>
-          <w:rFonts w:ascii="Arial Unicode MS" w:eastAsia="Arial Unicode MS" w:hAnsi="Arial Unicode MS" w:cs="Arial Unicode MS"/>
-        </w:rPr>
-        <w:t>wishlist</w:t>
-      </w:r>
-      <w:proofErr w:type="spellEnd"/>
-      <w:r>
-        <w:rPr>
-          <w:rFonts w:ascii="Arial Unicode MS" w:eastAsia="Arial Unicode MS" w:hAnsi="Arial Unicode MS" w:cs="Arial Unicode MS"/>
-        </w:rPr>
-        <w:t xml:space="preserve"> after clicking "Add to Wishlist."</w:t>
+        <w:t>✅ Item appears in the wishlist after clicking "Add to Wishlist."</w:t>
       </w:r>
       <w:r>
         <w:rPr>
@@ -1075,33 +1097,19 @@
         <w:rPr>
           <w:rFonts w:ascii="Arial Unicode MS" w:eastAsia="Arial Unicode MS" w:hAnsi="Arial Unicode MS" w:cs="Arial Unicode MS"/>
         </w:rPr>
-        <w:t xml:space="preserve">✅ User can remove items from the </w:t>
-      </w:r>
-      <w:proofErr w:type="spellStart"/>
+        <w:t>✅ User can remove items from the wishlist.</w:t>
+      </w:r>
       <w:r>
         <w:rPr>
           <w:rFonts w:ascii="Arial Unicode MS" w:eastAsia="Arial Unicode MS" w:hAnsi="Arial Unicode MS" w:cs="Arial Unicode MS"/>
         </w:rPr>
-        <w:t>wishlist</w:t>
-      </w:r>
-      <w:proofErr w:type="spellEnd"/>
-      <w:r>
-        <w:rPr>
-          <w:rFonts w:ascii="Arial Unicode MS" w:eastAsia="Arial Unicode MS" w:hAnsi="Arial Unicode MS" w:cs="Arial Unicode MS"/>
-        </w:rPr>
-        <w:t>.</w:t>
-      </w:r>
-      <w:r>
-        <w:rPr>
-          <w:rFonts w:ascii="Arial Unicode MS" w:eastAsia="Arial Unicode MS" w:hAnsi="Arial Unicode MS" w:cs="Arial Unicode MS"/>
-        </w:rPr>
         <w:br/>
       </w:r>
     </w:p>
     <w:p>
       <w:r>
-        <w:pict w14:anchorId="43963D13">
-          <v:rect id="_x0000_i1030" style="width:0;height:1.5pt" o:hralign="center" o:bullet="t" o:hrstd="t" o:hr="t" fillcolor="#a0a0a0" stroked="f"/>
+        <w:pict w14:anchorId="5F2E4D01">
+          <v:rect id="_x0000_i1029" style="width:0;height:1.5pt" o:hralign="center" o:bullet="t" o:hrstd="t" o:hr="t" fillcolor="#a0a0a0" stroked="f"/>
         </w:pict>
       </w:r>
     </w:p>
@@ -1143,21 +1151,12 @@
         </w:rPr>
         <w:t xml:space="preserve">: </w:t>
       </w:r>
-      <w:proofErr w:type="spellStart"/>
-      <w:r>
-        <w:rPr>
-          <w:b/>
-          <w:shd w:val="clear" w:color="auto" w:fill="B7B7B7"/>
-        </w:rPr>
-        <w:t>Chatgpt</w:t>
-      </w:r>
-      <w:proofErr w:type="spellEnd"/>
-      <w:r>
-        <w:rPr>
-          <w:b/>
-          <w:shd w:val="clear" w:color="auto" w:fill="B7B7B7"/>
-        </w:rPr>
-        <w:t xml:space="preserve"> </w:t>
+      <w:r>
+        <w:rPr>
+          <w:b/>
+          <w:shd w:val="clear" w:color="auto" w:fill="B7B7B7"/>
+        </w:rPr>
+        <w:t xml:space="preserve">Chatgpt </w:t>
       </w:r>
       <w:r>
         <w:rPr>
@@ -1166,16 +1165,17 @@
           <w:szCs w:val="14"/>
           <w:shd w:val="clear" w:color="auto" w:fill="B7B7B7"/>
         </w:rPr>
-        <w:t>(GPT-5-Standard) at [</w:t>
-      </w:r>
-      <w:r>
-        <w:rPr>
+        <w:t>(GPT</w:t>
+      </w:r>
+      <w:r>
+        <w:rPr>
+          <w:rFonts w:ascii="Cambria Math" w:hAnsi="Cambria Math" w:cs="Cambria Math"/>
           <w:b/>
           <w:sz w:val="14"/>
           <w:szCs w:val="14"/>
           <w:shd w:val="clear" w:color="auto" w:fill="B7B7B7"/>
         </w:rPr>
-        <w:t>9</w:t>
+        <w:t>‑</w:t>
       </w:r>
       <w:r>
         <w:rPr>
@@ -1184,25 +1184,7 @@
           <w:szCs w:val="14"/>
           <w:shd w:val="clear" w:color="auto" w:fill="B7B7B7"/>
         </w:rPr>
-        <w:t>/1</w:t>
-      </w:r>
-      <w:r>
-        <w:rPr>
-          <w:b/>
-          <w:sz w:val="14"/>
-          <w:szCs w:val="14"/>
-          <w:shd w:val="clear" w:color="auto" w:fill="B7B7B7"/>
-        </w:rPr>
-        <w:t>3</w:t>
-      </w:r>
-      <w:r>
-        <w:rPr>
-          <w:b/>
-          <w:sz w:val="14"/>
-          <w:szCs w:val="14"/>
-          <w:shd w:val="clear" w:color="auto" w:fill="B7B7B7"/>
-        </w:rPr>
-        <w:t>/2025]</w:t>
+        <w:t>5 Mini) at [9/13/2025]</w:t>
       </w:r>
     </w:p>
     <w:p>
@@ -1257,8 +1239,8 @@
           <w:rFonts w:ascii="Roboto Mono" w:hAnsi="Roboto Mono"/>
           <w:lang w:val="en-US"/>
         </w:rPr>
-        <w:pict w14:anchorId="6B3FC0A5">
-          <v:rect id="_x0000_i1133" style="width:0;height:1.5pt" o:hralign="center" o:hrstd="t" o:hr="t" fillcolor="#a0a0a0" stroked="f"/>
+        <w:pict w14:anchorId="0E4D183A">
+          <v:rect id="_x0000_i1030" style="width:0;height:1.5pt" o:hralign="center" o:hrstd="t" o:hr="t" fillcolor="#a0a0a0" stroked="f"/>
         </w:pict>
       </w:r>
     </w:p>
@@ -1281,7 +1263,7 @@
       <w:pPr>
         <w:numPr>
           <w:ilvl w:val="0"/>
-          <w:numId w:val="36"/>
+          <w:numId w:val="31"/>
         </w:numPr>
         <w:rPr>
           <w:rFonts w:ascii="Roboto Mono" w:hAnsi="Roboto Mono"/>
@@ -1302,7 +1284,7 @@
       <w:pPr>
         <w:numPr>
           <w:ilvl w:val="1"/>
-          <w:numId w:val="36"/>
+          <w:numId w:val="31"/>
         </w:numPr>
         <w:rPr>
           <w:rFonts w:ascii="Roboto Mono" w:hAnsi="Roboto Mono"/>
@@ -1321,7 +1303,7 @@
       <w:pPr>
         <w:numPr>
           <w:ilvl w:val="1"/>
-          <w:numId w:val="36"/>
+          <w:numId w:val="31"/>
         </w:numPr>
         <w:rPr>
           <w:rFonts w:ascii="Roboto Mono" w:hAnsi="Roboto Mono"/>
@@ -1340,7 +1322,7 @@
       <w:pPr>
         <w:numPr>
           <w:ilvl w:val="1"/>
-          <w:numId w:val="36"/>
+          <w:numId w:val="31"/>
         </w:numPr>
         <w:rPr>
           <w:rFonts w:ascii="Roboto Mono" w:hAnsi="Roboto Mono"/>
@@ -1366,7 +1348,7 @@
       <w:pPr>
         <w:numPr>
           <w:ilvl w:val="1"/>
-          <w:numId w:val="36"/>
+          <w:numId w:val="31"/>
         </w:numPr>
         <w:rPr>
           <w:rFonts w:ascii="Roboto Mono" w:hAnsi="Roboto Mono"/>
@@ -1392,7 +1374,7 @@
       <w:pPr>
         <w:numPr>
           <w:ilvl w:val="0"/>
-          <w:numId w:val="36"/>
+          <w:numId w:val="31"/>
         </w:numPr>
         <w:rPr>
           <w:rFonts w:ascii="Roboto Mono" w:hAnsi="Roboto Mono"/>
@@ -1413,7 +1395,7 @@
       <w:pPr>
         <w:numPr>
           <w:ilvl w:val="1"/>
-          <w:numId w:val="36"/>
+          <w:numId w:val="31"/>
         </w:numPr>
         <w:rPr>
           <w:rFonts w:ascii="Roboto Mono" w:hAnsi="Roboto Mono"/>
@@ -1448,7 +1430,7 @@
       <w:pPr>
         <w:numPr>
           <w:ilvl w:val="1"/>
-          <w:numId w:val="36"/>
+          <w:numId w:val="31"/>
         </w:numPr>
         <w:rPr>
           <w:rFonts w:ascii="Roboto Mono" w:hAnsi="Roboto Mono"/>
@@ -1467,40 +1449,132 @@
       <w:pPr>
         <w:numPr>
           <w:ilvl w:val="1"/>
-          <w:numId w:val="36"/>
-        </w:numPr>
-        <w:rPr>
-          <w:rFonts w:ascii="Roboto Mono" w:hAnsi="Roboto Mono"/>
-          <w:lang w:val="en-US"/>
-        </w:rPr>
-      </w:pPr>
-      <w:r>
-        <w:rPr>
-          <w:rFonts w:ascii="Roboto Mono" w:hAnsi="Roboto Mono"/>
+          <w:numId w:val="31"/>
+        </w:numPr>
+        <w:rPr>
+          <w:rFonts w:ascii="Roboto Mono" w:hAnsi="Roboto Mono"/>
+          <w:lang w:val="en-US"/>
+        </w:rPr>
+      </w:pPr>
+      <w:r>
+        <w:rPr>
+          <w:rFonts w:ascii="Roboto Mono" w:hAnsi="Roboto Mono"/>
+          <w:lang w:val="en-US"/>
+        </w:rPr>
+        <w:t xml:space="preserve">Example: “As a user, I can receive notifications” </w:t>
+      </w:r>
+      <w:r>
+        <w:rPr>
+          <w:lang w:val="en-US"/>
+        </w:rPr>
+        <w:t>→</w:t>
+      </w:r>
+      <w:r>
+        <w:rPr>
+          <w:rFonts w:ascii="Roboto Mono" w:hAnsi="Roboto Mono"/>
+          <w:lang w:val="en-US"/>
+        </w:rPr>
+        <w:t xml:space="preserve"> team can later decide SMS, email, or push.</w:t>
+      </w:r>
+    </w:p>
+    <w:p>
+      <w:pPr>
+        <w:numPr>
+          <w:ilvl w:val="0"/>
+          <w:numId w:val="31"/>
+        </w:numPr>
+        <w:rPr>
+          <w:rFonts w:ascii="Roboto Mono" w:hAnsi="Roboto Mono"/>
+          <w:lang w:val="en-US"/>
+        </w:rPr>
+      </w:pPr>
+      <w:r>
+        <w:rPr>
+          <w:rFonts w:ascii="Roboto Mono" w:hAnsi="Roboto Mono"/>
+          <w:b/>
+          <w:bCs/>
+          <w:lang w:val="en-US"/>
+        </w:rPr>
+        <w:t>V – Valuable</w:t>
+      </w:r>
+    </w:p>
+    <w:p>
+      <w:pPr>
+        <w:numPr>
+          <w:ilvl w:val="1"/>
+          <w:numId w:val="31"/>
+        </w:numPr>
+        <w:rPr>
+          <w:rFonts w:ascii="Roboto Mono" w:hAnsi="Roboto Mono"/>
+          <w:lang w:val="en-US"/>
+        </w:rPr>
+      </w:pPr>
+      <w:r>
+        <w:rPr>
+          <w:rFonts w:ascii="Roboto Mono" w:hAnsi="Roboto Mono"/>
+          <w:lang w:val="en-US"/>
+        </w:rPr>
+        <w:t>The story must deliver value to the end user or customer.</w:t>
+      </w:r>
+    </w:p>
+    <w:p>
+      <w:pPr>
+        <w:numPr>
+          <w:ilvl w:val="1"/>
+          <w:numId w:val="31"/>
+        </w:numPr>
+        <w:rPr>
+          <w:rFonts w:ascii="Roboto Mono" w:hAnsi="Roboto Mono"/>
+          <w:lang w:val="en-US"/>
+        </w:rPr>
+      </w:pPr>
+      <w:r>
+        <w:rPr>
+          <w:rFonts w:ascii="Segoe UI Emoji" w:hAnsi="Segoe UI Emoji" w:cs="Segoe UI Emoji"/>
           <w:lang w:val="en-US"/>
         </w:rPr>
         <w:lastRenderedPageBreak/>
-        <w:t xml:space="preserve">Example: “As a user, I can receive notifications” </w:t>
-      </w:r>
-      <w:r>
-        <w:rPr>
-          <w:lang w:val="en-US"/>
-        </w:rPr>
-        <w:t>→</w:t>
-      </w:r>
-      <w:r>
-        <w:rPr>
-          <w:rFonts w:ascii="Roboto Mono" w:hAnsi="Roboto Mono"/>
-          <w:lang w:val="en-US"/>
-        </w:rPr>
-        <w:t xml:space="preserve"> team can later decide SMS, email, or push.</w:t>
+        <w:t>✅</w:t>
+      </w:r>
+      <w:r>
+        <w:rPr>
+          <w:rFonts w:ascii="Roboto Mono" w:hAnsi="Roboto Mono"/>
+          <w:lang w:val="en-US"/>
+        </w:rPr>
+        <w:t xml:space="preserve"> Good: “As a shopper, I can save items to my wishlist so I can purchase them later.”</w:t>
+      </w:r>
+    </w:p>
+    <w:p>
+      <w:pPr>
+        <w:numPr>
+          <w:ilvl w:val="1"/>
+          <w:numId w:val="31"/>
+        </w:numPr>
+        <w:rPr>
+          <w:rFonts w:ascii="Roboto Mono" w:hAnsi="Roboto Mono"/>
+          <w:lang w:val="en-US"/>
+        </w:rPr>
+      </w:pPr>
+      <w:r>
+        <w:rPr>
+          <w:rFonts w:ascii="Segoe UI Emoji" w:hAnsi="Segoe UI Emoji" w:cs="Segoe UI Emoji"/>
+          <w:lang w:val="en-US"/>
+        </w:rPr>
+        <w:t>❌</w:t>
+      </w:r>
+      <w:r>
+        <w:rPr>
+          <w:rFonts w:ascii="Roboto Mono" w:hAnsi="Roboto Mono"/>
+          <w:lang w:val="en-US"/>
+        </w:rPr>
+        <w:t xml:space="preserve"> Bad: “As a developer, I want to refactor the code.” (this is a task, not user value).</w:t>
       </w:r>
     </w:p>
     <w:p>
       <w:pPr>
         <w:numPr>
           <w:ilvl w:val="0"/>
-          <w:numId w:val="36"/>
+          <w:numId w:val="31"/>
         </w:numPr>
         <w:rPr>
           <w:rFonts w:ascii="Roboto Mono" w:hAnsi="Roboto Mono"/>
@@ -1514,42 +1588,272 @@
           <w:bCs/>
           <w:lang w:val="en-US"/>
         </w:rPr>
-        <w:t>V – Valuable</w:t>
+        <w:t>E – Estimable</w:t>
       </w:r>
     </w:p>
     <w:p>
       <w:pPr>
         <w:numPr>
           <w:ilvl w:val="1"/>
-          <w:numId w:val="36"/>
-        </w:numPr>
-        <w:rPr>
-          <w:rFonts w:ascii="Roboto Mono" w:hAnsi="Roboto Mono"/>
-          <w:lang w:val="en-US"/>
-        </w:rPr>
-      </w:pPr>
-      <w:r>
-        <w:rPr>
-          <w:rFonts w:ascii="Roboto Mono" w:hAnsi="Roboto Mono"/>
-          <w:lang w:val="en-US"/>
-        </w:rPr>
-        <w:t>The story must deliver value to the end user or customer.</w:t>
+          <w:numId w:val="31"/>
+        </w:numPr>
+        <w:rPr>
+          <w:rFonts w:ascii="Roboto Mono" w:hAnsi="Roboto Mono"/>
+          <w:lang w:val="en-US"/>
+        </w:rPr>
+      </w:pPr>
+      <w:r>
+        <w:rPr>
+          <w:rFonts w:ascii="Roboto Mono" w:hAnsi="Roboto Mono"/>
+          <w:lang w:val="en-US"/>
+        </w:rPr>
+        <w:t>The team must be able to estimate the effort.</w:t>
       </w:r>
     </w:p>
     <w:p>
       <w:pPr>
         <w:numPr>
           <w:ilvl w:val="1"/>
-          <w:numId w:val="36"/>
-        </w:numPr>
-        <w:rPr>
-          <w:rFonts w:ascii="Roboto Mono" w:hAnsi="Roboto Mono"/>
+          <w:numId w:val="31"/>
+        </w:numPr>
+        <w:rPr>
+          <w:rFonts w:ascii="Roboto Mono" w:hAnsi="Roboto Mono"/>
+          <w:lang w:val="en-US"/>
+        </w:rPr>
+      </w:pPr>
+      <w:r>
+        <w:rPr>
+          <w:rFonts w:ascii="Roboto Mono" w:hAnsi="Roboto Mono"/>
+          <w:lang w:val="en-US"/>
+        </w:rPr>
+        <w:t>If it’s too vague or too big, break it down.</w:t>
+      </w:r>
+    </w:p>
+    <w:p>
+      <w:pPr>
+        <w:numPr>
+          <w:ilvl w:val="1"/>
+          <w:numId w:val="31"/>
+        </w:numPr>
+        <w:rPr>
+          <w:rFonts w:ascii="Roboto Mono" w:hAnsi="Roboto Mono"/>
+          <w:lang w:val="en-US"/>
+        </w:rPr>
+      </w:pPr>
+      <w:r>
+        <w:rPr>
+          <w:rFonts w:ascii="Roboto Mono" w:hAnsi="Roboto Mono"/>
+          <w:lang w:val="en-US"/>
+        </w:rPr>
+        <w:t>Example: “As an admin, I can generate sales reports” (estimable).</w:t>
+      </w:r>
+    </w:p>
+    <w:p>
+      <w:pPr>
+        <w:numPr>
+          <w:ilvl w:val="0"/>
+          <w:numId w:val="31"/>
+        </w:numPr>
+        <w:rPr>
+          <w:rFonts w:ascii="Roboto Mono" w:hAnsi="Roboto Mono"/>
+          <w:lang w:val="en-US"/>
+        </w:rPr>
+      </w:pPr>
+      <w:r>
+        <w:rPr>
+          <w:rFonts w:ascii="Roboto Mono" w:hAnsi="Roboto Mono"/>
+          <w:b/>
+          <w:bCs/>
+          <w:lang w:val="en-US"/>
+        </w:rPr>
+        <w:t>S – Small</w:t>
+      </w:r>
+    </w:p>
+    <w:p>
+      <w:pPr>
+        <w:numPr>
+          <w:ilvl w:val="1"/>
+          <w:numId w:val="31"/>
+        </w:numPr>
+        <w:rPr>
+          <w:rFonts w:ascii="Roboto Mono" w:hAnsi="Roboto Mono"/>
+          <w:lang w:val="en-US"/>
+        </w:rPr>
+      </w:pPr>
+      <w:r>
+        <w:rPr>
+          <w:rFonts w:ascii="Roboto Mono" w:hAnsi="Roboto Mono"/>
+          <w:lang w:val="en-US"/>
+        </w:rPr>
+        <w:t>The story should be small enough to complete within a sprint (usually a few days).</w:t>
+      </w:r>
+    </w:p>
+    <w:p>
+      <w:pPr>
+        <w:numPr>
+          <w:ilvl w:val="1"/>
+          <w:numId w:val="31"/>
+        </w:numPr>
+        <w:rPr>
+          <w:rFonts w:ascii="Roboto Mono" w:hAnsi="Roboto Mono"/>
+          <w:lang w:val="en-US"/>
+        </w:rPr>
+      </w:pPr>
+      <w:r>
+        <w:rPr>
+          <w:rFonts w:ascii="Roboto Mono" w:hAnsi="Roboto Mono"/>
+          <w:lang w:val="en-US"/>
+        </w:rPr>
+        <w:t>If too large, split it into smaller stories.</w:t>
+      </w:r>
+    </w:p>
+    <w:p>
+      <w:pPr>
+        <w:numPr>
+          <w:ilvl w:val="1"/>
+          <w:numId w:val="31"/>
+        </w:numPr>
+        <w:rPr>
+          <w:rFonts w:ascii="Roboto Mono" w:hAnsi="Roboto Mono"/>
+          <w:lang w:val="en-US"/>
+        </w:rPr>
+      </w:pPr>
+      <w:r>
+        <w:rPr>
+          <w:rFonts w:ascii="Roboto Mono" w:hAnsi="Roboto Mono"/>
+          <w:lang w:val="en-US"/>
+        </w:rPr>
+        <w:t>Example: “As a user, I can search for products by name.” (small).</w:t>
+      </w:r>
+    </w:p>
+    <w:p>
+      <w:pPr>
+        <w:numPr>
+          <w:ilvl w:val="1"/>
+          <w:numId w:val="31"/>
+        </w:numPr>
+        <w:rPr>
+          <w:rFonts w:ascii="Roboto Mono" w:hAnsi="Roboto Mono"/>
+          <w:lang w:val="en-US"/>
+        </w:rPr>
+      </w:pPr>
+      <w:r>
+        <w:rPr>
+          <w:rFonts w:ascii="Roboto Mono" w:hAnsi="Roboto Mono"/>
+          <w:lang w:val="en-US"/>
+        </w:rPr>
+        <w:t>Bad: “As a user, I can manage all aspects of my account.” (too big).</w:t>
+      </w:r>
+    </w:p>
+    <w:p>
+      <w:pPr>
+        <w:numPr>
+          <w:ilvl w:val="0"/>
+          <w:numId w:val="31"/>
+        </w:numPr>
+        <w:rPr>
+          <w:rFonts w:ascii="Roboto Mono" w:hAnsi="Roboto Mono"/>
+          <w:lang w:val="en-US"/>
+        </w:rPr>
+      </w:pPr>
+      <w:r>
+        <w:rPr>
+          <w:rFonts w:ascii="Roboto Mono" w:hAnsi="Roboto Mono"/>
+          <w:b/>
+          <w:bCs/>
+          <w:lang w:val="en-US"/>
+        </w:rPr>
+        <w:t>T – Testable</w:t>
+      </w:r>
+    </w:p>
+    <w:p>
+      <w:pPr>
+        <w:numPr>
+          <w:ilvl w:val="1"/>
+          <w:numId w:val="31"/>
+        </w:numPr>
+        <w:rPr>
+          <w:rFonts w:ascii="Roboto Mono" w:hAnsi="Roboto Mono"/>
+          <w:lang w:val="en-US"/>
+        </w:rPr>
+      </w:pPr>
+      <w:r>
+        <w:rPr>
+          <w:rFonts w:ascii="Roboto Mono" w:hAnsi="Roboto Mono"/>
+          <w:lang w:val="en-US"/>
+        </w:rPr>
+        <w:t>There must be clear acceptance criteria so the team can test it.</w:t>
+      </w:r>
+    </w:p>
+    <w:p>
+      <w:pPr>
+        <w:numPr>
+          <w:ilvl w:val="1"/>
+          <w:numId w:val="31"/>
+        </w:numPr>
+        <w:rPr>
+          <w:rFonts w:ascii="Roboto Mono" w:hAnsi="Roboto Mono"/>
+          <w:lang w:val="en-US"/>
+        </w:rPr>
+      </w:pPr>
+      <w:r>
+        <w:rPr>
+          <w:rFonts w:ascii="Roboto Mono" w:hAnsi="Roboto Mono"/>
+          <w:lang w:val="en-US"/>
+        </w:rPr>
+        <w:t>Example: “As a user, I can log in with a valid email and password.”</w:t>
+      </w:r>
+    </w:p>
+    <w:p>
+      <w:pPr>
+        <w:numPr>
+          <w:ilvl w:val="2"/>
+          <w:numId w:val="31"/>
+        </w:numPr>
+        <w:rPr>
+          <w:rFonts w:ascii="Roboto Mono" w:hAnsi="Roboto Mono"/>
+          <w:lang w:val="en-US"/>
+        </w:rPr>
+      </w:pPr>
+      <w:r>
+        <w:rPr>
+          <w:rFonts w:ascii="Roboto Mono" w:hAnsi="Roboto Mono"/>
+          <w:lang w:val="en-US"/>
+        </w:rPr>
+        <w:t>Acceptance test: login succeeds with valid credentials, fails with invalid ones.</w:t>
+      </w:r>
+    </w:p>
+    <w:p>
+      <w:pPr>
+        <w:rPr>
+          <w:rFonts w:ascii="Roboto Mono" w:hAnsi="Roboto Mono"/>
+          <w:lang w:val="en-US"/>
+        </w:rPr>
+      </w:pPr>
+      <w:r>
+        <w:rPr>
+          <w:rFonts w:ascii="Roboto Mono" w:hAnsi="Roboto Mono"/>
+          <w:lang w:val="en-US"/>
+        </w:rPr>
+        <w:pict w14:anchorId="3EA71C06">
+          <v:rect id="_x0000_i1031" style="width:0;height:1.5pt" o:hralign="center" o:hrstd="t" o:hr="t" fillcolor="#a0a0a0" stroked="f"/>
+        </w:pict>
+      </w:r>
+    </w:p>
+    <w:p>
+      <w:pPr>
+        <w:rPr>
+          <w:rFonts w:ascii="Roboto Mono" w:hAnsi="Roboto Mono"/>
+          <w:b/>
+          <w:bCs/>
           <w:lang w:val="en-US"/>
         </w:rPr>
       </w:pPr>
       <w:r>
         <w:rPr>
           <w:rFonts w:ascii="Segoe UI Emoji" w:hAnsi="Segoe UI Emoji" w:cs="Segoe UI Emoji"/>
+          <w:b/>
+          <w:bCs/>
           <w:lang w:val="en-US"/>
         </w:rPr>
         <w:t>✅</w:t>
@@ -1557,64 +1861,64 @@
       <w:r>
         <w:rPr>
           <w:rFonts w:ascii="Roboto Mono" w:hAnsi="Roboto Mono"/>
-          <w:lang w:val="en-US"/>
-        </w:rPr>
-        <w:t xml:space="preserve"> Good: “As a shopper, I can save items to my </w:t>
-      </w:r>
-      <w:proofErr w:type="spellStart"/>
-      <w:r>
-        <w:rPr>
-          <w:rFonts w:ascii="Roboto Mono" w:hAnsi="Roboto Mono"/>
-          <w:lang w:val="en-US"/>
-        </w:rPr>
-        <w:t>wishlist</w:t>
-      </w:r>
-      <w:proofErr w:type="spellEnd"/>
-      <w:r>
-        <w:rPr>
-          <w:rFonts w:ascii="Roboto Mono" w:hAnsi="Roboto Mono"/>
-          <w:lang w:val="en-US"/>
-        </w:rPr>
-        <w:t xml:space="preserve"> so I can purchase them later.”</w:t>
-      </w:r>
-    </w:p>
-    <w:p>
-      <w:pPr>
-        <w:numPr>
-          <w:ilvl w:val="1"/>
-          <w:numId w:val="36"/>
-        </w:numPr>
-        <w:rPr>
-          <w:rFonts w:ascii="Roboto Mono" w:hAnsi="Roboto Mono"/>
-          <w:lang w:val="en-US"/>
-        </w:rPr>
-      </w:pPr>
+          <w:b/>
+          <w:bCs/>
+          <w:lang w:val="en-US"/>
+        </w:rPr>
+        <w:t xml:space="preserve"> In short:</w:t>
+      </w:r>
+    </w:p>
+    <w:p>
+      <w:pPr>
+        <w:rPr>
+          <w:rFonts w:ascii="Roboto Mono" w:hAnsi="Roboto Mono"/>
+          <w:lang w:val="en-US"/>
+        </w:rPr>
+      </w:pPr>
+      <w:r>
+        <w:rPr>
+          <w:rFonts w:ascii="Roboto Mono" w:hAnsi="Roboto Mono"/>
+          <w:lang w:val="en-US"/>
+        </w:rPr>
+        <w:t xml:space="preserve">A </w:t>
+      </w:r>
+      <w:r>
+        <w:rPr>
+          <w:rFonts w:ascii="Roboto Mono" w:hAnsi="Roboto Mono"/>
+          <w:b/>
+          <w:bCs/>
+          <w:lang w:val="en-US"/>
+        </w:rPr>
+        <w:t>good User Story</w:t>
+      </w:r>
+      <w:r>
+        <w:rPr>
+          <w:rFonts w:ascii="Roboto Mono" w:hAnsi="Roboto Mono"/>
+          <w:lang w:val="en-US"/>
+        </w:rPr>
+        <w:t xml:space="preserve"> should be:</w:t>
+      </w:r>
+      <w:r>
+        <w:rPr>
+          <w:rFonts w:ascii="Roboto Mono" w:hAnsi="Roboto Mono"/>
+          <w:lang w:val="en-US"/>
+        </w:rPr>
+        <w:br/>
+      </w:r>
       <w:r>
         <w:rPr>
           <w:rFonts w:ascii="Segoe UI Emoji" w:hAnsi="Segoe UI Emoji" w:cs="Segoe UI Emoji"/>
           <w:lang w:val="en-US"/>
         </w:rPr>
-        <w:t>❌</w:t>
-      </w:r>
-      <w:r>
-        <w:rPr>
-          <w:rFonts w:ascii="Roboto Mono" w:hAnsi="Roboto Mono"/>
-          <w:lang w:val="en-US"/>
-        </w:rPr>
-        <w:t xml:space="preserve"> Bad: “As a developer, I want to refactor the code.” (this is a task, not user value).</w:t>
-      </w:r>
-    </w:p>
-    <w:p>
-      <w:pPr>
-        <w:numPr>
-          <w:ilvl w:val="0"/>
-          <w:numId w:val="36"/>
-        </w:numPr>
-        <w:rPr>
-          <w:rFonts w:ascii="Roboto Mono" w:hAnsi="Roboto Mono"/>
-          <w:lang w:val="en-US"/>
-        </w:rPr>
-      </w:pPr>
+        <w:t>👉</w:t>
+      </w:r>
+      <w:r>
+        <w:rPr>
+          <w:rFonts w:ascii="Roboto Mono" w:hAnsi="Roboto Mono"/>
+          <w:lang w:val="en-US"/>
+        </w:rPr>
+        <w:t xml:space="preserve"> </w:t>
+      </w:r>
       <w:r>
         <w:rPr>
           <w:rFonts w:ascii="Roboto Mono" w:hAnsi="Roboto Mono"/>
@@ -1622,344 +1926,6 @@
           <w:bCs/>
           <w:lang w:val="en-US"/>
         </w:rPr>
-        <w:t>E – Estimable</w:t>
-      </w:r>
-    </w:p>
-    <w:p>
-      <w:pPr>
-        <w:numPr>
-          <w:ilvl w:val="1"/>
-          <w:numId w:val="36"/>
-        </w:numPr>
-        <w:rPr>
-          <w:rFonts w:ascii="Roboto Mono" w:hAnsi="Roboto Mono"/>
-          <w:lang w:val="en-US"/>
-        </w:rPr>
-      </w:pPr>
-      <w:r>
-        <w:rPr>
-          <w:rFonts w:ascii="Roboto Mono" w:hAnsi="Roboto Mono"/>
-          <w:lang w:val="en-US"/>
-        </w:rPr>
-        <w:t>The team must be able to estimate the effort.</w:t>
-      </w:r>
-    </w:p>
-    <w:p>
-      <w:pPr>
-        <w:numPr>
-          <w:ilvl w:val="1"/>
-          <w:numId w:val="36"/>
-        </w:numPr>
-        <w:rPr>
-          <w:rFonts w:ascii="Roboto Mono" w:hAnsi="Roboto Mono"/>
-          <w:lang w:val="en-US"/>
-        </w:rPr>
-      </w:pPr>
-      <w:r>
-        <w:rPr>
-          <w:rFonts w:ascii="Roboto Mono" w:hAnsi="Roboto Mono"/>
-          <w:lang w:val="en-US"/>
-        </w:rPr>
-        <w:t>If it’s too vague or too big, break it down.</w:t>
-      </w:r>
-    </w:p>
-    <w:p>
-      <w:pPr>
-        <w:numPr>
-          <w:ilvl w:val="1"/>
-          <w:numId w:val="36"/>
-        </w:numPr>
-        <w:rPr>
-          <w:rFonts w:ascii="Roboto Mono" w:hAnsi="Roboto Mono"/>
-          <w:lang w:val="en-US"/>
-        </w:rPr>
-      </w:pPr>
-      <w:r>
-        <w:rPr>
-          <w:rFonts w:ascii="Roboto Mono" w:hAnsi="Roboto Mono"/>
-          <w:lang w:val="en-US"/>
-        </w:rPr>
-        <w:t>Example: “As an admin, I can generate sales reports” (estimable).</w:t>
-      </w:r>
-    </w:p>
-    <w:p>
-      <w:pPr>
-        <w:numPr>
-          <w:ilvl w:val="0"/>
-          <w:numId w:val="36"/>
-        </w:numPr>
-        <w:rPr>
-          <w:rFonts w:ascii="Roboto Mono" w:hAnsi="Roboto Mono"/>
-          <w:lang w:val="en-US"/>
-        </w:rPr>
-      </w:pPr>
-      <w:r>
-        <w:rPr>
-          <w:rFonts w:ascii="Roboto Mono" w:hAnsi="Roboto Mono"/>
-          <w:b/>
-          <w:bCs/>
-          <w:lang w:val="en-US"/>
-        </w:rPr>
-        <w:t>S – Small</w:t>
-      </w:r>
-    </w:p>
-    <w:p>
-      <w:pPr>
-        <w:numPr>
-          <w:ilvl w:val="1"/>
-          <w:numId w:val="36"/>
-        </w:numPr>
-        <w:rPr>
-          <w:rFonts w:ascii="Roboto Mono" w:hAnsi="Roboto Mono"/>
-          <w:lang w:val="en-US"/>
-        </w:rPr>
-      </w:pPr>
-      <w:r>
-        <w:rPr>
-          <w:rFonts w:ascii="Roboto Mono" w:hAnsi="Roboto Mono"/>
-          <w:lang w:val="en-US"/>
-        </w:rPr>
-        <w:t>The story should be small enough to complete within a sprint (usually a few days).</w:t>
-      </w:r>
-    </w:p>
-    <w:p>
-      <w:pPr>
-        <w:numPr>
-          <w:ilvl w:val="1"/>
-          <w:numId w:val="36"/>
-        </w:numPr>
-        <w:rPr>
-          <w:rFonts w:ascii="Roboto Mono" w:hAnsi="Roboto Mono"/>
-          <w:lang w:val="en-US"/>
-        </w:rPr>
-      </w:pPr>
-      <w:r>
-        <w:rPr>
-          <w:rFonts w:ascii="Roboto Mono" w:hAnsi="Roboto Mono"/>
-          <w:lang w:val="en-US"/>
-        </w:rPr>
-        <w:t>If too large, split it into smaller stories.</w:t>
-      </w:r>
-    </w:p>
-    <w:p>
-      <w:pPr>
-        <w:numPr>
-          <w:ilvl w:val="1"/>
-          <w:numId w:val="36"/>
-        </w:numPr>
-        <w:rPr>
-          <w:rFonts w:ascii="Roboto Mono" w:hAnsi="Roboto Mono"/>
-          <w:lang w:val="en-US"/>
-        </w:rPr>
-      </w:pPr>
-      <w:r>
-        <w:rPr>
-          <w:rFonts w:ascii="Roboto Mono" w:hAnsi="Roboto Mono"/>
-          <w:lang w:val="en-US"/>
-        </w:rPr>
-        <w:t>Example: “As a user, I can search for products by name.” (small).</w:t>
-      </w:r>
-    </w:p>
-    <w:p>
-      <w:pPr>
-        <w:numPr>
-          <w:ilvl w:val="1"/>
-          <w:numId w:val="36"/>
-        </w:numPr>
-        <w:rPr>
-          <w:rFonts w:ascii="Roboto Mono" w:hAnsi="Roboto Mono"/>
-          <w:lang w:val="en-US"/>
-        </w:rPr>
-      </w:pPr>
-      <w:r>
-        <w:rPr>
-          <w:rFonts w:ascii="Roboto Mono" w:hAnsi="Roboto Mono"/>
-          <w:lang w:val="en-US"/>
-        </w:rPr>
-        <w:t>Bad: “As a user, I can manage all aspects of my account.” (too big).</w:t>
-      </w:r>
-    </w:p>
-    <w:p>
-      <w:pPr>
-        <w:numPr>
-          <w:ilvl w:val="0"/>
-          <w:numId w:val="36"/>
-        </w:numPr>
-        <w:rPr>
-          <w:rFonts w:ascii="Roboto Mono" w:hAnsi="Roboto Mono"/>
-          <w:lang w:val="en-US"/>
-        </w:rPr>
-      </w:pPr>
-      <w:r>
-        <w:rPr>
-          <w:rFonts w:ascii="Roboto Mono" w:hAnsi="Roboto Mono"/>
-          <w:b/>
-          <w:bCs/>
-          <w:lang w:val="en-US"/>
-        </w:rPr>
-        <w:t>T – Testable</w:t>
-      </w:r>
-    </w:p>
-    <w:p>
-      <w:pPr>
-        <w:numPr>
-          <w:ilvl w:val="1"/>
-          <w:numId w:val="36"/>
-        </w:numPr>
-        <w:rPr>
-          <w:rFonts w:ascii="Roboto Mono" w:hAnsi="Roboto Mono"/>
-          <w:lang w:val="en-US"/>
-        </w:rPr>
-      </w:pPr>
-      <w:r>
-        <w:rPr>
-          <w:rFonts w:ascii="Roboto Mono" w:hAnsi="Roboto Mono"/>
-          <w:lang w:val="en-US"/>
-        </w:rPr>
-        <w:t>There must be clear acceptance criteria so the team can test it.</w:t>
-      </w:r>
-    </w:p>
-    <w:p>
-      <w:pPr>
-        <w:numPr>
-          <w:ilvl w:val="1"/>
-          <w:numId w:val="36"/>
-        </w:numPr>
-        <w:rPr>
-          <w:rFonts w:ascii="Roboto Mono" w:hAnsi="Roboto Mono"/>
-          <w:lang w:val="en-US"/>
-        </w:rPr>
-      </w:pPr>
-      <w:r>
-        <w:rPr>
-          <w:rFonts w:ascii="Roboto Mono" w:hAnsi="Roboto Mono"/>
-          <w:lang w:val="en-US"/>
-        </w:rPr>
-        <w:t>Example: “As a user, I can log in with a valid email and password.”</w:t>
-      </w:r>
-    </w:p>
-    <w:p>
-      <w:pPr>
-        <w:numPr>
-          <w:ilvl w:val="2"/>
-          <w:numId w:val="36"/>
-        </w:numPr>
-        <w:rPr>
-          <w:rFonts w:ascii="Roboto Mono" w:hAnsi="Roboto Mono"/>
-          <w:lang w:val="en-US"/>
-        </w:rPr>
-      </w:pPr>
-      <w:r>
-        <w:rPr>
-          <w:rFonts w:ascii="Roboto Mono" w:hAnsi="Roboto Mono"/>
-          <w:lang w:val="en-US"/>
-        </w:rPr>
-        <w:t>Acceptance test: login succeeds with valid credentials, fails with invalid ones.</w:t>
-      </w:r>
-    </w:p>
-    <w:p>
-      <w:pPr>
-        <w:rPr>
-          <w:rFonts w:ascii="Roboto Mono" w:hAnsi="Roboto Mono"/>
-          <w:lang w:val="en-US"/>
-        </w:rPr>
-      </w:pPr>
-      <w:r>
-        <w:rPr>
-          <w:rFonts w:ascii="Roboto Mono" w:hAnsi="Roboto Mono"/>
-          <w:lang w:val="en-US"/>
-        </w:rPr>
-        <w:pict w14:anchorId="07CE591B">
-          <v:rect id="_x0000_i1134" style="width:0;height:1.5pt" o:hralign="center" o:hrstd="t" o:hr="t" fillcolor="#a0a0a0" stroked="f"/>
-        </w:pict>
-      </w:r>
-    </w:p>
-    <w:p>
-      <w:pPr>
-        <w:rPr>
-          <w:rFonts w:ascii="Roboto Mono" w:hAnsi="Roboto Mono"/>
-          <w:b/>
-          <w:bCs/>
-          <w:lang w:val="en-US"/>
-        </w:rPr>
-      </w:pPr>
-      <w:r>
-        <w:rPr>
-          <w:rFonts w:ascii="Segoe UI Emoji" w:hAnsi="Segoe UI Emoji" w:cs="Segoe UI Emoji"/>
-          <w:b/>
-          <w:bCs/>
-          <w:lang w:val="en-US"/>
-        </w:rPr>
-        <w:t>✅</w:t>
-      </w:r>
-      <w:r>
-        <w:rPr>
-          <w:rFonts w:ascii="Roboto Mono" w:hAnsi="Roboto Mono"/>
-          <w:b/>
-          <w:bCs/>
-          <w:lang w:val="en-US"/>
-        </w:rPr>
-        <w:t xml:space="preserve"> In short:</w:t>
-      </w:r>
-    </w:p>
-    <w:p>
-      <w:pPr>
-        <w:rPr>
-          <w:rFonts w:ascii="Roboto Mono" w:hAnsi="Roboto Mono"/>
-          <w:lang w:val="en-US"/>
-        </w:rPr>
-      </w:pPr>
-      <w:r>
-        <w:rPr>
-          <w:rFonts w:ascii="Roboto Mono" w:hAnsi="Roboto Mono"/>
-          <w:lang w:val="en-US"/>
-        </w:rPr>
-        <w:t xml:space="preserve">A </w:t>
-      </w:r>
-      <w:r>
-        <w:rPr>
-          <w:rFonts w:ascii="Roboto Mono" w:hAnsi="Roboto Mono"/>
-          <w:b/>
-          <w:bCs/>
-          <w:lang w:val="en-US"/>
-        </w:rPr>
-        <w:t>good User Story</w:t>
-      </w:r>
-      <w:r>
-        <w:rPr>
-          <w:rFonts w:ascii="Roboto Mono" w:hAnsi="Roboto Mono"/>
-          <w:lang w:val="en-US"/>
-        </w:rPr>
-        <w:t xml:space="preserve"> should be:</w:t>
-      </w:r>
-      <w:r>
-        <w:rPr>
-          <w:rFonts w:ascii="Roboto Mono" w:hAnsi="Roboto Mono"/>
-          <w:lang w:val="en-US"/>
-        </w:rPr>
-        <w:br/>
-      </w:r>
-      <w:r>
-        <w:rPr>
-          <w:rFonts w:ascii="Segoe UI Emoji" w:hAnsi="Segoe UI Emoji" w:cs="Segoe UI Emoji"/>
-          <w:lang w:val="en-US"/>
-        </w:rPr>
-        <w:t>👉</w:t>
-      </w:r>
-      <w:r>
-        <w:rPr>
-          <w:rFonts w:ascii="Roboto Mono" w:hAnsi="Roboto Mono"/>
-          <w:lang w:val="en-US"/>
-        </w:rPr>
-        <w:t xml:space="preserve"> </w:t>
-      </w:r>
-      <w:r>
-        <w:rPr>
-          <w:rFonts w:ascii="Roboto Mono" w:hAnsi="Roboto Mono"/>
-          <w:b/>
-          <w:bCs/>
-          <w:lang w:val="en-US"/>
-        </w:rPr>
         <w:t>Independent, Negotiable, Valuable, Estimable, Small, Testable.</w:t>
       </w:r>
     </w:p>
@@ -1975,8 +1941,8 @@
           <w:rFonts w:ascii="Roboto Mono" w:hAnsi="Roboto Mono"/>
           <w:lang w:val="en-US"/>
         </w:rPr>
-        <w:pict w14:anchorId="123D084D">
-          <v:rect id="_x0000_i1135" style="width:0;height:1.5pt" o:hralign="center" o:hrstd="t" o:hr="t" fillcolor="#a0a0a0" stroked="f"/>
+        <w:pict w14:anchorId="2BEAD970">
+          <v:rect id="_x0000_i1032" style="width:0;height:1.5pt" o:hralign="center" o:hrstd="t" o:hr="t" fillcolor="#a0a0a0" stroked="f"/>
         </w:pict>
       </w:r>
     </w:p>
@@ -2014,21 +1980,12 @@
         </w:rPr>
         <w:t xml:space="preserve">: </w:t>
       </w:r>
-      <w:proofErr w:type="spellStart"/>
-      <w:r>
-        <w:rPr>
-          <w:b/>
-          <w:shd w:val="clear" w:color="auto" w:fill="B7B7B7"/>
-        </w:rPr>
-        <w:t>Chatgpt</w:t>
-      </w:r>
-      <w:proofErr w:type="spellEnd"/>
-      <w:r>
-        <w:rPr>
-          <w:b/>
-          <w:shd w:val="clear" w:color="auto" w:fill="B7B7B7"/>
-        </w:rPr>
-        <w:t xml:space="preserve"> </w:t>
+      <w:r>
+        <w:rPr>
+          <w:b/>
+          <w:shd w:val="clear" w:color="auto" w:fill="B7B7B7"/>
+        </w:rPr>
+        <w:t xml:space="preserve">Chatgpt </w:t>
       </w:r>
       <w:r>
         <w:rPr>
@@ -2037,7 +1994,26 @@
           <w:szCs w:val="14"/>
           <w:shd w:val="clear" w:color="auto" w:fill="B7B7B7"/>
         </w:rPr>
-        <w:t>(GPT-5-Standard) at [8/17/2025]</w:t>
+        <w:t>(GPT</w:t>
+      </w:r>
+      <w:r>
+        <w:rPr>
+          <w:rFonts w:ascii="Cambria Math" w:hAnsi="Cambria Math" w:cs="Cambria Math"/>
+          <w:b/>
+          <w:sz w:val="14"/>
+          <w:szCs w:val="14"/>
+          <w:shd w:val="clear" w:color="auto" w:fill="B7B7B7"/>
+        </w:rPr>
+        <w:t>‑</w:t>
+      </w:r>
+      <w:r>
+        <w:rPr>
+          <w:b/>
+          <w:sz w:val="14"/>
+          <w:szCs w:val="14"/>
+          <w:shd w:val="clear" w:color="auto" w:fill="B7B7B7"/>
+        </w:rPr>
+        <w:t>5 Mini) at [8/17/2025]</w:t>
       </w:r>
     </w:p>
     <w:p>
@@ -2053,14 +2029,14 @@
           <w:rFonts w:ascii="Roboto Mono" w:eastAsia="Roboto Mono" w:hAnsi="Roboto Mono" w:cs="Roboto Mono"/>
           <w:b/>
         </w:rPr>
+        <w:t>A User Story is a short, user-centered description of a feature that captures what the user wants, why they want it, and provides a basis for collaborative discussions and acceptance criteria in Agile development.</w:t>
+      </w:r>
+    </w:p>
+    <w:p>
+      <w:r>
         <w:lastRenderedPageBreak/>
-        <w:t>A User Story is a short, user-centered description of a feature that captures what the user wants, why they want it, and provides a basis for collaborative discussions and acceptance criteria in Agile development.</w:t>
-      </w:r>
-    </w:p>
-    <w:p>
-      <w:r>
-        <w:pict w14:anchorId="75B1D7C4">
-          <v:rect id="_x0000_i1031" style="width:0;height:1.5pt" o:hralign="center" o:hrstd="t" o:hr="t" fillcolor="#a0a0a0" stroked="f"/>
+        <w:pict w14:anchorId="6BA46D8F">
+          <v:rect id="_x0000_i1033" style="width:0;height:1.5pt" o:hralign="center" o:hrstd="t" o:hr="t" fillcolor="#a0a0a0" stroked="f"/>
         </w:pict>
       </w:r>
     </w:p>
@@ -2102,21 +2078,12 @@
         </w:rPr>
         <w:t xml:space="preserve">: </w:t>
       </w:r>
-      <w:proofErr w:type="spellStart"/>
-      <w:r>
-        <w:rPr>
-          <w:b/>
-          <w:shd w:val="clear" w:color="auto" w:fill="B7B7B7"/>
-        </w:rPr>
-        <w:t>Chatgpt</w:t>
-      </w:r>
-      <w:proofErr w:type="spellEnd"/>
-      <w:r>
-        <w:rPr>
-          <w:b/>
-          <w:shd w:val="clear" w:color="auto" w:fill="B7B7B7"/>
-        </w:rPr>
-        <w:t xml:space="preserve"> </w:t>
+      <w:r>
+        <w:rPr>
+          <w:b/>
+          <w:shd w:val="clear" w:color="auto" w:fill="B7B7B7"/>
+        </w:rPr>
+        <w:t xml:space="preserve">Chatgpt </w:t>
       </w:r>
       <w:r>
         <w:rPr>
@@ -2125,7 +2092,26 @@
           <w:szCs w:val="14"/>
           <w:shd w:val="clear" w:color="auto" w:fill="B7B7B7"/>
         </w:rPr>
-        <w:t>(GPT-5-Standard) at [8/17/2025]</w:t>
+        <w:t>(GPT</w:t>
+      </w:r>
+      <w:r>
+        <w:rPr>
+          <w:rFonts w:ascii="Cambria Math" w:hAnsi="Cambria Math" w:cs="Cambria Math"/>
+          <w:b/>
+          <w:sz w:val="14"/>
+          <w:szCs w:val="14"/>
+          <w:shd w:val="clear" w:color="auto" w:fill="B7B7B7"/>
+        </w:rPr>
+        <w:t>‑</w:t>
+      </w:r>
+      <w:r>
+        <w:rPr>
+          <w:b/>
+          <w:sz w:val="14"/>
+          <w:szCs w:val="14"/>
+          <w:shd w:val="clear" w:color="auto" w:fill="B7B7B7"/>
+        </w:rPr>
+        <w:t>5 Mini) at [8/17/2025]</w:t>
       </w:r>
     </w:p>
     <w:p>
@@ -2302,8 +2288,8 @@
     </w:p>
     <w:p>
       <w:r>
-        <w:pict w14:anchorId="42AF808D">
-          <v:rect id="_x0000_i1032" style="width:0;height:1.5pt" o:hralign="center" o:hrstd="t" o:hr="t" fillcolor="#a0a0a0" stroked="f"/>
+        <w:pict w14:anchorId="1E0BF8EB">
+          <v:rect id="_x0000_i1034" style="width:0;height:1.5pt" o:hralign="center" o:hrstd="t" o:hr="t" fillcolor="#a0a0a0" stroked="f"/>
         </w:pict>
       </w:r>
     </w:p>
@@ -2334,21 +2320,12 @@
         </w:rPr>
         <w:t xml:space="preserve">: </w:t>
       </w:r>
-      <w:proofErr w:type="spellStart"/>
-      <w:r>
-        <w:rPr>
-          <w:b/>
-          <w:shd w:val="clear" w:color="auto" w:fill="B7B7B7"/>
-        </w:rPr>
-        <w:t>Chatgpt</w:t>
-      </w:r>
-      <w:proofErr w:type="spellEnd"/>
-      <w:r>
-        <w:rPr>
-          <w:b/>
-          <w:shd w:val="clear" w:color="auto" w:fill="B7B7B7"/>
-        </w:rPr>
-        <w:t xml:space="preserve"> </w:t>
+      <w:r>
+        <w:rPr>
+          <w:b/>
+          <w:shd w:val="clear" w:color="auto" w:fill="B7B7B7"/>
+        </w:rPr>
+        <w:t xml:space="preserve">Chatgpt </w:t>
       </w:r>
       <w:r>
         <w:rPr>
@@ -2357,7 +2334,26 @@
           <w:szCs w:val="14"/>
           <w:shd w:val="clear" w:color="auto" w:fill="B7B7B7"/>
         </w:rPr>
-        <w:t>(GPT-5-Standard) at [8/17/2025]</w:t>
+        <w:t>(GPT</w:t>
+      </w:r>
+      <w:r>
+        <w:rPr>
+          <w:rFonts w:ascii="Cambria Math" w:hAnsi="Cambria Math" w:cs="Cambria Math"/>
+          <w:b/>
+          <w:sz w:val="14"/>
+          <w:szCs w:val="14"/>
+          <w:shd w:val="clear" w:color="auto" w:fill="B7B7B7"/>
+        </w:rPr>
+        <w:t>‑</w:t>
+      </w:r>
+      <w:r>
+        <w:rPr>
+          <w:b/>
+          <w:sz w:val="14"/>
+          <w:szCs w:val="14"/>
+          <w:shd w:val="clear" w:color="auto" w:fill="B7B7B7"/>
+        </w:rPr>
+        <w:t>5 Mini) at [8/17/2025]</w:t>
       </w:r>
     </w:p>
     <w:p>
@@ -2428,7 +2424,6 @@
         <w:rPr>
           <w:rFonts w:ascii="Roboto Mono" w:eastAsia="Roboto Mono" w:hAnsi="Roboto Mono" w:cs="Roboto Mono"/>
         </w:rPr>
-        <w:lastRenderedPageBreak/>
         <w:t xml:space="preserve">Stories are </w:t>
       </w:r>
       <w:r>
@@ -2487,8 +2482,8 @@
     </w:p>
     <w:p>
       <w:r>
-        <w:pict w14:anchorId="61E36EEC">
-          <v:rect id="_x0000_i1033" style="width:0;height:1.5pt" o:hralign="center" o:hrstd="t" o:hr="t" fillcolor="#a0a0a0" stroked="f"/>
+        <w:pict w14:anchorId="4C590D7C">
+          <v:rect id="_x0000_i1035" style="width:0;height:1.5pt" o:hralign="center" o:hrstd="t" o:hr="t" fillcolor="#a0a0a0" stroked="f"/>
         </w:pict>
       </w:r>
     </w:p>
@@ -2501,6 +2496,7 @@
       <w:bookmarkStart w:id="9" w:name="_6kkr638v8tjo" w:colFirst="0" w:colLast="0"/>
       <w:bookmarkEnd w:id="9"/>
       <w:r>
+        <w:lastRenderedPageBreak/>
         <w:t>🛠️ Common Practices</w:t>
       </w:r>
     </w:p>
@@ -2521,21 +2517,12 @@
         </w:rPr>
         <w:t xml:space="preserve">: </w:t>
       </w:r>
-      <w:proofErr w:type="spellStart"/>
-      <w:r>
-        <w:rPr>
-          <w:b/>
-          <w:shd w:val="clear" w:color="auto" w:fill="B7B7B7"/>
-        </w:rPr>
-        <w:t>Chatgpt</w:t>
-      </w:r>
-      <w:proofErr w:type="spellEnd"/>
-      <w:r>
-        <w:rPr>
-          <w:b/>
-          <w:shd w:val="clear" w:color="auto" w:fill="B7B7B7"/>
-        </w:rPr>
-        <w:t xml:space="preserve"> </w:t>
+      <w:r>
+        <w:rPr>
+          <w:b/>
+          <w:shd w:val="clear" w:color="auto" w:fill="B7B7B7"/>
+        </w:rPr>
+        <w:t xml:space="preserve">Chatgpt </w:t>
       </w:r>
       <w:r>
         <w:rPr>
@@ -2544,7 +2531,26 @@
           <w:szCs w:val="14"/>
           <w:shd w:val="clear" w:color="auto" w:fill="B7B7B7"/>
         </w:rPr>
-        <w:t>(GPT-5-Standard) at [8/17/2025]</w:t>
+        <w:t>(GPT</w:t>
+      </w:r>
+      <w:r>
+        <w:rPr>
+          <w:rFonts w:ascii="Cambria Math" w:hAnsi="Cambria Math" w:cs="Cambria Math"/>
+          <w:b/>
+          <w:sz w:val="14"/>
+          <w:szCs w:val="14"/>
+          <w:shd w:val="clear" w:color="auto" w:fill="B7B7B7"/>
+        </w:rPr>
+        <w:t>‑</w:t>
+      </w:r>
+      <w:r>
+        <w:rPr>
+          <w:b/>
+          <w:sz w:val="14"/>
+          <w:szCs w:val="14"/>
+          <w:shd w:val="clear" w:color="auto" w:fill="B7B7B7"/>
+        </w:rPr>
+        <w:t>5 Mini) at [8/17/2025]</w:t>
       </w:r>
     </w:p>
     <w:p>
@@ -2681,23 +2687,7 @@
           <w:rFonts w:ascii="Roboto Mono" w:eastAsia="Roboto Mono" w:hAnsi="Roboto Mono" w:cs="Roboto Mono"/>
           <w:b/>
         </w:rPr>
-        <w:t>Specification by Example (</w:t>
-      </w:r>
-      <w:proofErr w:type="spellStart"/>
-      <w:r>
-        <w:rPr>
-          <w:rFonts w:ascii="Roboto Mono" w:eastAsia="Roboto Mono" w:hAnsi="Roboto Mono" w:cs="Roboto Mono"/>
-          <w:b/>
-        </w:rPr>
-        <w:t>SbE</w:t>
-      </w:r>
-      <w:proofErr w:type="spellEnd"/>
-      <w:r>
-        <w:rPr>
-          <w:rFonts w:ascii="Roboto Mono" w:eastAsia="Roboto Mono" w:hAnsi="Roboto Mono" w:cs="Roboto Mono"/>
-          <w:b/>
-        </w:rPr>
-        <w:t>)</w:t>
+        <w:t>Specification by Example (SbE)</w:t>
       </w:r>
       <w:r>
         <w:rPr>
@@ -2711,8 +2701,8 @@
     </w:p>
     <w:p>
       <w:r>
-        <w:pict w14:anchorId="6D233B6F">
-          <v:rect id="_x0000_i1034" style="width:0;height:1.5pt" o:hralign="center" o:hrstd="t" o:hr="t" fillcolor="#a0a0a0" stroked="f"/>
+        <w:pict w14:anchorId="0F673E25">
+          <v:rect id="_x0000_i1036" style="width:0;height:1.5pt" o:hralign="center" o:hrstd="t" o:hr="t" fillcolor="#a0a0a0" stroked="f"/>
         </w:pict>
       </w:r>
     </w:p>
@@ -2745,21 +2735,12 @@
         </w:rPr>
         <w:t xml:space="preserve">: </w:t>
       </w:r>
-      <w:proofErr w:type="spellStart"/>
-      <w:r>
-        <w:rPr>
-          <w:b/>
-          <w:shd w:val="clear" w:color="auto" w:fill="B7B7B7"/>
-        </w:rPr>
-        <w:t>Chatgpt</w:t>
-      </w:r>
-      <w:proofErr w:type="spellEnd"/>
-      <w:r>
-        <w:rPr>
-          <w:b/>
-          <w:shd w:val="clear" w:color="auto" w:fill="B7B7B7"/>
-        </w:rPr>
-        <w:t xml:space="preserve"> </w:t>
+      <w:r>
+        <w:rPr>
+          <w:b/>
+          <w:shd w:val="clear" w:color="auto" w:fill="B7B7B7"/>
+        </w:rPr>
+        <w:t xml:space="preserve">Chatgpt </w:t>
       </w:r>
       <w:r>
         <w:rPr>
@@ -2768,7 +2749,26 @@
           <w:szCs w:val="14"/>
           <w:shd w:val="clear" w:color="auto" w:fill="B7B7B7"/>
         </w:rPr>
-        <w:t>(GPT-5-Standard) at [8/17/2025]</w:t>
+        <w:t>(GPT</w:t>
+      </w:r>
+      <w:r>
+        <w:rPr>
+          <w:rFonts w:ascii="Cambria Math" w:hAnsi="Cambria Math" w:cs="Cambria Math"/>
+          <w:b/>
+          <w:sz w:val="14"/>
+          <w:szCs w:val="14"/>
+          <w:shd w:val="clear" w:color="auto" w:fill="B7B7B7"/>
+        </w:rPr>
+        <w:t>‑</w:t>
+      </w:r>
+      <w:r>
+        <w:rPr>
+          <w:b/>
+          <w:sz w:val="14"/>
+          <w:szCs w:val="14"/>
+          <w:shd w:val="clear" w:color="auto" w:fill="B7B7B7"/>
+        </w:rPr>
+        <w:t>5 Mini) at [8/17/2025]</w:t>
       </w:r>
     </w:p>
     <w:p>
@@ -2867,7 +2867,6 @@
         <w:rPr>
           <w:rFonts w:ascii="Roboto Mono" w:eastAsia="Roboto Mono" w:hAnsi="Roboto Mono" w:cs="Roboto Mono"/>
         </w:rPr>
-        <w:lastRenderedPageBreak/>
         <w:t>Team discusses possible flows:</w:t>
       </w:r>
       <w:r>
@@ -2937,6 +2936,7 @@
         <w:rPr>
           <w:rFonts w:ascii="Roboto Mono" w:eastAsia="Roboto Mono" w:hAnsi="Roboto Mono" w:cs="Roboto Mono"/>
         </w:rPr>
+        <w:lastRenderedPageBreak/>
         <w:t>Error handling if email not registered</w:t>
       </w:r>
       <w:r>
@@ -3068,8 +3068,8 @@
     </w:p>
     <w:p>
       <w:r>
-        <w:pict w14:anchorId="7BABFA25">
-          <v:rect id="_x0000_i1035" style="width:0;height:1.5pt" o:hralign="center" o:hrstd="t" o:hr="t" fillcolor="#a0a0a0" stroked="f"/>
+        <w:pict w14:anchorId="06C7BABB">
+          <v:rect id="_x0000_i1037" style="width:0;height:1.5pt" o:hralign="center" o:hrstd="t" o:hr="t" fillcolor="#a0a0a0" stroked="f"/>
         </w:pict>
       </w:r>
     </w:p>
@@ -3105,21 +3105,12 @@
         </w:rPr>
         <w:t xml:space="preserve">: </w:t>
       </w:r>
-      <w:proofErr w:type="spellStart"/>
-      <w:r>
-        <w:rPr>
-          <w:b/>
-          <w:shd w:val="clear" w:color="auto" w:fill="B7B7B7"/>
-        </w:rPr>
-        <w:t>Chatgpt</w:t>
-      </w:r>
-      <w:proofErr w:type="spellEnd"/>
-      <w:r>
-        <w:rPr>
-          <w:b/>
-          <w:shd w:val="clear" w:color="auto" w:fill="B7B7B7"/>
-        </w:rPr>
-        <w:t xml:space="preserve"> </w:t>
+      <w:r>
+        <w:rPr>
+          <w:b/>
+          <w:shd w:val="clear" w:color="auto" w:fill="B7B7B7"/>
+        </w:rPr>
+        <w:t xml:space="preserve">Chatgpt </w:t>
       </w:r>
       <w:r>
         <w:rPr>
@@ -3128,7 +3119,26 @@
           <w:szCs w:val="14"/>
           <w:shd w:val="clear" w:color="auto" w:fill="B7B7B7"/>
         </w:rPr>
-        <w:t>(GPT-5-Standard) at [8/17/2025]</w:t>
+        <w:t>(GPT</w:t>
+      </w:r>
+      <w:r>
+        <w:rPr>
+          <w:rFonts w:ascii="Cambria Math" w:hAnsi="Cambria Math" w:cs="Cambria Math"/>
+          <w:b/>
+          <w:sz w:val="14"/>
+          <w:szCs w:val="14"/>
+          <w:shd w:val="clear" w:color="auto" w:fill="B7B7B7"/>
+        </w:rPr>
+        <w:t>‑</w:t>
+      </w:r>
+      <w:r>
+        <w:rPr>
+          <w:b/>
+          <w:sz w:val="14"/>
+          <w:szCs w:val="14"/>
+          <w:shd w:val="clear" w:color="auto" w:fill="B7B7B7"/>
+        </w:rPr>
+        <w:t>5 Mini) at [8/17/2025]</w:t>
       </w:r>
     </w:p>
     <w:p>
@@ -3305,21 +3315,7 @@
         <w:rPr>
           <w:b/>
         </w:rPr>
-        <w:t xml:space="preserve">The 3 </w:t>
-      </w:r>
-      <w:proofErr w:type="gramStart"/>
-      <w:r>
-        <w:rPr>
-          <w:b/>
-        </w:rPr>
-        <w:t>C’s</w:t>
-      </w:r>
-      <w:proofErr w:type="gramEnd"/>
-      <w:r>
-        <w:rPr>
-          <w:b/>
-        </w:rPr>
-        <w:t xml:space="preserve"> of User Stories</w:t>
+        <w:t>The 3 C’s of User Stories</w:t>
       </w:r>
     </w:p>
     <w:p>
@@ -3339,21 +3335,12 @@
         </w:rPr>
         <w:t xml:space="preserve">: </w:t>
       </w:r>
-      <w:proofErr w:type="spellStart"/>
-      <w:r>
-        <w:rPr>
-          <w:b/>
-          <w:shd w:val="clear" w:color="auto" w:fill="B7B7B7"/>
-        </w:rPr>
-        <w:t>Chatgpt</w:t>
-      </w:r>
-      <w:proofErr w:type="spellEnd"/>
-      <w:r>
-        <w:rPr>
-          <w:b/>
-          <w:shd w:val="clear" w:color="auto" w:fill="B7B7B7"/>
-        </w:rPr>
-        <w:t xml:space="preserve"> </w:t>
+      <w:r>
+        <w:rPr>
+          <w:b/>
+          <w:shd w:val="clear" w:color="auto" w:fill="B7B7B7"/>
+        </w:rPr>
+        <w:t xml:space="preserve">Chatgpt </w:t>
       </w:r>
       <w:r>
         <w:rPr>
@@ -3362,7 +3349,26 @@
           <w:szCs w:val="14"/>
           <w:shd w:val="clear" w:color="auto" w:fill="B7B7B7"/>
         </w:rPr>
-        <w:t>(GPT-5-Standard) at [8/17/2025]</w:t>
+        <w:t>(GPT</w:t>
+      </w:r>
+      <w:r>
+        <w:rPr>
+          <w:rFonts w:ascii="Cambria Math" w:hAnsi="Cambria Math" w:cs="Cambria Math"/>
+          <w:b/>
+          <w:sz w:val="14"/>
+          <w:szCs w:val="14"/>
+          <w:shd w:val="clear" w:color="auto" w:fill="B7B7B7"/>
+        </w:rPr>
+        <w:t>‑</w:t>
+      </w:r>
+      <w:r>
+        <w:rPr>
+          <w:b/>
+          <w:sz w:val="14"/>
+          <w:szCs w:val="14"/>
+          <w:shd w:val="clear" w:color="auto" w:fill="B7B7B7"/>
+        </w:rPr>
+        <w:t>5 Mini) at [8/17/2025]</w:t>
       </w:r>
     </w:p>
     <w:p>
@@ -3405,7 +3411,6 @@
           <w:rFonts w:ascii="Roboto Mono" w:eastAsia="Roboto Mono" w:hAnsi="Roboto Mono" w:cs="Roboto Mono"/>
           <w:b/>
         </w:rPr>
-        <w:lastRenderedPageBreak/>
         <w:t>Card</w:t>
       </w:r>
       <w:r>
@@ -3455,6 +3460,7 @@
         <w:rPr>
           <w:rFonts w:ascii="Roboto Mono" w:eastAsia="Roboto Mono" w:hAnsi="Roboto Mono" w:cs="Roboto Mono"/>
         </w:rPr>
+        <w:lastRenderedPageBreak/>
         <w:t xml:space="preserve">The card itself is just a </w:t>
       </w:r>
       <w:r>
@@ -3519,8 +3525,8 @@
     </w:p>
     <w:p>
       <w:r>
-        <w:pict w14:anchorId="0FA86225">
-          <v:rect id="_x0000_i1036" style="width:0;height:1.5pt" o:hralign="center" o:hrstd="t" o:hr="t" fillcolor="#a0a0a0" stroked="f"/>
+        <w:pict w14:anchorId="37534EA2">
+          <v:rect id="_x0000_i1038" style="width:0;height:1.5pt" o:hralign="center" o:hrstd="t" o:hr="t" fillcolor="#a0a0a0" stroked="f"/>
         </w:pict>
       </w:r>
     </w:p>
@@ -3638,8 +3644,8 @@
     </w:p>
     <w:p>
       <w:r>
-        <w:pict w14:anchorId="49C9CCEE">
-          <v:rect id="_x0000_i1037" style="width:0;height:1.5pt" o:hralign="center" o:hrstd="t" o:hr="t" fillcolor="#a0a0a0" stroked="f"/>
+        <w:pict w14:anchorId="11FC6742">
+          <v:rect id="_x0000_i1039" style="width:0;height:1.5pt" o:hralign="center" o:hrstd="t" o:hr="t" fillcolor="#a0a0a0" stroked="f"/>
         </w:pict>
       </w:r>
     </w:p>
@@ -3751,7 +3757,6 @@
         <w:rPr>
           <w:rFonts w:ascii="Roboto Mono" w:eastAsia="Roboto Mono" w:hAnsi="Roboto Mono" w:cs="Roboto Mono"/>
         </w:rPr>
-        <w:lastRenderedPageBreak/>
         <w:t>Example:</w:t>
       </w:r>
       <w:r>
@@ -3819,6 +3824,7 @@
         <w:rPr>
           <w:rFonts w:ascii="Arial Unicode MS" w:eastAsia="Arial Unicode MS" w:hAnsi="Arial Unicode MS" w:cs="Arial Unicode MS"/>
         </w:rPr>
+        <w:lastRenderedPageBreak/>
         <w:t>✅ Error message shown for unregistered email.</w:t>
       </w:r>
       <w:r>
@@ -3827,8 +3833,8 @@
     </w:p>
     <w:p>
       <w:r>
-        <w:pict w14:anchorId="5DC795BC">
-          <v:rect id="_x0000_i1038" style="width:0;height:1.5pt" o:hralign="center" o:hrstd="t" o:hr="t" fillcolor="#a0a0a0" stroked="f"/>
+        <w:pict w14:anchorId="1B12109E">
+          <v:rect id="_x0000_i1040" style="width:0;height:1.5pt" o:hralign="center" o:hrstd="t" o:hr="t" fillcolor="#a0a0a0" stroked="f"/>
         </w:pict>
       </w:r>
     </w:p>
@@ -3862,21 +3868,12 @@
         </w:rPr>
         <w:t xml:space="preserve">: </w:t>
       </w:r>
-      <w:proofErr w:type="spellStart"/>
-      <w:r>
-        <w:rPr>
-          <w:b/>
-          <w:shd w:val="clear" w:color="auto" w:fill="B7B7B7"/>
-        </w:rPr>
-        <w:t>Chatgpt</w:t>
-      </w:r>
-      <w:proofErr w:type="spellEnd"/>
-      <w:r>
-        <w:rPr>
-          <w:b/>
-          <w:shd w:val="clear" w:color="auto" w:fill="B7B7B7"/>
-        </w:rPr>
-        <w:t xml:space="preserve"> </w:t>
+      <w:r>
+        <w:rPr>
+          <w:b/>
+          <w:shd w:val="clear" w:color="auto" w:fill="B7B7B7"/>
+        </w:rPr>
+        <w:t xml:space="preserve">Chatgpt </w:t>
       </w:r>
       <w:r>
         <w:rPr>
@@ -3885,7 +3882,26 @@
           <w:szCs w:val="14"/>
           <w:shd w:val="clear" w:color="auto" w:fill="B7B7B7"/>
         </w:rPr>
-        <w:t>(GPT-5-Standard) at [8/17/2025]</w:t>
+        <w:t>(GPT</w:t>
+      </w:r>
+      <w:r>
+        <w:rPr>
+          <w:rFonts w:ascii="Cambria Math" w:hAnsi="Cambria Math" w:cs="Cambria Math"/>
+          <w:b/>
+          <w:sz w:val="14"/>
+          <w:szCs w:val="14"/>
+          <w:shd w:val="clear" w:color="auto" w:fill="B7B7B7"/>
+        </w:rPr>
+        <w:t>‑</w:t>
+      </w:r>
+      <w:r>
+        <w:rPr>
+          <w:b/>
+          <w:sz w:val="14"/>
+          <w:szCs w:val="14"/>
+          <w:shd w:val="clear" w:color="auto" w:fill="B7B7B7"/>
+        </w:rPr>
+        <w:t>5 Mini) at [8/17/2025]</w:t>
       </w:r>
     </w:p>
     <w:p>
@@ -3894,7 +3910,7 @@
           <w:noProof/>
         </w:rPr>
         <w:drawing>
-          <wp:inline distT="114300" distB="114300" distL="114300" distR="114300" wp14:anchorId="4CC82DE1" wp14:editId="3694EFC0">
+          <wp:inline distT="114300" distB="114300" distL="114300" distR="114300" wp14:anchorId="032420AE" wp14:editId="1C0660B2">
             <wp:extent cx="5943600" cy="1574800"/>
             <wp:effectExtent l="0" t="0" r="0" b="0"/>
             <wp:docPr id="1" name="image2.png"/>
@@ -3932,9 +3948,7 @@
     </w:p>
     <w:tbl>
       <w:tblPr>
-        <w:tblStyle w:val="a"/>
         <w:tblW w:w="9360" w:type="dxa"/>
-        <w:tblInd w:w="0" w:type="dxa"/>
         <w:tblBorders>
           <w:top w:val="nil"/>
           <w:left w:val="nil"/>
@@ -4343,8 +4357,8 @@
     </w:tbl>
     <w:p>
       <w:r>
-        <w:pict w14:anchorId="0ABE5884">
-          <v:rect id="_x0000_i1039" style="width:0;height:1.5pt" o:hralign="center" o:hrstd="t" o:hr="t" fillcolor="#a0a0a0" stroked="f"/>
+        <w:pict w14:anchorId="1F14355F">
+          <v:rect id="_x0000_i1041" style="width:0;height:1.5pt" o:hralign="center" o:hrstd="t" o:hr="t" fillcolor="#a0a0a0" stroked="f"/>
         </w:pict>
       </w:r>
     </w:p>
@@ -4378,21 +4392,12 @@
         </w:rPr>
         <w:t xml:space="preserve">: </w:t>
       </w:r>
-      <w:proofErr w:type="spellStart"/>
-      <w:r>
-        <w:rPr>
-          <w:b/>
-          <w:shd w:val="clear" w:color="auto" w:fill="B7B7B7"/>
-        </w:rPr>
-        <w:t>Chatgpt</w:t>
-      </w:r>
-      <w:proofErr w:type="spellEnd"/>
-      <w:r>
-        <w:rPr>
-          <w:b/>
-          <w:shd w:val="clear" w:color="auto" w:fill="B7B7B7"/>
-        </w:rPr>
-        <w:t xml:space="preserve"> </w:t>
+      <w:r>
+        <w:rPr>
+          <w:b/>
+          <w:shd w:val="clear" w:color="auto" w:fill="B7B7B7"/>
+        </w:rPr>
+        <w:t xml:space="preserve">Chatgpt </w:t>
       </w:r>
       <w:r>
         <w:rPr>
@@ -4401,7 +4406,26 @@
           <w:szCs w:val="14"/>
           <w:shd w:val="clear" w:color="auto" w:fill="B7B7B7"/>
         </w:rPr>
-        <w:t>(GPT-5-Standard) at [8/17/2025]</w:t>
+        <w:t>(GPT</w:t>
+      </w:r>
+      <w:r>
+        <w:rPr>
+          <w:rFonts w:ascii="Cambria Math" w:hAnsi="Cambria Math" w:cs="Cambria Math"/>
+          <w:b/>
+          <w:sz w:val="14"/>
+          <w:szCs w:val="14"/>
+          <w:shd w:val="clear" w:color="auto" w:fill="B7B7B7"/>
+        </w:rPr>
+        <w:t>‑</w:t>
+      </w:r>
+      <w:r>
+        <w:rPr>
+          <w:b/>
+          <w:sz w:val="14"/>
+          <w:szCs w:val="14"/>
+          <w:shd w:val="clear" w:color="auto" w:fill="B7B7B7"/>
+        </w:rPr>
+        <w:t>5 Mini) at [8/17/2025]</w:t>
       </w:r>
     </w:p>
     <w:p>
@@ -4416,7 +4440,6 @@
           <w:rFonts w:ascii="Roboto Mono" w:eastAsia="Roboto Mono" w:hAnsi="Roboto Mono" w:cs="Roboto Mono"/>
           <w:b/>
         </w:rPr>
-        <w:lastRenderedPageBreak/>
         <w:t>The 3 C’s (Card, Conversation, Confirmation)</w:t>
       </w:r>
       <w:r>
@@ -4428,8 +4451,8 @@
     </w:p>
     <w:p>
       <w:r>
-        <w:pict w14:anchorId="43568988">
-          <v:rect id="_x0000_i1040" style="width:0;height:1.5pt" o:hralign="center" o:hrstd="t" o:hr="t" fillcolor="#a0a0a0" stroked="f"/>
+        <w:pict w14:anchorId="65504B49">
+          <v:rect id="_x0000_i1042" style="width:0;height:1.5pt" o:hralign="center" o:hrstd="t" o:hr="t" fillcolor="#a0a0a0" stroked="f"/>
         </w:pict>
       </w:r>
     </w:p>
@@ -4442,6 +4465,7 @@
       <w:bookmarkStart w:id="15" w:name="_slrwrvpexcpk" w:colFirst="0" w:colLast="0"/>
       <w:bookmarkEnd w:id="15"/>
       <w:r>
+        <w:lastRenderedPageBreak/>
         <w:t>⚠️ Challenges</w:t>
       </w:r>
     </w:p>
@@ -4462,21 +4486,12 @@
         </w:rPr>
         <w:t xml:space="preserve">: </w:t>
       </w:r>
-      <w:proofErr w:type="spellStart"/>
-      <w:r>
-        <w:rPr>
-          <w:b/>
-          <w:shd w:val="clear" w:color="auto" w:fill="B7B7B7"/>
-        </w:rPr>
-        <w:t>Chatgpt</w:t>
-      </w:r>
-      <w:proofErr w:type="spellEnd"/>
-      <w:r>
-        <w:rPr>
-          <w:b/>
-          <w:shd w:val="clear" w:color="auto" w:fill="B7B7B7"/>
-        </w:rPr>
-        <w:t xml:space="preserve"> </w:t>
+      <w:r>
+        <w:rPr>
+          <w:b/>
+          <w:shd w:val="clear" w:color="auto" w:fill="B7B7B7"/>
+        </w:rPr>
+        <w:t xml:space="preserve">Chatgpt </w:t>
       </w:r>
       <w:r>
         <w:rPr>
@@ -4485,7 +4500,26 @@
           <w:szCs w:val="14"/>
           <w:shd w:val="clear" w:color="auto" w:fill="B7B7B7"/>
         </w:rPr>
-        <w:t>(GPT-5-Standard) at [8/17/2025]</w:t>
+        <w:t>(GPT</w:t>
+      </w:r>
+      <w:r>
+        <w:rPr>
+          <w:rFonts w:ascii="Cambria Math" w:hAnsi="Cambria Math" w:cs="Cambria Math"/>
+          <w:b/>
+          <w:sz w:val="14"/>
+          <w:szCs w:val="14"/>
+          <w:shd w:val="clear" w:color="auto" w:fill="B7B7B7"/>
+        </w:rPr>
+        <w:t>‑</w:t>
+      </w:r>
+      <w:r>
+        <w:rPr>
+          <w:b/>
+          <w:sz w:val="14"/>
+          <w:szCs w:val="14"/>
+          <w:shd w:val="clear" w:color="auto" w:fill="B7B7B7"/>
+        </w:rPr>
+        <w:t>5 Mini) at [8/17/2025]</w:t>
       </w:r>
     </w:p>
     <w:p>
@@ -4571,8 +4605,8 @@
     </w:p>
     <w:p>
       <w:r>
-        <w:pict w14:anchorId="69E70E7B">
-          <v:rect id="_x0000_i1041" style="width:0;height:1.5pt" o:hralign="center" o:hrstd="t" o:hr="t" fillcolor="#a0a0a0" stroked="f"/>
+        <w:pict w14:anchorId="54651E30">
+          <v:rect id="_x0000_i1043" style="width:0;height:1.5pt" o:hralign="center" o:hrstd="t" o:hr="t" fillcolor="#a0a0a0" stroked="f"/>
         </w:pict>
       </w:r>
     </w:p>
@@ -4606,21 +4640,12 @@
         </w:rPr>
         <w:t xml:space="preserve">: </w:t>
       </w:r>
-      <w:proofErr w:type="spellStart"/>
-      <w:r>
-        <w:rPr>
-          <w:b/>
-          <w:shd w:val="clear" w:color="auto" w:fill="B7B7B7"/>
-        </w:rPr>
-        <w:t>Chatgpt</w:t>
-      </w:r>
-      <w:proofErr w:type="spellEnd"/>
-      <w:r>
-        <w:rPr>
-          <w:b/>
-          <w:shd w:val="clear" w:color="auto" w:fill="B7B7B7"/>
-        </w:rPr>
-        <w:t xml:space="preserve"> </w:t>
+      <w:r>
+        <w:rPr>
+          <w:b/>
+          <w:shd w:val="clear" w:color="auto" w:fill="B7B7B7"/>
+        </w:rPr>
+        <w:t xml:space="preserve">Chatgpt </w:t>
       </w:r>
       <w:r>
         <w:rPr>
@@ -4629,96 +4654,125 @@
           <w:szCs w:val="14"/>
           <w:shd w:val="clear" w:color="auto" w:fill="B7B7B7"/>
         </w:rPr>
-        <w:t>(GPT-5-Standard) at [8/17/2025]</w:t>
-      </w:r>
-    </w:p>
-    <w:p>
-      <w:pPr>
-        <w:spacing w:before="240" w:after="240"/>
-        <w:rPr>
-          <w:rFonts w:ascii="Roboto Mono" w:eastAsia="Roboto Mono" w:hAnsi="Roboto Mono" w:cs="Roboto Mono"/>
-          <w:b/>
-        </w:rPr>
-      </w:pPr>
-      <w:r>
-        <w:rPr>
-          <w:rFonts w:ascii="Roboto Mono" w:eastAsia="Roboto Mono" w:hAnsi="Roboto Mono" w:cs="Roboto Mono"/>
-          <w:b/>
-        </w:rPr>
-        <w:t>Collaborative User Story Writing = a team-based Agile practice where developers, testers, product owners, and stakeholders work together to create, refine, and agree on user stories and acceptance criteria, ensuring shared understanding and reducing misunderstandings.</w:t>
-      </w:r>
-    </w:p>
-    <w:p>
-      <w:r>
-        <w:pict w14:anchorId="602369FC">
-          <v:rect id="_x0000_i1042" style="width:0;height:1.5pt" o:hralign="center" o:hrstd="t" o:hr="t" fillcolor="#a0a0a0" stroked="f"/>
-        </w:pict>
-      </w:r>
-    </w:p>
-    <w:p/>
-    <w:p>
-      <w:pPr>
-        <w:pStyle w:val="Heading2"/>
-      </w:pPr>
-      <w:r>
-        <w:t>3-</w:t>
-      </w:r>
-      <w:r>
-        <w:t>Backlog Refinement Sessions</w:t>
-      </w:r>
-    </w:p>
-    <w:p>
-      <w:pPr>
-        <w:pStyle w:val="Heading3"/>
-      </w:pPr>
-      <w:r>
-        <w:t xml:space="preserve">What is </w:t>
-      </w:r>
-      <w:r>
-        <w:t>Backlog Refinement Sessions</w:t>
-      </w:r>
-    </w:p>
-    <w:p>
-      <w:pPr>
-        <w:spacing w:before="240" w:after="240"/>
-      </w:pPr>
-      <w:r>
-        <w:rPr>
-          <w:b/>
-          <w:shd w:val="clear" w:color="auto" w:fill="B7B7B7"/>
-        </w:rPr>
-        <w:t># Source</w:t>
-      </w:r>
-      <w:r>
-        <w:rPr>
-          <w:shd w:val="clear" w:color="auto" w:fill="B7B7B7"/>
-        </w:rPr>
-        <w:t xml:space="preserve">: </w:t>
-      </w:r>
-      <w:proofErr w:type="spellStart"/>
-      <w:r>
-        <w:rPr>
-          <w:b/>
-          <w:shd w:val="clear" w:color="auto" w:fill="B7B7B7"/>
-        </w:rPr>
-        <w:t>Chatgpt</w:t>
-      </w:r>
-      <w:proofErr w:type="spellEnd"/>
-      <w:r>
-        <w:rPr>
-          <w:b/>
-          <w:shd w:val="clear" w:color="auto" w:fill="B7B7B7"/>
-        </w:rPr>
-        <w:t xml:space="preserve"> </w:t>
-      </w:r>
-      <w:r>
-        <w:rPr>
+        <w:t>(GPT</w:t>
+      </w:r>
+      <w:r>
+        <w:rPr>
+          <w:rFonts w:ascii="Cambria Math" w:hAnsi="Cambria Math" w:cs="Cambria Math"/>
           <w:b/>
           <w:sz w:val="14"/>
           <w:szCs w:val="14"/>
           <w:shd w:val="clear" w:color="auto" w:fill="B7B7B7"/>
         </w:rPr>
-        <w:t>(GPT-5-Standard) at [9/10/2025]</w:t>
+        <w:t>‑</w:t>
+      </w:r>
+      <w:r>
+        <w:rPr>
+          <w:b/>
+          <w:sz w:val="14"/>
+          <w:szCs w:val="14"/>
+          <w:shd w:val="clear" w:color="auto" w:fill="B7B7B7"/>
+        </w:rPr>
+        <w:t>5 Mini) at [8/17/2025]</w:t>
+      </w:r>
+    </w:p>
+    <w:p>
+      <w:pPr>
+        <w:spacing w:before="240" w:after="240"/>
+        <w:rPr>
+          <w:rFonts w:ascii="Roboto Mono" w:eastAsia="Roboto Mono" w:hAnsi="Roboto Mono" w:cs="Roboto Mono"/>
+          <w:b/>
+        </w:rPr>
+      </w:pPr>
+      <w:r>
+        <w:rPr>
+          <w:rFonts w:ascii="Roboto Mono" w:eastAsia="Roboto Mono" w:hAnsi="Roboto Mono" w:cs="Roboto Mono"/>
+          <w:b/>
+        </w:rPr>
+        <w:t>Collaborative User Story Writing = a team-based Agile practice where developers, testers, product owners, and stakeholders work together to create, refine, and agree on user stories and acceptance criteria, ensuring shared understanding and reducing misunderstandings.</w:t>
+      </w:r>
+    </w:p>
+    <w:p>
+      <w:r>
+        <w:pict w14:anchorId="4643FC24">
+          <v:rect id="_x0000_i1044" style="width:0;height:1.5pt" o:hralign="center" o:hrstd="t" o:hr="t" fillcolor="#a0a0a0" stroked="f"/>
+        </w:pict>
+      </w:r>
+    </w:p>
+    <w:p/>
+    <w:p>
+      <w:pPr>
+        <w:pStyle w:val="Heading2"/>
+      </w:pPr>
+      <w:r>
+        <w:t>3-</w:t>
+      </w:r>
+      <w:r>
+        <w:t>Backlog Refinement Sessions</w:t>
+      </w:r>
+    </w:p>
+    <w:p>
+      <w:pPr>
+        <w:pStyle w:val="Heading3"/>
+      </w:pPr>
+      <w:r>
+        <w:t xml:space="preserve">What is </w:t>
+      </w:r>
+      <w:r>
+        <w:t>Backlog Refinement Sessions</w:t>
+      </w:r>
+    </w:p>
+    <w:p>
+      <w:pPr>
+        <w:spacing w:before="240" w:after="240"/>
+      </w:pPr>
+      <w:r>
+        <w:rPr>
+          <w:b/>
+          <w:shd w:val="clear" w:color="auto" w:fill="B7B7B7"/>
+        </w:rPr>
+        <w:t># Source</w:t>
+      </w:r>
+      <w:r>
+        <w:rPr>
+          <w:shd w:val="clear" w:color="auto" w:fill="B7B7B7"/>
+        </w:rPr>
+        <w:t xml:space="preserve">: </w:t>
+      </w:r>
+      <w:r>
+        <w:rPr>
+          <w:b/>
+          <w:shd w:val="clear" w:color="auto" w:fill="B7B7B7"/>
+        </w:rPr>
+        <w:t xml:space="preserve">Chatgpt </w:t>
+      </w:r>
+      <w:r>
+        <w:rPr>
+          <w:b/>
+          <w:sz w:val="14"/>
+          <w:szCs w:val="14"/>
+          <w:shd w:val="clear" w:color="auto" w:fill="B7B7B7"/>
+        </w:rPr>
+        <w:t>(GPT</w:t>
+      </w:r>
+      <w:r>
+        <w:rPr>
+          <w:rFonts w:ascii="Cambria Math" w:hAnsi="Cambria Math" w:cs="Cambria Math"/>
+          <w:b/>
+          <w:sz w:val="14"/>
+          <w:szCs w:val="14"/>
+          <w:shd w:val="clear" w:color="auto" w:fill="B7B7B7"/>
+        </w:rPr>
+        <w:t>‑</w:t>
+      </w:r>
+      <w:r>
+        <w:rPr>
+          <w:b/>
+          <w:sz w:val="14"/>
+          <w:szCs w:val="14"/>
+          <w:shd w:val="clear" w:color="auto" w:fill="B7B7B7"/>
+        </w:rPr>
+        <w:t>5 Mini) at [9/10/2025]</w:t>
       </w:r>
     </w:p>
     <w:p>
@@ -4797,7 +4851,7 @@
       <w:pPr>
         <w:numPr>
           <w:ilvl w:val="0"/>
-          <w:numId w:val="21"/>
+          <w:numId w:val="16"/>
         </w:numPr>
         <w:rPr>
           <w:rFonts w:ascii="Roboto Mono" w:hAnsi="Roboto Mono"/>
@@ -4811,15 +4865,1134 @@
           <w:bCs/>
           <w:lang w:val="en-US"/>
         </w:rPr>
+        <w:t>Clear</w:t>
+      </w:r>
+      <w:r>
+        <w:rPr>
+          <w:rFonts w:ascii="Roboto Mono" w:hAnsi="Roboto Mono"/>
+          <w:lang w:val="en-US"/>
+        </w:rPr>
+        <w:t xml:space="preserve"> (everyone understands each item),</w:t>
+      </w:r>
+    </w:p>
+    <w:p>
+      <w:pPr>
+        <w:numPr>
+          <w:ilvl w:val="0"/>
+          <w:numId w:val="16"/>
+        </w:numPr>
+        <w:rPr>
+          <w:rFonts w:ascii="Roboto Mono" w:hAnsi="Roboto Mono"/>
+          <w:lang w:val="en-US"/>
+        </w:rPr>
+      </w:pPr>
+      <w:r>
+        <w:rPr>
+          <w:rFonts w:ascii="Roboto Mono" w:hAnsi="Roboto Mono"/>
+          <w:b/>
+          <w:bCs/>
+          <w:lang w:val="en-US"/>
+        </w:rPr>
+        <w:t>Prioritized</w:t>
+      </w:r>
+      <w:r>
+        <w:rPr>
+          <w:rFonts w:ascii="Roboto Mono" w:hAnsi="Roboto Mono"/>
+          <w:lang w:val="en-US"/>
+        </w:rPr>
+        <w:t xml:space="preserve"> (highest-value work at the top), and</w:t>
+      </w:r>
+    </w:p>
+    <w:p>
+      <w:pPr>
+        <w:numPr>
+          <w:ilvl w:val="0"/>
+          <w:numId w:val="16"/>
+        </w:numPr>
+        <w:rPr>
+          <w:rFonts w:ascii="Roboto Mono" w:hAnsi="Roboto Mono"/>
+          <w:lang w:val="en-US"/>
+        </w:rPr>
+      </w:pPr>
+      <w:r>
+        <w:rPr>
+          <w:rFonts w:ascii="Roboto Mono" w:hAnsi="Roboto Mono"/>
+          <w:b/>
+          <w:bCs/>
+          <w:lang w:val="en-US"/>
+        </w:rPr>
+        <w:t>Ready</w:t>
+      </w:r>
+      <w:r>
+        <w:rPr>
+          <w:rFonts w:ascii="Roboto Mono" w:hAnsi="Roboto Mono"/>
+          <w:lang w:val="en-US"/>
+        </w:rPr>
+        <w:t xml:space="preserve"> for upcoming development sprints or iterations.</w:t>
+      </w:r>
+    </w:p>
+    <w:p>
+      <w:pPr>
+        <w:rPr>
+          <w:rFonts w:ascii="Roboto Mono" w:hAnsi="Roboto Mono"/>
+          <w:lang w:val="en-US"/>
+        </w:rPr>
+      </w:pPr>
+      <w:r>
+        <w:rPr>
+          <w:rFonts w:ascii="Roboto Mono" w:hAnsi="Roboto Mono"/>
+          <w:lang w:val="en-US"/>
+        </w:rPr>
+        <w:t>In other words: It’s when the product owner, developers, testers, and sometimes other stakeholders get together to make sure the list of work (the backlog) is well-prepared for the future.</w:t>
+      </w:r>
+    </w:p>
+    <w:p>
+      <w:pPr>
+        <w:rPr>
+          <w:rFonts w:ascii="Roboto Mono" w:hAnsi="Roboto Mono"/>
+          <w:lang w:val="en-US"/>
+        </w:rPr>
+      </w:pPr>
+      <w:r>
+        <w:rPr>
+          <w:rFonts w:ascii="Roboto Mono" w:hAnsi="Roboto Mono"/>
+          <w:lang w:val="en-US"/>
+        </w:rPr>
+        <w:pict w14:anchorId="392CCFB7">
+          <v:rect id="_x0000_i1045" style="width:0;height:1.5pt" o:hralign="center" o:hrstd="t" o:hr="t" fillcolor="#a0a0a0" stroked="f"/>
+        </w:pict>
+      </w:r>
+    </w:p>
+    <w:p>
+      <w:pPr>
+        <w:pStyle w:val="Heading3"/>
+        <w:rPr>
+          <w:lang w:val="en-US"/>
+        </w:rPr>
+      </w:pPr>
+      <w:r>
+        <w:rPr>
+          <w:rFonts w:ascii="Segoe UI Emoji" w:hAnsi="Segoe UI Emoji" w:cs="Segoe UI Emoji"/>
+          <w:lang w:val="en-US"/>
+        </w:rPr>
         <w:lastRenderedPageBreak/>
-        <w:t>Clear</w:t>
-      </w:r>
-      <w:r>
-        <w:rPr>
-          <w:rFonts w:ascii="Roboto Mono" w:hAnsi="Roboto Mono"/>
-          <w:lang w:val="en-US"/>
-        </w:rPr>
-        <w:t xml:space="preserve"> (everyone understands each item),</w:t>
+        <w:t>🔹</w:t>
+      </w:r>
+      <w:r>
+        <w:rPr>
+          <w:lang w:val="en-US"/>
+        </w:rPr>
+        <w:t xml:space="preserve"> Purpose of Backlog Refinement</w:t>
+      </w:r>
+    </w:p>
+    <w:p>
+      <w:pPr>
+        <w:spacing w:before="240" w:after="240"/>
+      </w:pPr>
+      <w:r>
+        <w:rPr>
+          <w:b/>
+          <w:shd w:val="clear" w:color="auto" w:fill="B7B7B7"/>
+        </w:rPr>
+        <w:t># Source</w:t>
+      </w:r>
+      <w:r>
+        <w:rPr>
+          <w:shd w:val="clear" w:color="auto" w:fill="B7B7B7"/>
+        </w:rPr>
+        <w:t xml:space="preserve">: </w:t>
+      </w:r>
+      <w:r>
+        <w:rPr>
+          <w:b/>
+          <w:shd w:val="clear" w:color="auto" w:fill="B7B7B7"/>
+        </w:rPr>
+        <w:t xml:space="preserve">Chatgpt </w:t>
+      </w:r>
+      <w:r>
+        <w:rPr>
+          <w:b/>
+          <w:sz w:val="14"/>
+          <w:szCs w:val="14"/>
+          <w:shd w:val="clear" w:color="auto" w:fill="B7B7B7"/>
+        </w:rPr>
+        <w:t>(GPT</w:t>
+      </w:r>
+      <w:r>
+        <w:rPr>
+          <w:rFonts w:ascii="Cambria Math" w:hAnsi="Cambria Math" w:cs="Cambria Math"/>
+          <w:b/>
+          <w:sz w:val="14"/>
+          <w:szCs w:val="14"/>
+          <w:shd w:val="clear" w:color="auto" w:fill="B7B7B7"/>
+        </w:rPr>
+        <w:t>‑</w:t>
+      </w:r>
+      <w:r>
+        <w:rPr>
+          <w:b/>
+          <w:sz w:val="14"/>
+          <w:szCs w:val="14"/>
+          <w:shd w:val="clear" w:color="auto" w:fill="B7B7B7"/>
+        </w:rPr>
+        <w:t>5 Mini) at [9/10/2025]</w:t>
+      </w:r>
+    </w:p>
+    <w:p>
+      <w:pPr>
+        <w:numPr>
+          <w:ilvl w:val="0"/>
+          <w:numId w:val="17"/>
+        </w:numPr>
+        <w:rPr>
+          <w:rFonts w:ascii="Roboto Mono" w:hAnsi="Roboto Mono"/>
+          <w:lang w:val="en-US"/>
+        </w:rPr>
+      </w:pPr>
+      <w:r>
+        <w:rPr>
+          <w:rFonts w:ascii="Roboto Mono" w:hAnsi="Roboto Mono"/>
+          <w:lang w:val="en-US"/>
+        </w:rPr>
+        <w:t>Break down large items (epics) into smaller, testable user stories.</w:t>
+      </w:r>
+    </w:p>
+    <w:p>
+      <w:pPr>
+        <w:numPr>
+          <w:ilvl w:val="0"/>
+          <w:numId w:val="17"/>
+        </w:numPr>
+        <w:rPr>
+          <w:rFonts w:ascii="Roboto Mono" w:hAnsi="Roboto Mono"/>
+          <w:lang w:val="en-US"/>
+        </w:rPr>
+      </w:pPr>
+      <w:r>
+        <w:rPr>
+          <w:rFonts w:ascii="Roboto Mono" w:hAnsi="Roboto Mono"/>
+          <w:lang w:val="en-US"/>
+        </w:rPr>
+        <w:t>Clarify requirements and acceptance criteria.</w:t>
+      </w:r>
+    </w:p>
+    <w:p>
+      <w:pPr>
+        <w:numPr>
+          <w:ilvl w:val="0"/>
+          <w:numId w:val="17"/>
+        </w:numPr>
+        <w:rPr>
+          <w:rFonts w:ascii="Roboto Mono" w:hAnsi="Roboto Mono"/>
+          <w:lang w:val="en-US"/>
+        </w:rPr>
+      </w:pPr>
+      <w:r>
+        <w:rPr>
+          <w:rFonts w:ascii="Roboto Mono" w:hAnsi="Roboto Mono"/>
+          <w:lang w:val="en-US"/>
+        </w:rPr>
+        <w:t>Estimate effort (e.g., story points, time).</w:t>
+      </w:r>
+    </w:p>
+    <w:p>
+      <w:pPr>
+        <w:numPr>
+          <w:ilvl w:val="0"/>
+          <w:numId w:val="17"/>
+        </w:numPr>
+        <w:rPr>
+          <w:rFonts w:ascii="Roboto Mono" w:hAnsi="Roboto Mono"/>
+          <w:lang w:val="en-US"/>
+        </w:rPr>
+      </w:pPr>
+      <w:r>
+        <w:rPr>
+          <w:rFonts w:ascii="Roboto Mono" w:hAnsi="Roboto Mono"/>
+          <w:lang w:val="en-US"/>
+        </w:rPr>
+        <w:t>Reprioritize based on business needs or technical dependencies.</w:t>
+      </w:r>
+    </w:p>
+    <w:p>
+      <w:pPr>
+        <w:numPr>
+          <w:ilvl w:val="0"/>
+          <w:numId w:val="17"/>
+        </w:numPr>
+        <w:rPr>
+          <w:rFonts w:ascii="Roboto Mono" w:hAnsi="Roboto Mono"/>
+          <w:lang w:val="en-US"/>
+        </w:rPr>
+      </w:pPr>
+      <w:r>
+        <w:rPr>
+          <w:rFonts w:ascii="Roboto Mono" w:hAnsi="Roboto Mono"/>
+          <w:lang w:val="en-US"/>
+        </w:rPr>
+        <w:t>Remove outdated or irrelevant items.</w:t>
+      </w:r>
+    </w:p>
+    <w:p>
+      <w:pPr>
+        <w:rPr>
+          <w:rFonts w:ascii="Roboto Mono" w:hAnsi="Roboto Mono"/>
+          <w:lang w:val="en-US"/>
+        </w:rPr>
+      </w:pPr>
+      <w:r>
+        <w:rPr>
+          <w:rFonts w:ascii="Roboto Mono" w:hAnsi="Roboto Mono"/>
+          <w:lang w:val="en-US"/>
+        </w:rPr>
+        <w:pict w14:anchorId="072962C5">
+          <v:rect id="_x0000_i1046" style="width:0;height:1.5pt" o:hralign="center" o:hrstd="t" o:hr="t" fillcolor="#a0a0a0" stroked="f"/>
+        </w:pict>
+      </w:r>
+    </w:p>
+    <w:p>
+      <w:pPr>
+        <w:pStyle w:val="Heading3"/>
+        <w:rPr>
+          <w:lang w:val="en-US"/>
+        </w:rPr>
+      </w:pPr>
+      <w:r>
+        <w:rPr>
+          <w:rFonts w:ascii="Segoe UI Emoji" w:hAnsi="Segoe UI Emoji" w:cs="Segoe UI Emoji"/>
+          <w:lang w:val="en-US"/>
+        </w:rPr>
+        <w:t>🔹</w:t>
+      </w:r>
+      <w:r>
+        <w:rPr>
+          <w:lang w:val="en-US"/>
+        </w:rPr>
+        <w:t xml:space="preserve"> Who Attends</w:t>
+      </w:r>
+    </w:p>
+    <w:p>
+      <w:pPr>
+        <w:spacing w:before="240" w:after="240"/>
+      </w:pPr>
+      <w:r>
+        <w:rPr>
+          <w:b/>
+          <w:shd w:val="clear" w:color="auto" w:fill="B7B7B7"/>
+        </w:rPr>
+        <w:t># Source</w:t>
+      </w:r>
+      <w:r>
+        <w:rPr>
+          <w:shd w:val="clear" w:color="auto" w:fill="B7B7B7"/>
+        </w:rPr>
+        <w:t xml:space="preserve">: </w:t>
+      </w:r>
+      <w:r>
+        <w:rPr>
+          <w:b/>
+          <w:shd w:val="clear" w:color="auto" w:fill="B7B7B7"/>
+        </w:rPr>
+        <w:t xml:space="preserve">Chatgpt </w:t>
+      </w:r>
+      <w:r>
+        <w:rPr>
+          <w:b/>
+          <w:sz w:val="14"/>
+          <w:szCs w:val="14"/>
+          <w:shd w:val="clear" w:color="auto" w:fill="B7B7B7"/>
+        </w:rPr>
+        <w:t>(GPT</w:t>
+      </w:r>
+      <w:r>
+        <w:rPr>
+          <w:rFonts w:ascii="Cambria Math" w:hAnsi="Cambria Math" w:cs="Cambria Math"/>
+          <w:b/>
+          <w:sz w:val="14"/>
+          <w:szCs w:val="14"/>
+          <w:shd w:val="clear" w:color="auto" w:fill="B7B7B7"/>
+        </w:rPr>
+        <w:t>‑</w:t>
+      </w:r>
+      <w:r>
+        <w:rPr>
+          <w:b/>
+          <w:sz w:val="14"/>
+          <w:szCs w:val="14"/>
+          <w:shd w:val="clear" w:color="auto" w:fill="B7B7B7"/>
+        </w:rPr>
+        <w:t>5 Mini) at [9/10/2025]</w:t>
+      </w:r>
+    </w:p>
+    <w:p>
+      <w:pPr>
+        <w:numPr>
+          <w:ilvl w:val="0"/>
+          <w:numId w:val="18"/>
+        </w:numPr>
+        <w:rPr>
+          <w:rFonts w:ascii="Roboto Mono" w:hAnsi="Roboto Mono"/>
+          <w:lang w:val="en-US"/>
+        </w:rPr>
+      </w:pPr>
+      <w:r>
+        <w:rPr>
+          <w:rFonts w:ascii="Roboto Mono" w:hAnsi="Roboto Mono"/>
+          <w:b/>
+          <w:bCs/>
+          <w:lang w:val="en-US"/>
+        </w:rPr>
+        <w:t>Product Owner</w:t>
+      </w:r>
+      <w:r>
+        <w:rPr>
+          <w:rFonts w:ascii="Roboto Mono" w:hAnsi="Roboto Mono"/>
+          <w:lang w:val="en-US"/>
+        </w:rPr>
+        <w:t xml:space="preserve"> </w:t>
+      </w:r>
+      <w:r>
+        <w:rPr>
+          <w:lang w:val="en-US"/>
+        </w:rPr>
+        <w:t>→</w:t>
+      </w:r>
+      <w:r>
+        <w:rPr>
+          <w:rFonts w:ascii="Roboto Mono" w:hAnsi="Roboto Mono"/>
+          <w:lang w:val="en-US"/>
+        </w:rPr>
+        <w:t xml:space="preserve"> brings the business priorities and context.</w:t>
+      </w:r>
+    </w:p>
+    <w:p>
+      <w:pPr>
+        <w:numPr>
+          <w:ilvl w:val="0"/>
+          <w:numId w:val="18"/>
+        </w:numPr>
+        <w:rPr>
+          <w:rFonts w:ascii="Roboto Mono" w:hAnsi="Roboto Mono"/>
+          <w:lang w:val="en-US"/>
+        </w:rPr>
+      </w:pPr>
+      <w:r>
+        <w:rPr>
+          <w:rFonts w:ascii="Roboto Mono" w:hAnsi="Roboto Mono"/>
+          <w:b/>
+          <w:bCs/>
+          <w:lang w:val="en-US"/>
+        </w:rPr>
+        <w:t>Developers</w:t>
+      </w:r>
+      <w:r>
+        <w:rPr>
+          <w:rFonts w:ascii="Roboto Mono" w:hAnsi="Roboto Mono"/>
+          <w:lang w:val="en-US"/>
+        </w:rPr>
+        <w:t xml:space="preserve"> </w:t>
+      </w:r>
+      <w:r>
+        <w:rPr>
+          <w:lang w:val="en-US"/>
+        </w:rPr>
+        <w:t>→</w:t>
+      </w:r>
+      <w:r>
+        <w:rPr>
+          <w:rFonts w:ascii="Roboto Mono" w:hAnsi="Roboto Mono"/>
+          <w:lang w:val="en-US"/>
+        </w:rPr>
+        <w:t xml:space="preserve"> give technical insights and estimates.</w:t>
+      </w:r>
+    </w:p>
+    <w:p>
+      <w:pPr>
+        <w:numPr>
+          <w:ilvl w:val="0"/>
+          <w:numId w:val="18"/>
+        </w:numPr>
+        <w:rPr>
+          <w:rFonts w:ascii="Roboto Mono" w:hAnsi="Roboto Mono"/>
+          <w:lang w:val="en-US"/>
+        </w:rPr>
+      </w:pPr>
+      <w:r>
+        <w:rPr>
+          <w:rFonts w:ascii="Roboto Mono" w:hAnsi="Roboto Mono"/>
+          <w:b/>
+          <w:bCs/>
+          <w:lang w:val="en-US"/>
+        </w:rPr>
+        <w:t>QA / Testers</w:t>
+      </w:r>
+      <w:r>
+        <w:rPr>
+          <w:rFonts w:ascii="Roboto Mono" w:hAnsi="Roboto Mono"/>
+          <w:lang w:val="en-US"/>
+        </w:rPr>
+        <w:t xml:space="preserve"> </w:t>
+      </w:r>
+      <w:r>
+        <w:rPr>
+          <w:lang w:val="en-US"/>
+        </w:rPr>
+        <w:t>→</w:t>
+      </w:r>
+      <w:r>
+        <w:rPr>
+          <w:rFonts w:ascii="Roboto Mono" w:hAnsi="Roboto Mono"/>
+          <w:lang w:val="en-US"/>
+        </w:rPr>
+        <w:t xml:space="preserve"> help define testable acceptance criteria and spot risks early.</w:t>
+      </w:r>
+    </w:p>
+    <w:p>
+      <w:pPr>
+        <w:numPr>
+          <w:ilvl w:val="0"/>
+          <w:numId w:val="18"/>
+        </w:numPr>
+        <w:rPr>
+          <w:rFonts w:ascii="Roboto Mono" w:hAnsi="Roboto Mono"/>
+          <w:lang w:val="en-US"/>
+        </w:rPr>
+      </w:pPr>
+      <w:r>
+        <w:rPr>
+          <w:rFonts w:ascii="Roboto Mono" w:hAnsi="Roboto Mono"/>
+          <w:b/>
+          <w:bCs/>
+          <w:lang w:val="en-US"/>
+        </w:rPr>
+        <w:t>Sometimes</w:t>
+      </w:r>
+      <w:r>
+        <w:rPr>
+          <w:rFonts w:ascii="Roboto Mono" w:hAnsi="Roboto Mono"/>
+          <w:lang w:val="en-US"/>
+        </w:rPr>
+        <w:t xml:space="preserve"> UX, business analysts, or other roles join if needed.</w:t>
+      </w:r>
+    </w:p>
+    <w:p>
+      <w:pPr>
+        <w:rPr>
+          <w:rFonts w:ascii="Roboto Mono" w:hAnsi="Roboto Mono"/>
+          <w:lang w:val="en-US"/>
+        </w:rPr>
+      </w:pPr>
+      <w:r>
+        <w:rPr>
+          <w:rFonts w:ascii="Roboto Mono" w:hAnsi="Roboto Mono"/>
+          <w:lang w:val="en-US"/>
+        </w:rPr>
+        <w:pict w14:anchorId="59BED763">
+          <v:rect id="_x0000_i1047" style="width:0;height:1.5pt" o:hralign="center" o:hrstd="t" o:hr="t" fillcolor="#a0a0a0" stroked="f"/>
+        </w:pict>
+      </w:r>
+    </w:p>
+    <w:p>
+      <w:pPr>
+        <w:pStyle w:val="Heading3"/>
+        <w:rPr>
+          <w:lang w:val="en-US"/>
+        </w:rPr>
+      </w:pPr>
+      <w:r>
+        <w:rPr>
+          <w:rFonts w:ascii="Segoe UI Emoji" w:hAnsi="Segoe UI Emoji" w:cs="Segoe UI Emoji"/>
+          <w:lang w:val="en-US"/>
+        </w:rPr>
+        <w:t>🔹</w:t>
+      </w:r>
+      <w:r>
+        <w:rPr>
+          <w:lang w:val="en-US"/>
+        </w:rPr>
+        <w:t xml:space="preserve"> When It Happens</w:t>
+      </w:r>
+    </w:p>
+    <w:p>
+      <w:pPr>
+        <w:spacing w:before="240" w:after="240"/>
+      </w:pPr>
+      <w:r>
+        <w:rPr>
+          <w:b/>
+          <w:shd w:val="clear" w:color="auto" w:fill="B7B7B7"/>
+        </w:rPr>
+        <w:t># Source</w:t>
+      </w:r>
+      <w:r>
+        <w:rPr>
+          <w:shd w:val="clear" w:color="auto" w:fill="B7B7B7"/>
+        </w:rPr>
+        <w:t xml:space="preserve">: </w:t>
+      </w:r>
+      <w:r>
+        <w:rPr>
+          <w:b/>
+          <w:shd w:val="clear" w:color="auto" w:fill="B7B7B7"/>
+        </w:rPr>
+        <w:t xml:space="preserve">Chatgpt </w:t>
+      </w:r>
+      <w:r>
+        <w:rPr>
+          <w:b/>
+          <w:sz w:val="14"/>
+          <w:szCs w:val="14"/>
+          <w:shd w:val="clear" w:color="auto" w:fill="B7B7B7"/>
+        </w:rPr>
+        <w:t>(GPT</w:t>
+      </w:r>
+      <w:r>
+        <w:rPr>
+          <w:rFonts w:ascii="Cambria Math" w:hAnsi="Cambria Math" w:cs="Cambria Math"/>
+          <w:b/>
+          <w:sz w:val="14"/>
+          <w:szCs w:val="14"/>
+          <w:shd w:val="clear" w:color="auto" w:fill="B7B7B7"/>
+        </w:rPr>
+        <w:t>‑</w:t>
+      </w:r>
+      <w:r>
+        <w:rPr>
+          <w:b/>
+          <w:sz w:val="14"/>
+          <w:szCs w:val="14"/>
+          <w:shd w:val="clear" w:color="auto" w:fill="B7B7B7"/>
+        </w:rPr>
+        <w:t>5 Mini) at [9/10/2025]</w:t>
+      </w:r>
+    </w:p>
+    <w:p>
+      <w:pPr>
+        <w:numPr>
+          <w:ilvl w:val="0"/>
+          <w:numId w:val="19"/>
+        </w:numPr>
+        <w:rPr>
+          <w:rFonts w:ascii="Roboto Mono" w:hAnsi="Roboto Mono"/>
+          <w:lang w:val="en-US"/>
+        </w:rPr>
+      </w:pPr>
+      <w:r>
+        <w:rPr>
+          <w:rFonts w:ascii="Roboto Mono" w:hAnsi="Roboto Mono"/>
+          <w:lang w:val="en-US"/>
+        </w:rPr>
+        <w:t>Typically once or twice per sprint in Agile teams.</w:t>
+      </w:r>
+    </w:p>
+    <w:p>
+      <w:pPr>
+        <w:numPr>
+          <w:ilvl w:val="0"/>
+          <w:numId w:val="19"/>
+        </w:numPr>
+        <w:rPr>
+          <w:rFonts w:ascii="Roboto Mono" w:hAnsi="Roboto Mono"/>
+          <w:lang w:val="en-US"/>
+        </w:rPr>
+      </w:pPr>
+      <w:r>
+        <w:rPr>
+          <w:rFonts w:ascii="Roboto Mono" w:hAnsi="Roboto Mono"/>
+          <w:lang w:val="en-US"/>
+        </w:rPr>
+        <w:t xml:space="preserve">Not a formal Scrum event but a </w:t>
+      </w:r>
+      <w:r>
+        <w:rPr>
+          <w:rFonts w:ascii="Roboto Mono" w:hAnsi="Roboto Mono"/>
+          <w:b/>
+          <w:bCs/>
+          <w:lang w:val="en-US"/>
+        </w:rPr>
+        <w:t>best practice</w:t>
+      </w:r>
+      <w:r>
+        <w:rPr>
+          <w:rFonts w:ascii="Roboto Mono" w:hAnsi="Roboto Mono"/>
+          <w:lang w:val="en-US"/>
+        </w:rPr>
+        <w:t xml:space="preserve"> to keep the backlog healthy.</w:t>
+      </w:r>
+    </w:p>
+    <w:p>
+      <w:pPr>
+        <w:rPr>
+          <w:rFonts w:ascii="Roboto Mono" w:hAnsi="Roboto Mono"/>
+          <w:lang w:val="en-US"/>
+        </w:rPr>
+      </w:pPr>
+      <w:r>
+        <w:rPr>
+          <w:rFonts w:ascii="Roboto Mono" w:hAnsi="Roboto Mono"/>
+          <w:lang w:val="en-US"/>
+        </w:rPr>
+        <w:pict w14:anchorId="0959D72C">
+          <v:rect id="_x0000_i1048" style="width:0;height:1.5pt" o:hralign="center" o:hrstd="t" o:hr="t" fillcolor="#a0a0a0" stroked="f"/>
+        </w:pict>
+      </w:r>
+    </w:p>
+    <w:p>
+      <w:pPr>
+        <w:pStyle w:val="Heading3"/>
+        <w:rPr>
+          <w:lang w:val="en-US"/>
+        </w:rPr>
+      </w:pPr>
+      <w:r>
+        <w:rPr>
+          <w:rFonts w:ascii="Segoe UI Emoji" w:hAnsi="Segoe UI Emoji" w:cs="Segoe UI Emoji"/>
+          <w:lang w:val="en-US"/>
+        </w:rPr>
+        <w:t>🔹</w:t>
+      </w:r>
+      <w:r>
+        <w:rPr>
+          <w:lang w:val="en-US"/>
+        </w:rPr>
+        <w:t xml:space="preserve"> Example</w:t>
+      </w:r>
+    </w:p>
+    <w:p>
+      <w:pPr>
+        <w:spacing w:before="240" w:after="240"/>
+      </w:pPr>
+      <w:r>
+        <w:rPr>
+          <w:b/>
+          <w:shd w:val="clear" w:color="auto" w:fill="B7B7B7"/>
+        </w:rPr>
+        <w:t># Source</w:t>
+      </w:r>
+      <w:r>
+        <w:rPr>
+          <w:shd w:val="clear" w:color="auto" w:fill="B7B7B7"/>
+        </w:rPr>
+        <w:t xml:space="preserve">: </w:t>
+      </w:r>
+      <w:r>
+        <w:rPr>
+          <w:b/>
+          <w:shd w:val="clear" w:color="auto" w:fill="B7B7B7"/>
+        </w:rPr>
+        <w:t xml:space="preserve">Chatgpt </w:t>
+      </w:r>
+      <w:r>
+        <w:rPr>
+          <w:b/>
+          <w:sz w:val="14"/>
+          <w:szCs w:val="14"/>
+          <w:shd w:val="clear" w:color="auto" w:fill="B7B7B7"/>
+        </w:rPr>
+        <w:t>(GPT</w:t>
+      </w:r>
+      <w:r>
+        <w:rPr>
+          <w:rFonts w:ascii="Cambria Math" w:hAnsi="Cambria Math" w:cs="Cambria Math"/>
+          <w:b/>
+          <w:sz w:val="14"/>
+          <w:szCs w:val="14"/>
+          <w:shd w:val="clear" w:color="auto" w:fill="B7B7B7"/>
+        </w:rPr>
+        <w:t>‑</w:t>
+      </w:r>
+      <w:r>
+        <w:rPr>
+          <w:b/>
+          <w:sz w:val="14"/>
+          <w:szCs w:val="14"/>
+          <w:shd w:val="clear" w:color="auto" w:fill="B7B7B7"/>
+        </w:rPr>
+        <w:t>5 Mini) at [9/10/2025]</w:t>
+      </w:r>
+    </w:p>
+    <w:p>
+      <w:pPr>
+        <w:rPr>
+          <w:rFonts w:ascii="Roboto Mono" w:hAnsi="Roboto Mono"/>
+          <w:lang w:val="en-US"/>
+        </w:rPr>
+      </w:pPr>
+      <w:r>
+        <w:rPr>
+          <w:rFonts w:ascii="Roboto Mono" w:hAnsi="Roboto Mono"/>
+          <w:lang w:val="en-US"/>
+        </w:rPr>
+        <w:t>In a banking app project:</w:t>
+      </w:r>
+    </w:p>
+    <w:p>
+      <w:pPr>
+        <w:numPr>
+          <w:ilvl w:val="0"/>
+          <w:numId w:val="20"/>
+        </w:numPr>
+        <w:rPr>
+          <w:rFonts w:ascii="Roboto Mono" w:hAnsi="Roboto Mono"/>
+          <w:lang w:val="en-US"/>
+        </w:rPr>
+      </w:pPr>
+      <w:r>
+        <w:rPr>
+          <w:rFonts w:ascii="Roboto Mono" w:hAnsi="Roboto Mono"/>
+          <w:lang w:val="en-US"/>
+        </w:rPr>
+        <w:t>The product owner brings a new item: “As a user, I want to reset my password.”</w:t>
+      </w:r>
+    </w:p>
+    <w:p>
+      <w:pPr>
+        <w:numPr>
+          <w:ilvl w:val="0"/>
+          <w:numId w:val="20"/>
+        </w:numPr>
+        <w:rPr>
+          <w:rFonts w:ascii="Roboto Mono" w:hAnsi="Roboto Mono"/>
+          <w:lang w:val="en-US"/>
+        </w:rPr>
+      </w:pPr>
+      <w:r>
+        <w:rPr>
+          <w:rFonts w:ascii="Roboto Mono" w:hAnsi="Roboto Mono"/>
+          <w:lang w:val="en-US"/>
+        </w:rPr>
+        <w:t>In the refinement session, the team:</w:t>
+      </w:r>
+    </w:p>
+    <w:p>
+      <w:pPr>
+        <w:numPr>
+          <w:ilvl w:val="1"/>
+          <w:numId w:val="20"/>
+        </w:numPr>
+        <w:rPr>
+          <w:rFonts w:ascii="Roboto Mono" w:hAnsi="Roboto Mono"/>
+          <w:lang w:val="en-US"/>
+        </w:rPr>
+      </w:pPr>
+      <w:r>
+        <w:rPr>
+          <w:rFonts w:ascii="Roboto Mono" w:hAnsi="Roboto Mono"/>
+          <w:lang w:val="en-US"/>
+        </w:rPr>
+        <w:t>Discusses the feature, identifies missing details (e.g., via email or SMS?).</w:t>
+      </w:r>
+    </w:p>
+    <w:p>
+      <w:pPr>
+        <w:numPr>
+          <w:ilvl w:val="1"/>
+          <w:numId w:val="20"/>
+        </w:numPr>
+        <w:rPr>
+          <w:rFonts w:ascii="Roboto Mono" w:hAnsi="Roboto Mono"/>
+          <w:lang w:val="en-US"/>
+        </w:rPr>
+      </w:pPr>
+      <w:r>
+        <w:rPr>
+          <w:rFonts w:ascii="Roboto Mono" w:hAnsi="Roboto Mono"/>
+          <w:lang w:val="en-US"/>
+        </w:rPr>
+        <w:lastRenderedPageBreak/>
+        <w:t>Splits into smaller stories (e.g., UI for reset, backend for token, email sending).</w:t>
+      </w:r>
+    </w:p>
+    <w:p>
+      <w:pPr>
+        <w:numPr>
+          <w:ilvl w:val="1"/>
+          <w:numId w:val="20"/>
+        </w:numPr>
+        <w:rPr>
+          <w:rFonts w:ascii="Roboto Mono" w:hAnsi="Roboto Mono"/>
+          <w:lang w:val="en-US"/>
+        </w:rPr>
+      </w:pPr>
+      <w:r>
+        <w:rPr>
+          <w:rFonts w:ascii="Roboto Mono" w:hAnsi="Roboto Mono"/>
+          <w:lang w:val="en-US"/>
+        </w:rPr>
+        <w:t>Defines acceptance criteria (e.g., token expires after 10 min).</w:t>
+      </w:r>
+    </w:p>
+    <w:p>
+      <w:pPr>
+        <w:numPr>
+          <w:ilvl w:val="1"/>
+          <w:numId w:val="20"/>
+        </w:numPr>
+        <w:rPr>
+          <w:rFonts w:ascii="Roboto Mono" w:hAnsi="Roboto Mono"/>
+          <w:lang w:val="en-US"/>
+        </w:rPr>
+      </w:pPr>
+      <w:r>
+        <w:rPr>
+          <w:rFonts w:ascii="Roboto Mono" w:hAnsi="Roboto Mono"/>
+          <w:lang w:val="en-US"/>
+        </w:rPr>
+        <w:t>Estimates the effort.</w:t>
+      </w:r>
+    </w:p>
+    <w:p>
+      <w:pPr>
+        <w:numPr>
+          <w:ilvl w:val="1"/>
+          <w:numId w:val="20"/>
+        </w:numPr>
+        <w:rPr>
+          <w:rFonts w:ascii="Roboto Mono" w:hAnsi="Roboto Mono"/>
+          <w:lang w:val="en-US"/>
+        </w:rPr>
+      </w:pPr>
+      <w:r>
+        <w:rPr>
+          <w:rFonts w:ascii="Roboto Mono" w:hAnsi="Roboto Mono"/>
+          <w:lang w:val="en-US"/>
+        </w:rPr>
+        <w:t>Marks it as “Ready for Development.”</w:t>
+      </w:r>
+    </w:p>
+    <w:p>
+      <w:pPr>
+        <w:rPr>
+          <w:rFonts w:ascii="Roboto Mono" w:hAnsi="Roboto Mono"/>
+          <w:lang w:val="en-US"/>
+        </w:rPr>
+      </w:pPr>
+      <w:r>
+        <w:rPr>
+          <w:rFonts w:ascii="Roboto Mono" w:hAnsi="Roboto Mono"/>
+          <w:lang w:val="en-US"/>
+        </w:rPr>
+        <w:pict w14:anchorId="56A05D2B">
+          <v:rect id="_x0000_i1049" style="width:0;height:1.5pt" o:hralign="center" o:hrstd="t" o:hr="t" fillcolor="#a0a0a0" stroked="f"/>
+        </w:pict>
+      </w:r>
+    </w:p>
+    <w:p>
+      <w:pPr>
+        <w:pStyle w:val="Heading3"/>
+        <w:rPr>
+          <w:lang w:val="en-US"/>
+        </w:rPr>
+      </w:pPr>
+      <w:r>
+        <w:rPr>
+          <w:rFonts w:ascii="Segoe UI Emoji" w:hAnsi="Segoe UI Emoji" w:cs="Segoe UI Emoji"/>
+          <w:lang w:val="en-US"/>
+        </w:rPr>
+        <w:t>💡</w:t>
+      </w:r>
+      <w:r>
+        <w:rPr>
+          <w:lang w:val="en-US"/>
+        </w:rPr>
+        <w:t xml:space="preserve"> Key takeaway:</w:t>
+      </w:r>
+    </w:p>
+    <w:p>
+      <w:pPr>
+        <w:spacing w:before="240" w:after="240"/>
+      </w:pPr>
+      <w:r>
+        <w:rPr>
+          <w:b/>
+          <w:shd w:val="clear" w:color="auto" w:fill="B7B7B7"/>
+        </w:rPr>
+        <w:t># Source</w:t>
+      </w:r>
+      <w:r>
+        <w:rPr>
+          <w:shd w:val="clear" w:color="auto" w:fill="B7B7B7"/>
+        </w:rPr>
+        <w:t xml:space="preserve">: </w:t>
+      </w:r>
+      <w:r>
+        <w:rPr>
+          <w:b/>
+          <w:shd w:val="clear" w:color="auto" w:fill="B7B7B7"/>
+        </w:rPr>
+        <w:t xml:space="preserve">Chatgpt </w:t>
+      </w:r>
+      <w:r>
+        <w:rPr>
+          <w:b/>
+          <w:sz w:val="14"/>
+          <w:szCs w:val="14"/>
+          <w:shd w:val="clear" w:color="auto" w:fill="B7B7B7"/>
+        </w:rPr>
+        <w:t>(GPT</w:t>
+      </w:r>
+      <w:r>
+        <w:rPr>
+          <w:rFonts w:ascii="Cambria Math" w:hAnsi="Cambria Math" w:cs="Cambria Math"/>
+          <w:b/>
+          <w:sz w:val="14"/>
+          <w:szCs w:val="14"/>
+          <w:shd w:val="clear" w:color="auto" w:fill="B7B7B7"/>
+        </w:rPr>
+        <w:t>‑</w:t>
+      </w:r>
+      <w:r>
+        <w:rPr>
+          <w:b/>
+          <w:sz w:val="14"/>
+          <w:szCs w:val="14"/>
+          <w:shd w:val="clear" w:color="auto" w:fill="B7B7B7"/>
+        </w:rPr>
+        <w:t>5 Mini) at [9/10/2025]</w:t>
+      </w:r>
+      <w:r>
+        <w:rPr>
+          <w:rFonts w:ascii="Roboto Mono" w:hAnsi="Roboto Mono"/>
+          <w:lang w:val="en-US"/>
+        </w:rPr>
+        <w:br/>
+        <w:t xml:space="preserve">Backlog refinement sessions are about </w:t>
+      </w:r>
+      <w:r>
+        <w:rPr>
+          <w:rFonts w:ascii="Roboto Mono" w:hAnsi="Roboto Mono"/>
+          <w:b/>
+          <w:bCs/>
+          <w:lang w:val="en-US"/>
+        </w:rPr>
+        <w:t>preparing the upcoming work</w:t>
+      </w:r>
+      <w:r>
+        <w:rPr>
+          <w:rFonts w:ascii="Roboto Mono" w:hAnsi="Roboto Mono"/>
+          <w:lang w:val="en-US"/>
+        </w:rPr>
+        <w:t xml:space="preserve"> so the team can develop smoothly without confusion or last-minute clarification.</w:t>
+      </w:r>
+    </w:p>
+    <w:p>
+      <w:pPr>
+        <w:rPr>
+          <w:rFonts w:ascii="Roboto Mono" w:hAnsi="Roboto Mono"/>
+          <w:lang w:val="en-US"/>
+        </w:rPr>
+      </w:pPr>
+      <w:r>
+        <w:rPr>
+          <w:rFonts w:ascii="Roboto Mono" w:hAnsi="Roboto Mono"/>
+          <w:lang w:val="en-US"/>
+        </w:rPr>
+        <w:pict w14:anchorId="61231E93">
+          <v:rect id="_x0000_i1050" style="width:0;height:1.5pt" o:hralign="center" o:hrstd="t" o:hr="t" fillcolor="#a0a0a0" stroked="f"/>
+        </w:pict>
+      </w:r>
+    </w:p>
+    <w:p>
+      <w:pPr>
+        <w:pStyle w:val="Heading3"/>
+      </w:pPr>
+      <w:r>
+        <w:rPr>
+          <w:rFonts w:ascii="Segoe UI Emoji" w:hAnsi="Segoe UI Emoji" w:cs="Segoe UI Emoji"/>
+        </w:rPr>
+        <w:t>🧪</w:t>
+      </w:r>
+      <w:r>
+        <w:t xml:space="preserve"> Tester’s Role in Backlog Refinement Sessions</w:t>
+      </w:r>
+    </w:p>
+    <w:p>
+      <w:pPr>
+        <w:rPr>
+          <w:lang w:val="en-US"/>
+        </w:rPr>
+      </w:pPr>
+      <w:r>
+        <w:rPr>
+          <w:b/>
+          <w:shd w:val="clear" w:color="auto" w:fill="B7B7B7"/>
+        </w:rPr>
+        <w:t># Source</w:t>
+      </w:r>
+      <w:r>
+        <w:rPr>
+          <w:shd w:val="clear" w:color="auto" w:fill="B7B7B7"/>
+        </w:rPr>
+        <w:t xml:space="preserve">: </w:t>
+      </w:r>
+      <w:r>
+        <w:rPr>
+          <w:b/>
+          <w:shd w:val="clear" w:color="auto" w:fill="B7B7B7"/>
+        </w:rPr>
+        <w:t xml:space="preserve">Chatgpt </w:t>
+      </w:r>
+      <w:r>
+        <w:rPr>
+          <w:b/>
+          <w:sz w:val="14"/>
+          <w:szCs w:val="14"/>
+          <w:shd w:val="clear" w:color="auto" w:fill="B7B7B7"/>
+        </w:rPr>
+        <w:t>(GPT</w:t>
+      </w:r>
+      <w:r>
+        <w:rPr>
+          <w:rFonts w:ascii="Cambria Math" w:hAnsi="Cambria Math" w:cs="Cambria Math"/>
+          <w:b/>
+          <w:sz w:val="14"/>
+          <w:szCs w:val="14"/>
+          <w:shd w:val="clear" w:color="auto" w:fill="B7B7B7"/>
+        </w:rPr>
+        <w:t>‑</w:t>
+      </w:r>
+      <w:r>
+        <w:rPr>
+          <w:b/>
+          <w:sz w:val="14"/>
+          <w:szCs w:val="14"/>
+          <w:shd w:val="clear" w:color="auto" w:fill="B7B7B7"/>
+        </w:rPr>
+        <w:t>5 Mini) at [9/10/2025]</w:t>
+      </w:r>
+    </w:p>
+    <w:p>
+      <w:pPr>
+        <w:rPr>
+          <w:rFonts w:ascii="Roboto Mono" w:hAnsi="Roboto Mono"/>
+          <w:b/>
+          <w:bCs/>
+          <w:lang w:val="en-US"/>
+        </w:rPr>
+      </w:pPr>
+      <w:r>
+        <w:rPr>
+          <w:rFonts w:ascii="Roboto Mono" w:hAnsi="Roboto Mono"/>
+          <w:b/>
+          <w:bCs/>
+          <w:lang w:val="en-US"/>
+        </w:rPr>
+        <w:t>1. Ensure user stories are testable</w:t>
+      </w:r>
+    </w:p>
+    <w:p>
+      <w:pPr>
+        <w:rPr>
+          <w:rFonts w:ascii="Roboto Mono" w:hAnsi="Roboto Mono"/>
+          <w:lang w:val="en-US"/>
+        </w:rPr>
+      </w:pPr>
+      <w:r>
+        <w:rPr>
+          <w:rFonts w:ascii="Roboto Mono" w:hAnsi="Roboto Mono"/>
+          <w:lang w:val="en-US"/>
+        </w:rPr>
+        <w:t>Testers check that each backlog item (user story, epic, bug, etc.):</w:t>
       </w:r>
     </w:p>
     <w:p>
@@ -4836,18 +6009,25 @@
       <w:r>
         <w:rPr>
           <w:rFonts w:ascii="Roboto Mono" w:hAnsi="Roboto Mono"/>
+          <w:lang w:val="en-US"/>
+        </w:rPr>
+        <w:t xml:space="preserve">Has </w:t>
+      </w:r>
+      <w:r>
+        <w:rPr>
+          <w:rFonts w:ascii="Roboto Mono" w:hAnsi="Roboto Mono"/>
           <w:b/>
           <w:bCs/>
           <w:lang w:val="en-US"/>
         </w:rPr>
-        <w:t>Prioritized</w:t>
-      </w:r>
-      <w:r>
-        <w:rPr>
-          <w:rFonts w:ascii="Roboto Mono" w:hAnsi="Roboto Mono"/>
-          <w:lang w:val="en-US"/>
-        </w:rPr>
-        <w:t xml:space="preserve"> (highest-value work at the top), and</w:t>
+        <w:t>clear acceptance criteria</w:t>
+      </w:r>
+      <w:r>
+        <w:rPr>
+          <w:rFonts w:ascii="Roboto Mono" w:hAnsi="Roboto Mono"/>
+          <w:lang w:val="en-US"/>
+        </w:rPr>
+        <w:t xml:space="preserve"> (conditions of satisfaction).</w:t>
       </w:r>
     </w:p>
     <w:p>
@@ -4864,114 +6044,79 @@
       <w:r>
         <w:rPr>
           <w:rFonts w:ascii="Roboto Mono" w:hAnsi="Roboto Mono"/>
+          <w:lang w:val="en-US"/>
+        </w:rPr>
+        <w:t>Avoids ambiguity (no “maybe,” “should,” or unclear words).</w:t>
+      </w:r>
+    </w:p>
+    <w:p>
+      <w:pPr>
+        <w:numPr>
+          <w:ilvl w:val="0"/>
+          <w:numId w:val="21"/>
+        </w:numPr>
+        <w:rPr>
+          <w:rFonts w:ascii="Roboto Mono" w:hAnsi="Roboto Mono"/>
+          <w:lang w:val="en-US"/>
+        </w:rPr>
+      </w:pPr>
+      <w:r>
+        <w:rPr>
+          <w:rFonts w:ascii="Roboto Mono" w:hAnsi="Roboto Mono"/>
+          <w:lang w:val="en-US"/>
+        </w:rPr>
+        <w:t>Can be validated objectively — meaning there’s a clear “pass” or “fail.”</w:t>
+      </w:r>
+    </w:p>
+    <w:p>
+      <w:pPr>
+        <w:rPr>
+          <w:rFonts w:ascii="Roboto Mono" w:hAnsi="Roboto Mono"/>
+          <w:lang w:val="en-US"/>
+        </w:rPr>
+      </w:pPr>
+      <w:r>
+        <w:rPr>
+          <w:rFonts w:ascii="Roboto Mono" w:hAnsi="Roboto Mono"/>
+          <w:lang w:val="en-US"/>
+        </w:rPr>
+        <w:pict w14:anchorId="1B58D315">
+          <v:rect id="_x0000_i1051" style="width:0;height:1.5pt" o:hralign="center" o:hrstd="t" o:hr="t" fillcolor="#a0a0a0" stroked="f"/>
+        </w:pict>
+      </w:r>
+    </w:p>
+    <w:p>
+      <w:pPr>
+        <w:rPr>
+          <w:rFonts w:ascii="Roboto Mono" w:hAnsi="Roboto Mono"/>
           <w:b/>
           <w:bCs/>
           <w:lang w:val="en-US"/>
         </w:rPr>
-        <w:t>Ready</w:t>
-      </w:r>
-      <w:r>
-        <w:rPr>
-          <w:rFonts w:ascii="Roboto Mono" w:hAnsi="Roboto Mono"/>
-          <w:lang w:val="en-US"/>
-        </w:rPr>
-        <w:t xml:space="preserve"> for upcoming development sprints or iterations.</w:t>
-      </w:r>
-    </w:p>
-    <w:p>
-      <w:pPr>
-        <w:rPr>
-          <w:rFonts w:ascii="Roboto Mono" w:hAnsi="Roboto Mono"/>
-          <w:lang w:val="en-US"/>
-        </w:rPr>
-      </w:pPr>
-      <w:r>
-        <w:rPr>
-          <w:rFonts w:ascii="Roboto Mono" w:hAnsi="Roboto Mono"/>
-          <w:lang w:val="en-US"/>
-        </w:rPr>
-        <w:t>In other words: It’s when the product owner, developers, testers, and sometimes other stakeholders get together to make sure the list of work (the backlog) is well-prepared for the future.</w:t>
-      </w:r>
-    </w:p>
-    <w:p>
-      <w:pPr>
-        <w:rPr>
-          <w:rFonts w:ascii="Roboto Mono" w:hAnsi="Roboto Mono"/>
-          <w:lang w:val="en-US"/>
-        </w:rPr>
-      </w:pPr>
-      <w:r>
-        <w:rPr>
-          <w:rFonts w:ascii="Roboto Mono" w:hAnsi="Roboto Mono"/>
-          <w:lang w:val="en-US"/>
-        </w:rPr>
-        <w:pict w14:anchorId="69D28F06">
-          <v:rect id="_x0000_i1043" style="width:0;height:1.5pt" o:hralign="center" o:hrstd="t" o:hr="t" fillcolor="#a0a0a0" stroked="f"/>
-        </w:pict>
-      </w:r>
-    </w:p>
-    <w:p>
-      <w:pPr>
-        <w:pStyle w:val="Heading3"/>
-        <w:rPr>
-          <w:lang w:val="en-US"/>
-        </w:rPr>
-      </w:pPr>
-      <w:r>
-        <w:rPr>
-          <w:rFonts w:ascii="Segoe UI Emoji" w:hAnsi="Segoe UI Emoji" w:cs="Segoe UI Emoji"/>
-          <w:lang w:val="en-US"/>
-        </w:rPr>
-        <w:t>🔹</w:t>
-      </w:r>
-      <w:r>
-        <w:rPr>
-          <w:lang w:val="en-US"/>
-        </w:rPr>
-        <w:t xml:space="preserve"> Purpose of Backlog Refinement</w:t>
-      </w:r>
-    </w:p>
-    <w:p>
-      <w:pPr>
-        <w:spacing w:before="240" w:after="240"/>
-      </w:pPr>
-      <w:r>
-        <w:rPr>
-          <w:b/>
-          <w:shd w:val="clear" w:color="auto" w:fill="B7B7B7"/>
-        </w:rPr>
-        <w:t># Source</w:t>
-      </w:r>
-      <w:r>
-        <w:rPr>
-          <w:shd w:val="clear" w:color="auto" w:fill="B7B7B7"/>
-        </w:rPr>
-        <w:t xml:space="preserve">: </w:t>
-      </w:r>
-      <w:proofErr w:type="spellStart"/>
-      <w:r>
-        <w:rPr>
-          <w:b/>
-          <w:shd w:val="clear" w:color="auto" w:fill="B7B7B7"/>
-        </w:rPr>
-        <w:t>Chatgpt</w:t>
-      </w:r>
-      <w:proofErr w:type="spellEnd"/>
-      <w:r>
-        <w:rPr>
-          <w:b/>
-          <w:shd w:val="clear" w:color="auto" w:fill="B7B7B7"/>
-        </w:rPr>
-        <w:t xml:space="preserve"> </w:t>
-      </w:r>
-      <w:r>
-        <w:rPr>
-          <w:b/>
-          <w:sz w:val="14"/>
-          <w:szCs w:val="14"/>
-          <w:shd w:val="clear" w:color="auto" w:fill="B7B7B7"/>
-        </w:rPr>
-        <w:t>(GPT-5-Standard) at [9/10/2025]</w:t>
+      </w:pPr>
+      <w:r>
+        <w:rPr>
+          <w:rFonts w:ascii="Roboto Mono" w:hAnsi="Roboto Mono"/>
+          <w:b/>
+          <w:bCs/>
+          <w:lang w:val="en-US"/>
+        </w:rPr>
+        <w:t>2. Ask “what if” questions</w:t>
+      </w:r>
+    </w:p>
+    <w:p>
+      <w:pPr>
+        <w:rPr>
+          <w:rFonts w:ascii="Roboto Mono" w:hAnsi="Roboto Mono"/>
+          <w:lang w:val="en-US"/>
+        </w:rPr>
+      </w:pPr>
+      <w:r>
+        <w:rPr>
+          <w:rFonts w:ascii="Roboto Mono" w:hAnsi="Roboto Mono"/>
+          <w:lang w:val="en-US"/>
+        </w:rPr>
+        <w:t>They bring the “what can go wrong?” mindset:</w:t>
       </w:r>
     </w:p>
     <w:p>
@@ -4990,7 +6135,7 @@
           <w:rFonts w:ascii="Roboto Mono" w:hAnsi="Roboto Mono"/>
           <w:lang w:val="en-US"/>
         </w:rPr>
-        <w:t>Break down large items (epics) into smaller, testable user stories.</w:t>
+        <w:t>What happens if the network fails?</w:t>
       </w:r>
     </w:p>
     <w:p>
@@ -5009,7 +6154,7 @@
           <w:rFonts w:ascii="Roboto Mono" w:hAnsi="Roboto Mono"/>
           <w:lang w:val="en-US"/>
         </w:rPr>
-        <w:t>Clarify requirements and acceptance criteria.</w:t>
+        <w:t>How does this behave with invalid input?</w:t>
       </w:r>
     </w:p>
     <w:p>
@@ -5028,126 +6173,89 @@
           <w:rFonts w:ascii="Roboto Mono" w:hAnsi="Roboto Mono"/>
           <w:lang w:val="en-US"/>
         </w:rPr>
-        <w:t>Estimate effort (e.g., story points, time).</w:t>
-      </w:r>
-    </w:p>
-    <w:p>
-      <w:pPr>
-        <w:numPr>
-          <w:ilvl w:val="0"/>
-          <w:numId w:val="22"/>
-        </w:numPr>
-        <w:rPr>
-          <w:rFonts w:ascii="Roboto Mono" w:hAnsi="Roboto Mono"/>
-          <w:lang w:val="en-US"/>
-        </w:rPr>
-      </w:pPr>
-      <w:r>
-        <w:rPr>
-          <w:rFonts w:ascii="Roboto Mono" w:hAnsi="Roboto Mono"/>
-          <w:lang w:val="en-US"/>
-        </w:rPr>
-        <w:t>Reprioritize based on business needs or technical dependencies.</w:t>
-      </w:r>
-    </w:p>
-    <w:p>
-      <w:pPr>
-        <w:numPr>
-          <w:ilvl w:val="0"/>
-          <w:numId w:val="22"/>
-        </w:numPr>
-        <w:rPr>
-          <w:rFonts w:ascii="Roboto Mono" w:hAnsi="Roboto Mono"/>
-          <w:lang w:val="en-US"/>
-        </w:rPr>
-      </w:pPr>
-      <w:r>
-        <w:rPr>
-          <w:rFonts w:ascii="Roboto Mono" w:hAnsi="Roboto Mono"/>
-          <w:lang w:val="en-US"/>
-        </w:rPr>
-        <w:t>Remove outdated or irrelevant items.</w:t>
-      </w:r>
-    </w:p>
-    <w:p>
-      <w:pPr>
-        <w:rPr>
-          <w:rFonts w:ascii="Roboto Mono" w:hAnsi="Roboto Mono"/>
-          <w:lang w:val="en-US"/>
-        </w:rPr>
-      </w:pPr>
-      <w:r>
-        <w:rPr>
-          <w:rFonts w:ascii="Roboto Mono" w:hAnsi="Roboto Mono"/>
-          <w:lang w:val="en-US"/>
-        </w:rPr>
-        <w:pict w14:anchorId="4DC5CDEB">
-          <v:rect id="_x0000_i1044" style="width:0;height:1.5pt" o:hralign="center" o:hrstd="t" o:hr="t" fillcolor="#a0a0a0" stroked="f"/>
+        <w:t>Are there performance or security concerns?</w:t>
+      </w:r>
+    </w:p>
+    <w:p>
+      <w:pPr>
+        <w:rPr>
+          <w:rFonts w:ascii="Roboto Mono" w:hAnsi="Roboto Mono"/>
+          <w:lang w:val="en-US"/>
+        </w:rPr>
+      </w:pPr>
+      <w:r>
+        <w:rPr>
+          <w:rFonts w:ascii="Roboto Mono" w:hAnsi="Roboto Mono"/>
+          <w:lang w:val="en-US"/>
+        </w:rPr>
+        <w:t xml:space="preserve">This helps uncover </w:t>
+      </w:r>
+      <w:r>
+        <w:rPr>
+          <w:rFonts w:ascii="Roboto Mono" w:hAnsi="Roboto Mono"/>
+          <w:b/>
+          <w:bCs/>
+          <w:lang w:val="en-US"/>
+        </w:rPr>
+        <w:t>hidden requirements</w:t>
+      </w:r>
+      <w:r>
+        <w:rPr>
+          <w:rFonts w:ascii="Roboto Mono" w:hAnsi="Roboto Mono"/>
+          <w:lang w:val="en-US"/>
+        </w:rPr>
+        <w:t xml:space="preserve"> or missing scenarios.</w:t>
+      </w:r>
+    </w:p>
+    <w:p>
+      <w:pPr>
+        <w:rPr>
+          <w:rFonts w:ascii="Roboto Mono" w:hAnsi="Roboto Mono"/>
+          <w:lang w:val="en-US"/>
+        </w:rPr>
+      </w:pPr>
+      <w:r>
+        <w:rPr>
+          <w:rFonts w:ascii="Roboto Mono" w:hAnsi="Roboto Mono"/>
+          <w:lang w:val="en-US"/>
+        </w:rPr>
+        <w:pict w14:anchorId="39A692C3">
+          <v:rect id="_x0000_i1052" style="width:0;height:1.5pt" o:hralign="center" o:hrstd="t" o:hr="t" fillcolor="#a0a0a0" stroked="f"/>
         </w:pict>
       </w:r>
     </w:p>
     <w:p>
       <w:pPr>
-        <w:pStyle w:val="Heading3"/>
-        <w:rPr>
-          <w:lang w:val="en-US"/>
-        </w:rPr>
-      </w:pPr>
-      <w:r>
-        <w:rPr>
-          <w:rFonts w:ascii="Segoe UI Emoji" w:hAnsi="Segoe UI Emoji" w:cs="Segoe UI Emoji"/>
-          <w:lang w:val="en-US"/>
-        </w:rPr>
-        <w:t>🔹</w:t>
-      </w:r>
-      <w:r>
-        <w:rPr>
-          <w:lang w:val="en-US"/>
-        </w:rPr>
-        <w:t xml:space="preserve"> Who Attends</w:t>
-      </w:r>
-    </w:p>
-    <w:p>
-      <w:pPr>
-        <w:spacing w:before="240" w:after="240"/>
-      </w:pPr>
-      <w:r>
-        <w:rPr>
-          <w:b/>
-          <w:shd w:val="clear" w:color="auto" w:fill="B7B7B7"/>
-        </w:rPr>
-        <w:t># Source</w:t>
-      </w:r>
-      <w:r>
-        <w:rPr>
-          <w:shd w:val="clear" w:color="auto" w:fill="B7B7B7"/>
-        </w:rPr>
-        <w:t xml:space="preserve">: </w:t>
-      </w:r>
-      <w:proofErr w:type="spellStart"/>
-      <w:r>
-        <w:rPr>
-          <w:b/>
-          <w:shd w:val="clear" w:color="auto" w:fill="B7B7B7"/>
-        </w:rPr>
-        <w:t>Chatgpt</w:t>
-      </w:r>
-      <w:proofErr w:type="spellEnd"/>
-      <w:r>
-        <w:rPr>
-          <w:b/>
-          <w:shd w:val="clear" w:color="auto" w:fill="B7B7B7"/>
-        </w:rPr>
-        <w:t xml:space="preserve"> </w:t>
-      </w:r>
-      <w:r>
-        <w:rPr>
-          <w:b/>
-          <w:sz w:val="14"/>
-          <w:szCs w:val="14"/>
-          <w:shd w:val="clear" w:color="auto" w:fill="B7B7B7"/>
-        </w:rPr>
-        <w:t>(GPT-5-Standard) at [9/10/2025]</w:t>
+        <w:rPr>
+          <w:rFonts w:ascii="Roboto Mono" w:hAnsi="Roboto Mono"/>
+          <w:b/>
+          <w:bCs/>
+          <w:lang w:val="en-US"/>
+        </w:rPr>
+      </w:pPr>
+      <w:r>
+        <w:rPr>
+          <w:rFonts w:ascii="Roboto Mono" w:hAnsi="Roboto Mono"/>
+          <w:b/>
+          <w:bCs/>
+          <w:lang w:val="en-US"/>
+        </w:rPr>
+        <w:t>3. Highlight risks</w:t>
+      </w:r>
+    </w:p>
+    <w:p>
+      <w:pPr>
+        <w:rPr>
+          <w:rFonts w:ascii="Roboto Mono" w:hAnsi="Roboto Mono"/>
+          <w:lang w:val="en-US"/>
+        </w:rPr>
+      </w:pPr>
+      <w:r>
+        <w:rPr>
+          <w:rFonts w:ascii="Roboto Mono" w:hAnsi="Roboto Mono"/>
+          <w:lang w:val="en-US"/>
+        </w:rPr>
+        <w:t>QA can flag high-risk areas early:</w:t>
       </w:r>
     </w:p>
     <w:p>
@@ -5164,31 +6272,9 @@
       <w:r>
         <w:rPr>
           <w:rFonts w:ascii="Roboto Mono" w:hAnsi="Roboto Mono"/>
-          <w:b/>
-          <w:bCs/>
-          <w:lang w:val="en-US"/>
-        </w:rPr>
-        <w:t>Product Owner</w:t>
-      </w:r>
-      <w:r>
-        <w:rPr>
-          <w:rFonts w:ascii="Roboto Mono" w:hAnsi="Roboto Mono"/>
-          <w:lang w:val="en-US"/>
-        </w:rPr>
-        <w:t xml:space="preserve"> </w:t>
-      </w:r>
-      <w:r>
-        <w:rPr>
-          <w:lang w:val="en-US"/>
-        </w:rPr>
-        <w:t>→</w:t>
-      </w:r>
-      <w:r>
-        <w:rPr>
-          <w:rFonts w:ascii="Roboto Mono" w:hAnsi="Roboto Mono"/>
-          <w:lang w:val="en-US"/>
-        </w:rPr>
-        <w:t xml:space="preserve"> brings the business priorities and context.</w:t>
+          <w:lang w:val="en-US"/>
+        </w:rPr>
+        <w:t>Complex logic</w:t>
       </w:r>
     </w:p>
     <w:p>
@@ -5205,31 +6291,9 @@
       <w:r>
         <w:rPr>
           <w:rFonts w:ascii="Roboto Mono" w:hAnsi="Roboto Mono"/>
-          <w:b/>
-          <w:bCs/>
-          <w:lang w:val="en-US"/>
-        </w:rPr>
-        <w:t>Developers</w:t>
-      </w:r>
-      <w:r>
-        <w:rPr>
-          <w:rFonts w:ascii="Roboto Mono" w:hAnsi="Roboto Mono"/>
-          <w:lang w:val="en-US"/>
-        </w:rPr>
-        <w:t xml:space="preserve"> </w:t>
-      </w:r>
-      <w:r>
-        <w:rPr>
-          <w:lang w:val="en-US"/>
-        </w:rPr>
-        <w:t>→</w:t>
-      </w:r>
-      <w:r>
-        <w:rPr>
-          <w:rFonts w:ascii="Roboto Mono" w:hAnsi="Roboto Mono"/>
-          <w:lang w:val="en-US"/>
-        </w:rPr>
-        <w:t xml:space="preserve"> give technical insights and estimates.</w:t>
+          <w:lang w:val="en-US"/>
+        </w:rPr>
+        <w:t>Dependencies on third-party systems</w:t>
       </w:r>
     </w:p>
     <w:p>
@@ -5246,43 +6310,52 @@
       <w:r>
         <w:rPr>
           <w:rFonts w:ascii="Roboto Mono" w:hAnsi="Roboto Mono"/>
+          <w:lang w:val="en-US"/>
+        </w:rPr>
+        <w:t>Features with high user impact</w:t>
+      </w:r>
+    </w:p>
+    <w:p>
+      <w:pPr>
+        <w:rPr>
+          <w:rFonts w:ascii="Roboto Mono" w:hAnsi="Roboto Mono"/>
+          <w:lang w:val="en-US"/>
+        </w:rPr>
+      </w:pPr>
+      <w:r>
+        <w:rPr>
+          <w:rFonts w:ascii="Roboto Mono" w:hAnsi="Roboto Mono"/>
+          <w:lang w:val="en-US"/>
+        </w:rPr>
+        <w:t>This allows the team to prioritize testing and sometimes change design before coding starts.</w:t>
+      </w:r>
+    </w:p>
+    <w:p>
+      <w:pPr>
+        <w:rPr>
+          <w:rFonts w:ascii="Roboto Mono" w:hAnsi="Roboto Mono"/>
+          <w:lang w:val="en-US"/>
+        </w:rPr>
+      </w:pPr>
+      <w:r>
+        <w:rPr>
+          <w:rFonts w:ascii="Roboto Mono" w:hAnsi="Roboto Mono"/>
+          <w:lang w:val="en-US"/>
+        </w:rPr>
+        <w:lastRenderedPageBreak/>
+        <w:pict w14:anchorId="46591D47">
+          <v:rect id="_x0000_i1053" style="width:0;height:1.5pt" o:hralign="center" o:hrstd="t" o:hr="t" fillcolor="#a0a0a0" stroked="f"/>
+        </w:pict>
+      </w:r>
+    </w:p>
+    <w:p>
+      <w:pPr>
+        <w:rPr>
+          <w:rFonts w:ascii="Roboto Mono" w:hAnsi="Roboto Mono"/>
           <w:b/>
           <w:bCs/>
           <w:lang w:val="en-US"/>
         </w:rPr>
-        <w:t>QA / Testers</w:t>
-      </w:r>
-      <w:r>
-        <w:rPr>
-          <w:rFonts w:ascii="Roboto Mono" w:hAnsi="Roboto Mono"/>
-          <w:lang w:val="en-US"/>
-        </w:rPr>
-        <w:t xml:space="preserve"> </w:t>
-      </w:r>
-      <w:r>
-        <w:rPr>
-          <w:lang w:val="en-US"/>
-        </w:rPr>
-        <w:t>→</w:t>
-      </w:r>
-      <w:r>
-        <w:rPr>
-          <w:rFonts w:ascii="Roboto Mono" w:hAnsi="Roboto Mono"/>
-          <w:lang w:val="en-US"/>
-        </w:rPr>
-        <w:t xml:space="preserve"> help define testable acceptance criteria and spot risks early.</w:t>
-      </w:r>
-    </w:p>
-    <w:p>
-      <w:pPr>
-        <w:numPr>
-          <w:ilvl w:val="0"/>
-          <w:numId w:val="23"/>
-        </w:numPr>
-        <w:rPr>
-          <w:rFonts w:ascii="Roboto Mono" w:hAnsi="Roboto Mono"/>
-          <w:lang w:val="en-US"/>
-        </w:rPr>
       </w:pPr>
       <w:r>
         <w:rPr>
@@ -5291,95 +6364,22 @@
           <w:bCs/>
           <w:lang w:val="en-US"/>
         </w:rPr>
-        <w:t>Sometimes</w:t>
-      </w:r>
-      <w:r>
-        <w:rPr>
-          <w:rFonts w:ascii="Roboto Mono" w:hAnsi="Roboto Mono"/>
-          <w:lang w:val="en-US"/>
-        </w:rPr>
-        <w:t xml:space="preserve"> UX, business analysts, or other roles join if needed.</w:t>
-      </w:r>
-    </w:p>
-    <w:p>
-      <w:pPr>
-        <w:rPr>
-          <w:rFonts w:ascii="Roboto Mono" w:hAnsi="Roboto Mono"/>
-          <w:lang w:val="en-US"/>
-        </w:rPr>
-      </w:pPr>
-      <w:r>
-        <w:rPr>
-          <w:rFonts w:ascii="Roboto Mono" w:hAnsi="Roboto Mono"/>
-          <w:lang w:val="en-US"/>
-        </w:rPr>
-        <w:pict w14:anchorId="38798A10">
-          <v:rect id="_x0000_i1045" style="width:0;height:1.5pt" o:hralign="center" o:hrstd="t" o:hr="t" fillcolor="#a0a0a0" stroked="f"/>
-        </w:pict>
-      </w:r>
-    </w:p>
-    <w:p>
-      <w:pPr>
-        <w:pStyle w:val="Heading3"/>
-        <w:rPr>
-          <w:lang w:val="en-US"/>
-        </w:rPr>
-      </w:pPr>
-      <w:r>
-        <w:rPr>
-          <w:rFonts w:ascii="Segoe UI Emoji" w:hAnsi="Segoe UI Emoji" w:cs="Segoe UI Emoji"/>
-          <w:lang w:val="en-US"/>
-        </w:rPr>
-        <w:t>🔹</w:t>
-      </w:r>
-      <w:r>
-        <w:rPr>
-          <w:lang w:val="en-US"/>
-        </w:rPr>
-        <w:t xml:space="preserve"> When It Happens</w:t>
-      </w:r>
-    </w:p>
-    <w:p>
-      <w:pPr>
-        <w:spacing w:before="240" w:after="240"/>
-      </w:pPr>
-      <w:r>
-        <w:rPr>
-          <w:b/>
-          <w:shd w:val="clear" w:color="auto" w:fill="B7B7B7"/>
-        </w:rPr>
-        <w:t># Source</w:t>
-      </w:r>
-      <w:r>
-        <w:rPr>
-          <w:shd w:val="clear" w:color="auto" w:fill="B7B7B7"/>
-        </w:rPr>
-        <w:t xml:space="preserve">: </w:t>
-      </w:r>
-      <w:proofErr w:type="spellStart"/>
-      <w:r>
-        <w:rPr>
-          <w:b/>
-          <w:shd w:val="clear" w:color="auto" w:fill="B7B7B7"/>
-        </w:rPr>
-        <w:t>Chatgpt</w:t>
-      </w:r>
-      <w:proofErr w:type="spellEnd"/>
-      <w:r>
-        <w:rPr>
-          <w:b/>
-          <w:shd w:val="clear" w:color="auto" w:fill="B7B7B7"/>
-        </w:rPr>
-        <w:t xml:space="preserve"> </w:t>
-      </w:r>
-      <w:r>
-        <w:rPr>
-          <w:b/>
-          <w:sz w:val="14"/>
-          <w:szCs w:val="14"/>
-          <w:shd w:val="clear" w:color="auto" w:fill="B7B7B7"/>
-        </w:rPr>
-        <w:t>(GPT-5-Standard) at [9/10/2025]</w:t>
+        <w:t>4. Suggest test data and environment needs</w:t>
+      </w:r>
+    </w:p>
+    <w:p>
+      <w:pPr>
+        <w:rPr>
+          <w:rFonts w:ascii="Roboto Mono" w:hAnsi="Roboto Mono"/>
+          <w:lang w:val="en-US"/>
+        </w:rPr>
+      </w:pPr>
+      <w:r>
+        <w:rPr>
+          <w:rFonts w:ascii="Roboto Mono" w:hAnsi="Roboto Mono"/>
+          <w:lang w:val="en-US"/>
+        </w:rPr>
+        <w:t>During refinement, testers can:</w:t>
       </w:r>
     </w:p>
     <w:p>
@@ -5393,21 +6393,12 @@
           <w:lang w:val="en-US"/>
         </w:rPr>
       </w:pPr>
-      <w:proofErr w:type="gramStart"/>
-      <w:r>
-        <w:rPr>
-          <w:rFonts w:ascii="Roboto Mono" w:hAnsi="Roboto Mono"/>
-          <w:lang w:val="en-US"/>
-        </w:rPr>
-        <w:t>Typically</w:t>
-      </w:r>
-      <w:proofErr w:type="gramEnd"/>
-      <w:r>
-        <w:rPr>
-          <w:rFonts w:ascii="Roboto Mono" w:hAnsi="Roboto Mono"/>
-          <w:lang w:val="en-US"/>
-        </w:rPr>
-        <w:t xml:space="preserve"> once or twice per sprint in Agile teams.</w:t>
+      <w:r>
+        <w:rPr>
+          <w:rFonts w:ascii="Roboto Mono" w:hAnsi="Roboto Mono"/>
+          <w:lang w:val="en-US"/>
+        </w:rPr>
+        <w:t>Identify special test data required (e.g., edge cases, boundary values).</w:t>
       </w:r>
     </w:p>
     <w:p>
@@ -5426,120 +6417,77 @@
           <w:rFonts w:ascii="Roboto Mono" w:hAnsi="Roboto Mono"/>
           <w:lang w:val="en-US"/>
         </w:rPr>
-        <w:t xml:space="preserve">Not a formal Scrum event but a </w:t>
-      </w:r>
-      <w:r>
+        <w:t>Check if new tools or environments will be needed.</w:t>
+      </w:r>
+    </w:p>
+    <w:p>
+      <w:pPr>
+        <w:numPr>
+          <w:ilvl w:val="0"/>
+          <w:numId w:val="24"/>
+        </w:numPr>
+        <w:rPr>
+          <w:rFonts w:ascii="Roboto Mono" w:hAnsi="Roboto Mono"/>
+          <w:lang w:val="en-US"/>
+        </w:rPr>
+      </w:pPr>
+      <w:r>
+        <w:rPr>
+          <w:rFonts w:ascii="Roboto Mono" w:hAnsi="Roboto Mono"/>
+          <w:lang w:val="en-US"/>
+        </w:rPr>
+        <w:t>Plan for automation or performance testing early.</w:t>
+      </w:r>
+    </w:p>
+    <w:p>
+      <w:pPr>
+        <w:rPr>
+          <w:rFonts w:ascii="Roboto Mono" w:hAnsi="Roboto Mono"/>
+          <w:lang w:val="en-US"/>
+        </w:rPr>
+      </w:pPr>
+      <w:r>
+        <w:rPr>
+          <w:rFonts w:ascii="Roboto Mono" w:hAnsi="Roboto Mono"/>
+          <w:lang w:val="en-US"/>
+        </w:rPr>
+        <w:pict w14:anchorId="63C50FD9">
+          <v:rect id="_x0000_i1054" style="width:0;height:1.5pt" o:hralign="center" o:hrstd="t" o:hr="t" fillcolor="#a0a0a0" stroked="f"/>
+        </w:pict>
+      </w:r>
+    </w:p>
+    <w:p>
+      <w:pPr>
         <w:rPr>
           <w:rFonts w:ascii="Roboto Mono" w:hAnsi="Roboto Mono"/>
           <w:b/>
           <w:bCs/>
           <w:lang w:val="en-US"/>
         </w:rPr>
-        <w:t>best practice</w:t>
-      </w:r>
-      <w:r>
-        <w:rPr>
-          <w:rFonts w:ascii="Roboto Mono" w:hAnsi="Roboto Mono"/>
-          <w:lang w:val="en-US"/>
-        </w:rPr>
-        <w:t xml:space="preserve"> to keep the backlog healthy.</w:t>
-      </w:r>
-    </w:p>
-    <w:p>
-      <w:pPr>
-        <w:rPr>
-          <w:rFonts w:ascii="Roboto Mono" w:hAnsi="Roboto Mono"/>
-          <w:lang w:val="en-US"/>
-        </w:rPr>
-      </w:pPr>
-      <w:r>
-        <w:rPr>
-          <w:rFonts w:ascii="Roboto Mono" w:hAnsi="Roboto Mono"/>
-          <w:lang w:val="en-US"/>
-        </w:rPr>
-        <w:pict w14:anchorId="29B24B8D">
-          <v:rect id="_x0000_i1046" style="width:0;height:1.5pt" o:hralign="center" o:hrstd="t" o:hr="t" fillcolor="#a0a0a0" stroked="f"/>
-        </w:pict>
-      </w:r>
-    </w:p>
-    <w:p>
-      <w:pPr>
-        <w:pStyle w:val="Heading3"/>
-        <w:rPr>
-          <w:lang w:val="en-US"/>
-        </w:rPr>
-      </w:pPr>
-      <w:r>
-        <w:rPr>
-          <w:rFonts w:ascii="Segoe UI Emoji" w:hAnsi="Segoe UI Emoji" w:cs="Segoe UI Emoji"/>
-          <w:lang w:val="en-US"/>
-        </w:rPr>
-        <w:lastRenderedPageBreak/>
-        <w:t>🔹</w:t>
-      </w:r>
-      <w:r>
-        <w:rPr>
-          <w:lang w:val="en-US"/>
-        </w:rPr>
-        <w:t xml:space="preserve"> Example</w:t>
-      </w:r>
-    </w:p>
-    <w:p>
-      <w:pPr>
-        <w:spacing w:before="240" w:after="240"/>
-      </w:pPr>
-      <w:r>
-        <w:rPr>
-          <w:b/>
-          <w:shd w:val="clear" w:color="auto" w:fill="B7B7B7"/>
-        </w:rPr>
-        <w:t># Source</w:t>
-      </w:r>
-      <w:r>
-        <w:rPr>
-          <w:shd w:val="clear" w:color="auto" w:fill="B7B7B7"/>
-        </w:rPr>
-        <w:t xml:space="preserve">: </w:t>
-      </w:r>
-      <w:proofErr w:type="spellStart"/>
-      <w:r>
-        <w:rPr>
-          <w:b/>
-          <w:shd w:val="clear" w:color="auto" w:fill="B7B7B7"/>
-        </w:rPr>
-        <w:t>Chatgpt</w:t>
-      </w:r>
-      <w:proofErr w:type="spellEnd"/>
-      <w:r>
-        <w:rPr>
-          <w:b/>
-          <w:shd w:val="clear" w:color="auto" w:fill="B7B7B7"/>
-        </w:rPr>
-        <w:t xml:space="preserve"> </w:t>
-      </w:r>
-      <w:r>
-        <w:rPr>
-          <w:b/>
-          <w:sz w:val="14"/>
-          <w:szCs w:val="14"/>
-          <w:shd w:val="clear" w:color="auto" w:fill="B7B7B7"/>
-        </w:rPr>
-        <w:t>(GPT-5-Standard) at [9/10/2025]</w:t>
-      </w:r>
-    </w:p>
-    <w:p>
-      <w:pPr>
-        <w:rPr>
-          <w:rFonts w:ascii="Roboto Mono" w:hAnsi="Roboto Mono"/>
-          <w:lang w:val="en-US"/>
-        </w:rPr>
-      </w:pPr>
-      <w:r>
-        <w:rPr>
-          <w:rFonts w:ascii="Roboto Mono" w:hAnsi="Roboto Mono"/>
-          <w:lang w:val="en-US"/>
-        </w:rPr>
-        <w:t>In a banking app project:</w:t>
+      </w:pPr>
+      <w:r>
+        <w:rPr>
+          <w:rFonts w:ascii="Roboto Mono" w:hAnsi="Roboto Mono"/>
+          <w:b/>
+          <w:bCs/>
+          <w:lang w:val="en-US"/>
+        </w:rPr>
+        <w:t>5. Assist with estimation</w:t>
+      </w:r>
+    </w:p>
+    <w:p>
+      <w:pPr>
+        <w:rPr>
+          <w:rFonts w:ascii="Roboto Mono" w:hAnsi="Roboto Mono"/>
+          <w:lang w:val="en-US"/>
+        </w:rPr>
+      </w:pPr>
+      <w:r>
+        <w:rPr>
+          <w:rFonts w:ascii="Roboto Mono" w:hAnsi="Roboto Mono"/>
+          <w:lang w:val="en-US"/>
+        </w:rPr>
+        <w:t>QA gives input on testing effort:</w:t>
       </w:r>
     </w:p>
     <w:p>
@@ -5558,7 +6506,7 @@
           <w:rFonts w:ascii="Roboto Mono" w:hAnsi="Roboto Mono"/>
           <w:lang w:val="en-US"/>
         </w:rPr>
-        <w:t>The product owner brings a new item: “As a user, I want to reset my password.”</w:t>
+        <w:t>Manual test coverage complexity</w:t>
       </w:r>
     </w:p>
     <w:p>
@@ -5577,13 +6525,13 @@
           <w:rFonts w:ascii="Roboto Mono" w:hAnsi="Roboto Mono"/>
           <w:lang w:val="en-US"/>
         </w:rPr>
-        <w:t>In the refinement session, the team:</w:t>
-      </w:r>
-    </w:p>
-    <w:p>
-      <w:pPr>
-        <w:numPr>
-          <w:ilvl w:val="1"/>
+        <w:t>Automation feasibility</w:t>
+      </w:r>
+    </w:p>
+    <w:p>
+      <w:pPr>
+        <w:numPr>
+          <w:ilvl w:val="0"/>
           <w:numId w:val="25"/>
         </w:numPr>
         <w:rPr>
@@ -5596,298 +6544,89 @@
           <w:rFonts w:ascii="Roboto Mono" w:hAnsi="Roboto Mono"/>
           <w:lang w:val="en-US"/>
         </w:rPr>
-        <w:t>Discusses the feature, identifies missing details (e.g., via email or SMS?).</w:t>
-      </w:r>
-    </w:p>
-    <w:p>
-      <w:pPr>
-        <w:numPr>
-          <w:ilvl w:val="1"/>
-          <w:numId w:val="25"/>
-        </w:numPr>
-        <w:rPr>
-          <w:rFonts w:ascii="Roboto Mono" w:hAnsi="Roboto Mono"/>
-          <w:lang w:val="en-US"/>
-        </w:rPr>
-      </w:pPr>
-      <w:r>
-        <w:rPr>
-          <w:rFonts w:ascii="Roboto Mono" w:hAnsi="Roboto Mono"/>
-          <w:lang w:val="en-US"/>
-        </w:rPr>
-        <w:t>Splits into smaller stories (e.g., UI for reset, backend for token, email sending).</w:t>
-      </w:r>
-    </w:p>
-    <w:p>
-      <w:pPr>
-        <w:numPr>
-          <w:ilvl w:val="1"/>
-          <w:numId w:val="25"/>
-        </w:numPr>
-        <w:rPr>
-          <w:rFonts w:ascii="Roboto Mono" w:hAnsi="Roboto Mono"/>
-          <w:lang w:val="en-US"/>
-        </w:rPr>
-      </w:pPr>
-      <w:r>
-        <w:rPr>
-          <w:rFonts w:ascii="Roboto Mono" w:hAnsi="Roboto Mono"/>
-          <w:lang w:val="en-US"/>
-        </w:rPr>
-        <w:t>Defines acceptance criteria (e.g., token expires after 10 min).</w:t>
-      </w:r>
-    </w:p>
-    <w:p>
-      <w:pPr>
-        <w:numPr>
-          <w:ilvl w:val="1"/>
-          <w:numId w:val="25"/>
-        </w:numPr>
-        <w:rPr>
-          <w:rFonts w:ascii="Roboto Mono" w:hAnsi="Roboto Mono"/>
-          <w:lang w:val="en-US"/>
-        </w:rPr>
-      </w:pPr>
-      <w:r>
-        <w:rPr>
-          <w:rFonts w:ascii="Roboto Mono" w:hAnsi="Roboto Mono"/>
-          <w:lang w:val="en-US"/>
-        </w:rPr>
-        <w:t>Estimates the effort.</w:t>
-      </w:r>
-    </w:p>
-    <w:p>
-      <w:pPr>
-        <w:numPr>
-          <w:ilvl w:val="1"/>
-          <w:numId w:val="25"/>
-        </w:numPr>
-        <w:rPr>
-          <w:rFonts w:ascii="Roboto Mono" w:hAnsi="Roboto Mono"/>
-          <w:lang w:val="en-US"/>
-        </w:rPr>
-      </w:pPr>
-      <w:r>
-        <w:rPr>
-          <w:rFonts w:ascii="Roboto Mono" w:hAnsi="Roboto Mono"/>
-          <w:lang w:val="en-US"/>
-        </w:rPr>
-        <w:t>Marks it as “Ready for Development.”</w:t>
-      </w:r>
-    </w:p>
-    <w:p>
-      <w:pPr>
-        <w:rPr>
-          <w:rFonts w:ascii="Roboto Mono" w:hAnsi="Roboto Mono"/>
-          <w:lang w:val="en-US"/>
-        </w:rPr>
-      </w:pPr>
-      <w:r>
-        <w:rPr>
-          <w:rFonts w:ascii="Roboto Mono" w:hAnsi="Roboto Mono"/>
-          <w:lang w:val="en-US"/>
-        </w:rPr>
-        <w:pict w14:anchorId="38091B7E">
-          <v:rect id="_x0000_i1047" style="width:0;height:1.5pt" o:hralign="center" o:hrstd="t" o:hr="t" fillcolor="#a0a0a0" stroked="f"/>
+        <w:t>Extra checks (like compliance, accessibility, or localization)</w:t>
+      </w:r>
+    </w:p>
+    <w:p>
+      <w:pPr>
+        <w:rPr>
+          <w:rFonts w:ascii="Roboto Mono" w:hAnsi="Roboto Mono"/>
+          <w:lang w:val="en-US"/>
+        </w:rPr>
+      </w:pPr>
+      <w:r>
+        <w:rPr>
+          <w:rFonts w:ascii="Roboto Mono" w:hAnsi="Roboto Mono"/>
+          <w:lang w:val="en-US"/>
+        </w:rPr>
+        <w:t xml:space="preserve">This helps the team give </w:t>
+      </w:r>
+      <w:r>
+        <w:rPr>
+          <w:rFonts w:ascii="Roboto Mono" w:hAnsi="Roboto Mono"/>
+          <w:b/>
+          <w:bCs/>
+          <w:lang w:val="en-US"/>
+        </w:rPr>
+        <w:t>more realistic story estimates</w:t>
+      </w:r>
+      <w:r>
+        <w:rPr>
+          <w:rFonts w:ascii="Roboto Mono" w:hAnsi="Roboto Mono"/>
+          <w:lang w:val="en-US"/>
+        </w:rPr>
+        <w:t>.</w:t>
+      </w:r>
+    </w:p>
+    <w:p>
+      <w:pPr>
+        <w:rPr>
+          <w:rFonts w:ascii="Roboto Mono" w:hAnsi="Roboto Mono"/>
+          <w:lang w:val="en-US"/>
+        </w:rPr>
+      </w:pPr>
+      <w:r>
+        <w:rPr>
+          <w:rFonts w:ascii="Roboto Mono" w:hAnsi="Roboto Mono"/>
+          <w:lang w:val="en-US"/>
+        </w:rPr>
+        <w:pict w14:anchorId="19FDD69E">
+          <v:rect id="_x0000_i1055" style="width:0;height:1.5pt" o:hralign="center" o:hrstd="t" o:hr="t" fillcolor="#a0a0a0" stroked="f"/>
         </w:pict>
       </w:r>
     </w:p>
     <w:p>
       <w:pPr>
-        <w:pStyle w:val="Heading3"/>
-        <w:rPr>
-          <w:lang w:val="en-US"/>
-        </w:rPr>
-      </w:pPr>
-      <w:r>
-        <w:rPr>
-          <w:rFonts w:ascii="Segoe UI Emoji" w:hAnsi="Segoe UI Emoji" w:cs="Segoe UI Emoji"/>
-          <w:lang w:val="en-US"/>
-        </w:rPr>
-        <w:t>💡</w:t>
-      </w:r>
-      <w:r>
-        <w:rPr>
-          <w:lang w:val="en-US"/>
-        </w:rPr>
-        <w:t xml:space="preserve"> Key takeaway:</w:t>
-      </w:r>
-    </w:p>
-    <w:p>
-      <w:pPr>
-        <w:spacing w:before="240" w:after="240"/>
-      </w:pPr>
-      <w:r>
-        <w:rPr>
-          <w:b/>
-          <w:shd w:val="clear" w:color="auto" w:fill="B7B7B7"/>
-        </w:rPr>
-        <w:t># Source</w:t>
-      </w:r>
-      <w:r>
-        <w:rPr>
-          <w:shd w:val="clear" w:color="auto" w:fill="B7B7B7"/>
-        </w:rPr>
-        <w:t xml:space="preserve">: </w:t>
-      </w:r>
-      <w:proofErr w:type="spellStart"/>
-      <w:r>
-        <w:rPr>
-          <w:b/>
-          <w:shd w:val="clear" w:color="auto" w:fill="B7B7B7"/>
-        </w:rPr>
-        <w:t>Chatgpt</w:t>
-      </w:r>
-      <w:proofErr w:type="spellEnd"/>
-      <w:r>
-        <w:rPr>
-          <w:b/>
-          <w:shd w:val="clear" w:color="auto" w:fill="B7B7B7"/>
-        </w:rPr>
-        <w:t xml:space="preserve"> </w:t>
-      </w:r>
-      <w:r>
-        <w:rPr>
-          <w:b/>
-          <w:sz w:val="14"/>
-          <w:szCs w:val="14"/>
-          <w:shd w:val="clear" w:color="auto" w:fill="B7B7B7"/>
-        </w:rPr>
-        <w:t>(GPT-5-Standard) at [9/10/2025]</w:t>
-      </w:r>
-      <w:r>
-        <w:rPr>
-          <w:rFonts w:ascii="Roboto Mono" w:hAnsi="Roboto Mono"/>
-          <w:lang w:val="en-US"/>
-        </w:rPr>
-        <w:br/>
-        <w:t xml:space="preserve">Backlog refinement sessions are about </w:t>
-      </w:r>
-      <w:r>
         <w:rPr>
           <w:rFonts w:ascii="Roboto Mono" w:hAnsi="Roboto Mono"/>
           <w:b/>
           <w:bCs/>
           <w:lang w:val="en-US"/>
         </w:rPr>
-        <w:t>preparing the upcoming work</w:t>
-      </w:r>
-      <w:r>
-        <w:rPr>
-          <w:rFonts w:ascii="Roboto Mono" w:hAnsi="Roboto Mono"/>
-          <w:lang w:val="en-US"/>
-        </w:rPr>
-        <w:t xml:space="preserve"> so the team can develop smoothly without confusion or last-minute clarification.</w:t>
-      </w:r>
-    </w:p>
-    <w:p>
-      <w:pPr>
-        <w:rPr>
-          <w:rFonts w:ascii="Roboto Mono" w:hAnsi="Roboto Mono"/>
-          <w:lang w:val="en-US"/>
-        </w:rPr>
-      </w:pPr>
-      <w:r>
-        <w:rPr>
-          <w:rFonts w:ascii="Roboto Mono" w:hAnsi="Roboto Mono"/>
-          <w:lang w:val="en-US"/>
-        </w:rPr>
-        <w:pict w14:anchorId="50707E40">
-          <v:rect id="_x0000_i1048" style="width:0;height:1.5pt" o:hralign="center" o:hrstd="t" o:hr="t" fillcolor="#a0a0a0" stroked="f"/>
-        </w:pict>
-      </w:r>
-    </w:p>
-    <w:p>
-      <w:pPr>
-        <w:pStyle w:val="Heading3"/>
-      </w:pPr>
-      <w:r>
-        <w:rPr>
-          <w:rFonts w:ascii="Segoe UI Emoji" w:hAnsi="Segoe UI Emoji" w:cs="Segoe UI Emoji"/>
-        </w:rPr>
-        <w:t>🧪</w:t>
-      </w:r>
-      <w:r>
-        <w:t xml:space="preserve"> Tester’s Role in Backlog Refinement Sessions</w:t>
-      </w:r>
-    </w:p>
-    <w:p>
-      <w:pPr>
-        <w:rPr>
-          <w:lang w:val="en-US"/>
-        </w:rPr>
-      </w:pPr>
-      <w:r>
-        <w:rPr>
-          <w:b/>
-          <w:shd w:val="clear" w:color="auto" w:fill="B7B7B7"/>
-        </w:rPr>
-        <w:t># Source</w:t>
-      </w:r>
-      <w:r>
-        <w:rPr>
-          <w:shd w:val="clear" w:color="auto" w:fill="B7B7B7"/>
-        </w:rPr>
-        <w:t xml:space="preserve">: </w:t>
-      </w:r>
-      <w:proofErr w:type="spellStart"/>
-      <w:r>
-        <w:rPr>
-          <w:b/>
-          <w:shd w:val="clear" w:color="auto" w:fill="B7B7B7"/>
-        </w:rPr>
-        <w:t>Chatgpt</w:t>
-      </w:r>
-      <w:proofErr w:type="spellEnd"/>
-      <w:r>
-        <w:rPr>
-          <w:b/>
-          <w:shd w:val="clear" w:color="auto" w:fill="B7B7B7"/>
-        </w:rPr>
-        <w:t xml:space="preserve"> </w:t>
-      </w:r>
-      <w:r>
-        <w:rPr>
-          <w:b/>
-          <w:sz w:val="14"/>
-          <w:szCs w:val="14"/>
-          <w:shd w:val="clear" w:color="auto" w:fill="B7B7B7"/>
-        </w:rPr>
-        <w:t>(GPT-5-Standard) at [9/10/2025]</w:t>
-      </w:r>
-    </w:p>
-    <w:p>
-      <w:pPr>
+      </w:pPr>
+      <w:r>
         <w:rPr>
           <w:rFonts w:ascii="Roboto Mono" w:hAnsi="Roboto Mono"/>
           <w:b/>
           <w:bCs/>
           <w:lang w:val="en-US"/>
         </w:rPr>
-      </w:pPr>
-      <w:r>
-        <w:rPr>
-          <w:rFonts w:ascii="Roboto Mono" w:hAnsi="Roboto Mono"/>
-          <w:b/>
-          <w:bCs/>
-          <w:lang w:val="en-US"/>
-        </w:rPr>
-        <w:t>1. Ensure user stories are testable</w:t>
-      </w:r>
-    </w:p>
-    <w:p>
-      <w:pPr>
-        <w:rPr>
-          <w:rFonts w:ascii="Roboto Mono" w:hAnsi="Roboto Mono"/>
-          <w:lang w:val="en-US"/>
-        </w:rPr>
-      </w:pPr>
-      <w:r>
-        <w:rPr>
-          <w:rFonts w:ascii="Roboto Mono" w:hAnsi="Roboto Mono"/>
-          <w:lang w:val="en-US"/>
-        </w:rPr>
-        <w:t>Testers check that each backlog item (user story, epic, bug, etc.):</w:t>
+        <w:t>6. Promote shared understanding</w:t>
+      </w:r>
+    </w:p>
+    <w:p>
+      <w:pPr>
+        <w:rPr>
+          <w:rFonts w:ascii="Roboto Mono" w:hAnsi="Roboto Mono"/>
+          <w:lang w:val="en-US"/>
+        </w:rPr>
+      </w:pPr>
+      <w:r>
+        <w:rPr>
+          <w:rFonts w:ascii="Roboto Mono" w:hAnsi="Roboto Mono"/>
+          <w:lang w:val="en-US"/>
+        </w:rPr>
+        <w:t>By discussing acceptance criteria and potential tests openly, testers help:</w:t>
       </w:r>
     </w:p>
     <w:p>
@@ -5906,7 +6645,7 @@
           <w:rFonts w:ascii="Roboto Mono" w:hAnsi="Roboto Mono"/>
           <w:lang w:val="en-US"/>
         </w:rPr>
-        <w:t xml:space="preserve">Has </w:t>
+        <w:t xml:space="preserve">Developers, product owners, and others </w:t>
       </w:r>
       <w:r>
         <w:rPr>
@@ -5915,14 +6654,14 @@
           <w:bCs/>
           <w:lang w:val="en-US"/>
         </w:rPr>
-        <w:t>clear acceptance criteria</w:t>
-      </w:r>
-      <w:r>
-        <w:rPr>
-          <w:rFonts w:ascii="Roboto Mono" w:hAnsi="Roboto Mono"/>
-          <w:lang w:val="en-US"/>
-        </w:rPr>
-        <w:t xml:space="preserve"> (conditions of satisfaction).</w:t>
+        <w:t>see the feature the same way</w:t>
+      </w:r>
+      <w:r>
+        <w:rPr>
+          <w:rFonts w:ascii="Roboto Mono" w:hAnsi="Roboto Mono"/>
+          <w:lang w:val="en-US"/>
+        </w:rPr>
+        <w:t>.</w:t>
       </w:r>
     </w:p>
     <w:p>
@@ -5941,640 +6680,6 @@
           <w:rFonts w:ascii="Roboto Mono" w:hAnsi="Roboto Mono"/>
           <w:lang w:val="en-US"/>
         </w:rPr>
-        <w:t>Avoids ambiguity (no “maybe,” “should,” or unclear words).</w:t>
-      </w:r>
-    </w:p>
-    <w:p>
-      <w:pPr>
-        <w:numPr>
-          <w:ilvl w:val="0"/>
-          <w:numId w:val="26"/>
-        </w:numPr>
-        <w:rPr>
-          <w:rFonts w:ascii="Roboto Mono" w:hAnsi="Roboto Mono"/>
-          <w:lang w:val="en-US"/>
-        </w:rPr>
-      </w:pPr>
-      <w:r>
-        <w:rPr>
-          <w:rFonts w:ascii="Roboto Mono" w:hAnsi="Roboto Mono"/>
-          <w:lang w:val="en-US"/>
-        </w:rPr>
-        <w:t>Can be validated objectively — meaning there’s a clear “pass” or “fail.”</w:t>
-      </w:r>
-    </w:p>
-    <w:p>
-      <w:pPr>
-        <w:rPr>
-          <w:rFonts w:ascii="Roboto Mono" w:hAnsi="Roboto Mono"/>
-          <w:lang w:val="en-US"/>
-        </w:rPr>
-      </w:pPr>
-      <w:r>
-        <w:rPr>
-          <w:rFonts w:ascii="Roboto Mono" w:hAnsi="Roboto Mono"/>
-          <w:lang w:val="en-US"/>
-        </w:rPr>
-        <w:pict w14:anchorId="2D7B3D0A">
-          <v:rect id="_x0000_i1049" style="width:0;height:1.5pt" o:hralign="center" o:hrstd="t" o:hr="t" fillcolor="#a0a0a0" stroked="f"/>
-        </w:pict>
-      </w:r>
-    </w:p>
-    <w:p>
-      <w:pPr>
-        <w:rPr>
-          <w:rFonts w:ascii="Roboto Mono" w:hAnsi="Roboto Mono"/>
-          <w:b/>
-          <w:bCs/>
-          <w:lang w:val="en-US"/>
-        </w:rPr>
-      </w:pPr>
-      <w:r>
-        <w:rPr>
-          <w:rFonts w:ascii="Roboto Mono" w:hAnsi="Roboto Mono"/>
-          <w:b/>
-          <w:bCs/>
-          <w:lang w:val="en-US"/>
-        </w:rPr>
-        <w:t>2. Ask “what if” questions</w:t>
-      </w:r>
-    </w:p>
-    <w:p>
-      <w:pPr>
-        <w:rPr>
-          <w:rFonts w:ascii="Roboto Mono" w:hAnsi="Roboto Mono"/>
-          <w:lang w:val="en-US"/>
-        </w:rPr>
-      </w:pPr>
-      <w:r>
-        <w:rPr>
-          <w:rFonts w:ascii="Roboto Mono" w:hAnsi="Roboto Mono"/>
-          <w:lang w:val="en-US"/>
-        </w:rPr>
-        <w:t>They bring the “what can go wrong?” mindset:</w:t>
-      </w:r>
-    </w:p>
-    <w:p>
-      <w:pPr>
-        <w:numPr>
-          <w:ilvl w:val="0"/>
-          <w:numId w:val="27"/>
-        </w:numPr>
-        <w:rPr>
-          <w:rFonts w:ascii="Roboto Mono" w:hAnsi="Roboto Mono"/>
-          <w:lang w:val="en-US"/>
-        </w:rPr>
-      </w:pPr>
-      <w:r>
-        <w:rPr>
-          <w:rFonts w:ascii="Roboto Mono" w:hAnsi="Roboto Mono"/>
-          <w:lang w:val="en-US"/>
-        </w:rPr>
-        <w:t>What happens if the network fails?</w:t>
-      </w:r>
-    </w:p>
-    <w:p>
-      <w:pPr>
-        <w:numPr>
-          <w:ilvl w:val="0"/>
-          <w:numId w:val="27"/>
-        </w:numPr>
-        <w:rPr>
-          <w:rFonts w:ascii="Roboto Mono" w:hAnsi="Roboto Mono"/>
-          <w:lang w:val="en-US"/>
-        </w:rPr>
-      </w:pPr>
-      <w:r>
-        <w:rPr>
-          <w:rFonts w:ascii="Roboto Mono" w:hAnsi="Roboto Mono"/>
-          <w:lang w:val="en-US"/>
-        </w:rPr>
-        <w:lastRenderedPageBreak/>
-        <w:t>How does this behave with invalid input?</w:t>
-      </w:r>
-    </w:p>
-    <w:p>
-      <w:pPr>
-        <w:numPr>
-          <w:ilvl w:val="0"/>
-          <w:numId w:val="27"/>
-        </w:numPr>
-        <w:rPr>
-          <w:rFonts w:ascii="Roboto Mono" w:hAnsi="Roboto Mono"/>
-          <w:lang w:val="en-US"/>
-        </w:rPr>
-      </w:pPr>
-      <w:r>
-        <w:rPr>
-          <w:rFonts w:ascii="Roboto Mono" w:hAnsi="Roboto Mono"/>
-          <w:lang w:val="en-US"/>
-        </w:rPr>
-        <w:t>Are there performance or security concerns?</w:t>
-      </w:r>
-    </w:p>
-    <w:p>
-      <w:pPr>
-        <w:rPr>
-          <w:rFonts w:ascii="Roboto Mono" w:hAnsi="Roboto Mono"/>
-          <w:lang w:val="en-US"/>
-        </w:rPr>
-      </w:pPr>
-      <w:r>
-        <w:rPr>
-          <w:rFonts w:ascii="Roboto Mono" w:hAnsi="Roboto Mono"/>
-          <w:lang w:val="en-US"/>
-        </w:rPr>
-        <w:t xml:space="preserve">This helps uncover </w:t>
-      </w:r>
-      <w:r>
-        <w:rPr>
-          <w:rFonts w:ascii="Roboto Mono" w:hAnsi="Roboto Mono"/>
-          <w:b/>
-          <w:bCs/>
-          <w:lang w:val="en-US"/>
-        </w:rPr>
-        <w:t>hidden requirements</w:t>
-      </w:r>
-      <w:r>
-        <w:rPr>
-          <w:rFonts w:ascii="Roboto Mono" w:hAnsi="Roboto Mono"/>
-          <w:lang w:val="en-US"/>
-        </w:rPr>
-        <w:t xml:space="preserve"> or missing scenarios.</w:t>
-      </w:r>
-    </w:p>
-    <w:p>
-      <w:pPr>
-        <w:rPr>
-          <w:rFonts w:ascii="Roboto Mono" w:hAnsi="Roboto Mono"/>
-          <w:lang w:val="en-US"/>
-        </w:rPr>
-      </w:pPr>
-      <w:r>
-        <w:rPr>
-          <w:rFonts w:ascii="Roboto Mono" w:hAnsi="Roboto Mono"/>
-          <w:lang w:val="en-US"/>
-        </w:rPr>
-        <w:pict w14:anchorId="6BE162C6">
-          <v:rect id="_x0000_i1050" style="width:0;height:1.5pt" o:hralign="center" o:hrstd="t" o:hr="t" fillcolor="#a0a0a0" stroked="f"/>
-        </w:pict>
-      </w:r>
-    </w:p>
-    <w:p>
-      <w:pPr>
-        <w:rPr>
-          <w:rFonts w:ascii="Roboto Mono" w:hAnsi="Roboto Mono"/>
-          <w:b/>
-          <w:bCs/>
-          <w:lang w:val="en-US"/>
-        </w:rPr>
-      </w:pPr>
-      <w:r>
-        <w:rPr>
-          <w:rFonts w:ascii="Roboto Mono" w:hAnsi="Roboto Mono"/>
-          <w:b/>
-          <w:bCs/>
-          <w:lang w:val="en-US"/>
-        </w:rPr>
-        <w:t>3. Highlight risks</w:t>
-      </w:r>
-    </w:p>
-    <w:p>
-      <w:pPr>
-        <w:rPr>
-          <w:rFonts w:ascii="Roboto Mono" w:hAnsi="Roboto Mono"/>
-          <w:lang w:val="en-US"/>
-        </w:rPr>
-      </w:pPr>
-      <w:r>
-        <w:rPr>
-          <w:rFonts w:ascii="Roboto Mono" w:hAnsi="Roboto Mono"/>
-          <w:lang w:val="en-US"/>
-        </w:rPr>
-        <w:t>QA can flag high-risk areas early:</w:t>
-      </w:r>
-    </w:p>
-    <w:p>
-      <w:pPr>
-        <w:numPr>
-          <w:ilvl w:val="0"/>
-          <w:numId w:val="28"/>
-        </w:numPr>
-        <w:rPr>
-          <w:rFonts w:ascii="Roboto Mono" w:hAnsi="Roboto Mono"/>
-          <w:lang w:val="en-US"/>
-        </w:rPr>
-      </w:pPr>
-      <w:r>
-        <w:rPr>
-          <w:rFonts w:ascii="Roboto Mono" w:hAnsi="Roboto Mono"/>
-          <w:lang w:val="en-US"/>
-        </w:rPr>
-        <w:t>Complex logic</w:t>
-      </w:r>
-    </w:p>
-    <w:p>
-      <w:pPr>
-        <w:numPr>
-          <w:ilvl w:val="0"/>
-          <w:numId w:val="28"/>
-        </w:numPr>
-        <w:rPr>
-          <w:rFonts w:ascii="Roboto Mono" w:hAnsi="Roboto Mono"/>
-          <w:lang w:val="en-US"/>
-        </w:rPr>
-      </w:pPr>
-      <w:r>
-        <w:rPr>
-          <w:rFonts w:ascii="Roboto Mono" w:hAnsi="Roboto Mono"/>
-          <w:lang w:val="en-US"/>
-        </w:rPr>
-        <w:t>Dependencies on third-party systems</w:t>
-      </w:r>
-    </w:p>
-    <w:p>
-      <w:pPr>
-        <w:numPr>
-          <w:ilvl w:val="0"/>
-          <w:numId w:val="28"/>
-        </w:numPr>
-        <w:rPr>
-          <w:rFonts w:ascii="Roboto Mono" w:hAnsi="Roboto Mono"/>
-          <w:lang w:val="en-US"/>
-        </w:rPr>
-      </w:pPr>
-      <w:r>
-        <w:rPr>
-          <w:rFonts w:ascii="Roboto Mono" w:hAnsi="Roboto Mono"/>
-          <w:lang w:val="en-US"/>
-        </w:rPr>
-        <w:t>Features with high user impact</w:t>
-      </w:r>
-    </w:p>
-    <w:p>
-      <w:pPr>
-        <w:rPr>
-          <w:rFonts w:ascii="Roboto Mono" w:hAnsi="Roboto Mono"/>
-          <w:lang w:val="en-US"/>
-        </w:rPr>
-      </w:pPr>
-      <w:r>
-        <w:rPr>
-          <w:rFonts w:ascii="Roboto Mono" w:hAnsi="Roboto Mono"/>
-          <w:lang w:val="en-US"/>
-        </w:rPr>
-        <w:t>This allows the team to prioritize testing and sometimes change design before coding starts.</w:t>
-      </w:r>
-    </w:p>
-    <w:p>
-      <w:pPr>
-        <w:rPr>
-          <w:rFonts w:ascii="Roboto Mono" w:hAnsi="Roboto Mono"/>
-          <w:lang w:val="en-US"/>
-        </w:rPr>
-      </w:pPr>
-      <w:r>
-        <w:rPr>
-          <w:rFonts w:ascii="Roboto Mono" w:hAnsi="Roboto Mono"/>
-          <w:lang w:val="en-US"/>
-        </w:rPr>
-        <w:pict w14:anchorId="40974456">
-          <v:rect id="_x0000_i1051" style="width:0;height:1.5pt" o:hralign="center" o:hrstd="t" o:hr="t" fillcolor="#a0a0a0" stroked="f"/>
-        </w:pict>
-      </w:r>
-    </w:p>
-    <w:p>
-      <w:pPr>
-        <w:rPr>
-          <w:rFonts w:ascii="Roboto Mono" w:hAnsi="Roboto Mono"/>
-          <w:b/>
-          <w:bCs/>
-          <w:lang w:val="en-US"/>
-        </w:rPr>
-      </w:pPr>
-      <w:r>
-        <w:rPr>
-          <w:rFonts w:ascii="Roboto Mono" w:hAnsi="Roboto Mono"/>
-          <w:b/>
-          <w:bCs/>
-          <w:lang w:val="en-US"/>
-        </w:rPr>
-        <w:t>4. Suggest test data and environment needs</w:t>
-      </w:r>
-    </w:p>
-    <w:p>
-      <w:pPr>
-        <w:rPr>
-          <w:rFonts w:ascii="Roboto Mono" w:hAnsi="Roboto Mono"/>
-          <w:lang w:val="en-US"/>
-        </w:rPr>
-      </w:pPr>
-      <w:r>
-        <w:rPr>
-          <w:rFonts w:ascii="Roboto Mono" w:hAnsi="Roboto Mono"/>
-          <w:lang w:val="en-US"/>
-        </w:rPr>
-        <w:t>During refinement, testers can:</w:t>
-      </w:r>
-    </w:p>
-    <w:p>
-      <w:pPr>
-        <w:numPr>
-          <w:ilvl w:val="0"/>
-          <w:numId w:val="29"/>
-        </w:numPr>
-        <w:rPr>
-          <w:rFonts w:ascii="Roboto Mono" w:hAnsi="Roboto Mono"/>
-          <w:lang w:val="en-US"/>
-        </w:rPr>
-      </w:pPr>
-      <w:r>
-        <w:rPr>
-          <w:rFonts w:ascii="Roboto Mono" w:hAnsi="Roboto Mono"/>
-          <w:lang w:val="en-US"/>
-        </w:rPr>
-        <w:t>Identify special test data required (e.g., edge cases, boundary values).</w:t>
-      </w:r>
-    </w:p>
-    <w:p>
-      <w:pPr>
-        <w:numPr>
-          <w:ilvl w:val="0"/>
-          <w:numId w:val="29"/>
-        </w:numPr>
-        <w:rPr>
-          <w:rFonts w:ascii="Roboto Mono" w:hAnsi="Roboto Mono"/>
-          <w:lang w:val="en-US"/>
-        </w:rPr>
-      </w:pPr>
-      <w:r>
-        <w:rPr>
-          <w:rFonts w:ascii="Roboto Mono" w:hAnsi="Roboto Mono"/>
-          <w:lang w:val="en-US"/>
-        </w:rPr>
-        <w:t>Check if new tools or environments will be needed.</w:t>
-      </w:r>
-    </w:p>
-    <w:p>
-      <w:pPr>
-        <w:numPr>
-          <w:ilvl w:val="0"/>
-          <w:numId w:val="29"/>
-        </w:numPr>
-        <w:rPr>
-          <w:rFonts w:ascii="Roboto Mono" w:hAnsi="Roboto Mono"/>
-          <w:lang w:val="en-US"/>
-        </w:rPr>
-      </w:pPr>
-      <w:r>
-        <w:rPr>
-          <w:rFonts w:ascii="Roboto Mono" w:hAnsi="Roboto Mono"/>
-          <w:lang w:val="en-US"/>
-        </w:rPr>
-        <w:t>Plan for automation or performance testing early.</w:t>
-      </w:r>
-    </w:p>
-    <w:p>
-      <w:pPr>
-        <w:rPr>
-          <w:rFonts w:ascii="Roboto Mono" w:hAnsi="Roboto Mono"/>
-          <w:lang w:val="en-US"/>
-        </w:rPr>
-      </w:pPr>
-      <w:r>
-        <w:rPr>
-          <w:rFonts w:ascii="Roboto Mono" w:hAnsi="Roboto Mono"/>
-          <w:lang w:val="en-US"/>
-        </w:rPr>
-        <w:pict w14:anchorId="06255B35">
-          <v:rect id="_x0000_i1052" style="width:0;height:1.5pt" o:hralign="center" o:hrstd="t" o:hr="t" fillcolor="#a0a0a0" stroked="f"/>
-        </w:pict>
-      </w:r>
-    </w:p>
-    <w:p>
-      <w:pPr>
-        <w:rPr>
-          <w:rFonts w:ascii="Roboto Mono" w:hAnsi="Roboto Mono"/>
-          <w:b/>
-          <w:bCs/>
-          <w:lang w:val="en-US"/>
-        </w:rPr>
-      </w:pPr>
-      <w:r>
-        <w:rPr>
-          <w:rFonts w:ascii="Roboto Mono" w:hAnsi="Roboto Mono"/>
-          <w:b/>
-          <w:bCs/>
-          <w:lang w:val="en-US"/>
-        </w:rPr>
-        <w:t>5. Assist with estimation</w:t>
-      </w:r>
-    </w:p>
-    <w:p>
-      <w:pPr>
-        <w:rPr>
-          <w:rFonts w:ascii="Roboto Mono" w:hAnsi="Roboto Mono"/>
-          <w:lang w:val="en-US"/>
-        </w:rPr>
-      </w:pPr>
-      <w:r>
-        <w:rPr>
-          <w:rFonts w:ascii="Roboto Mono" w:hAnsi="Roboto Mono"/>
-          <w:lang w:val="en-US"/>
-        </w:rPr>
-        <w:t>QA gives input on testing effort:</w:t>
-      </w:r>
-    </w:p>
-    <w:p>
-      <w:pPr>
-        <w:numPr>
-          <w:ilvl w:val="0"/>
-          <w:numId w:val="30"/>
-        </w:numPr>
-        <w:rPr>
-          <w:rFonts w:ascii="Roboto Mono" w:hAnsi="Roboto Mono"/>
-          <w:lang w:val="en-US"/>
-        </w:rPr>
-      </w:pPr>
-      <w:r>
-        <w:rPr>
-          <w:rFonts w:ascii="Roboto Mono" w:hAnsi="Roboto Mono"/>
-          <w:lang w:val="en-US"/>
-        </w:rPr>
-        <w:t>Manual test coverage complexity</w:t>
-      </w:r>
-    </w:p>
-    <w:p>
-      <w:pPr>
-        <w:numPr>
-          <w:ilvl w:val="0"/>
-          <w:numId w:val="30"/>
-        </w:numPr>
-        <w:rPr>
-          <w:rFonts w:ascii="Roboto Mono" w:hAnsi="Roboto Mono"/>
-          <w:lang w:val="en-US"/>
-        </w:rPr>
-      </w:pPr>
-      <w:r>
-        <w:rPr>
-          <w:rFonts w:ascii="Roboto Mono" w:hAnsi="Roboto Mono"/>
-          <w:lang w:val="en-US"/>
-        </w:rPr>
-        <w:t>Automation feasibility</w:t>
-      </w:r>
-    </w:p>
-    <w:p>
-      <w:pPr>
-        <w:numPr>
-          <w:ilvl w:val="0"/>
-          <w:numId w:val="30"/>
-        </w:numPr>
-        <w:rPr>
-          <w:rFonts w:ascii="Roboto Mono" w:hAnsi="Roboto Mono"/>
-          <w:lang w:val="en-US"/>
-        </w:rPr>
-      </w:pPr>
-      <w:r>
-        <w:rPr>
-          <w:rFonts w:ascii="Roboto Mono" w:hAnsi="Roboto Mono"/>
-          <w:lang w:val="en-US"/>
-        </w:rPr>
-        <w:t>Extra checks (like compliance, accessibility, or localization)</w:t>
-      </w:r>
-    </w:p>
-    <w:p>
-      <w:pPr>
-        <w:rPr>
-          <w:rFonts w:ascii="Roboto Mono" w:hAnsi="Roboto Mono"/>
-          <w:lang w:val="en-US"/>
-        </w:rPr>
-      </w:pPr>
-      <w:r>
-        <w:rPr>
-          <w:rFonts w:ascii="Roboto Mono" w:hAnsi="Roboto Mono"/>
-          <w:lang w:val="en-US"/>
-        </w:rPr>
-        <w:t xml:space="preserve">This helps the team give </w:t>
-      </w:r>
-      <w:r>
-        <w:rPr>
-          <w:rFonts w:ascii="Roboto Mono" w:hAnsi="Roboto Mono"/>
-          <w:b/>
-          <w:bCs/>
-          <w:lang w:val="en-US"/>
-        </w:rPr>
-        <w:t>more realistic story estimates</w:t>
-      </w:r>
-      <w:r>
-        <w:rPr>
-          <w:rFonts w:ascii="Roboto Mono" w:hAnsi="Roboto Mono"/>
-          <w:lang w:val="en-US"/>
-        </w:rPr>
-        <w:t>.</w:t>
-      </w:r>
-    </w:p>
-    <w:p>
-      <w:pPr>
-        <w:rPr>
-          <w:rFonts w:ascii="Roboto Mono" w:hAnsi="Roboto Mono"/>
-          <w:lang w:val="en-US"/>
-        </w:rPr>
-      </w:pPr>
-      <w:r>
-        <w:rPr>
-          <w:rFonts w:ascii="Roboto Mono" w:hAnsi="Roboto Mono"/>
-          <w:lang w:val="en-US"/>
-        </w:rPr>
-        <w:pict w14:anchorId="6228AA10">
-          <v:rect id="_x0000_i1053" style="width:0;height:1.5pt" o:hralign="center" o:hrstd="t" o:hr="t" fillcolor="#a0a0a0" stroked="f"/>
-        </w:pict>
-      </w:r>
-    </w:p>
-    <w:p>
-      <w:pPr>
-        <w:rPr>
-          <w:rFonts w:ascii="Roboto Mono" w:hAnsi="Roboto Mono"/>
-          <w:b/>
-          <w:bCs/>
-          <w:lang w:val="en-US"/>
-        </w:rPr>
-      </w:pPr>
-      <w:r>
-        <w:rPr>
-          <w:rFonts w:ascii="Roboto Mono" w:hAnsi="Roboto Mono"/>
-          <w:b/>
-          <w:bCs/>
-          <w:lang w:val="en-US"/>
-        </w:rPr>
-        <w:t>6. Promote shared understanding</w:t>
-      </w:r>
-    </w:p>
-    <w:p>
-      <w:pPr>
-        <w:rPr>
-          <w:rFonts w:ascii="Roboto Mono" w:hAnsi="Roboto Mono"/>
-          <w:lang w:val="en-US"/>
-        </w:rPr>
-      </w:pPr>
-      <w:r>
-        <w:rPr>
-          <w:rFonts w:ascii="Roboto Mono" w:hAnsi="Roboto Mono"/>
-          <w:lang w:val="en-US"/>
-        </w:rPr>
-        <w:t>By discussing acceptance criteria and potential tests openly, testers help:</w:t>
-      </w:r>
-    </w:p>
-    <w:p>
-      <w:pPr>
-        <w:numPr>
-          <w:ilvl w:val="0"/>
-          <w:numId w:val="31"/>
-        </w:numPr>
-        <w:rPr>
-          <w:rFonts w:ascii="Roboto Mono" w:hAnsi="Roboto Mono"/>
-          <w:lang w:val="en-US"/>
-        </w:rPr>
-      </w:pPr>
-      <w:r>
-        <w:rPr>
-          <w:rFonts w:ascii="Roboto Mono" w:hAnsi="Roboto Mono"/>
-          <w:lang w:val="en-US"/>
-        </w:rPr>
-        <w:t xml:space="preserve">Developers, product owners, and others </w:t>
-      </w:r>
-      <w:r>
-        <w:rPr>
-          <w:rFonts w:ascii="Roboto Mono" w:hAnsi="Roboto Mono"/>
-          <w:b/>
-          <w:bCs/>
-          <w:lang w:val="en-US"/>
-        </w:rPr>
-        <w:t>see the feature the same way</w:t>
-      </w:r>
-      <w:r>
-        <w:rPr>
-          <w:rFonts w:ascii="Roboto Mono" w:hAnsi="Roboto Mono"/>
-          <w:lang w:val="en-US"/>
-        </w:rPr>
-        <w:t>.</w:t>
-      </w:r>
-    </w:p>
-    <w:p>
-      <w:pPr>
-        <w:numPr>
-          <w:ilvl w:val="0"/>
-          <w:numId w:val="31"/>
-        </w:numPr>
-        <w:rPr>
-          <w:rFonts w:ascii="Roboto Mono" w:hAnsi="Roboto Mono"/>
-          <w:lang w:val="en-US"/>
-        </w:rPr>
-      </w:pPr>
-      <w:r>
-        <w:rPr>
-          <w:rFonts w:ascii="Roboto Mono" w:hAnsi="Roboto Mono"/>
-          <w:lang w:val="en-US"/>
-        </w:rPr>
         <w:t>Reduce misunderstandings that lead to defects later.</w:t>
       </w:r>
     </w:p>
@@ -6590,8 +6695,8 @@
           <w:rFonts w:ascii="Roboto Mono" w:hAnsi="Roboto Mono"/>
           <w:lang w:val="en-US"/>
         </w:rPr>
-        <w:pict w14:anchorId="4D110F4A">
-          <v:rect id="_x0000_i1054" style="width:0;height:1.5pt" o:hralign="center" o:hrstd="t" o:hr="t" fillcolor="#a0a0a0" stroked="f"/>
+        <w:pict w14:anchorId="3A1F3C9F">
+          <v:rect id="_x0000_i1056" style="width:0;height:1.5pt" o:hralign="center" o:hrstd="t" o:hr="t" fillcolor="#a0a0a0" stroked="f"/>
         </w:pict>
       </w:r>
     </w:p>
@@ -6685,9 +6790,8 @@
           <w:rFonts w:ascii="Roboto Mono" w:hAnsi="Roboto Mono"/>
           <w:lang w:val="en-US"/>
         </w:rPr>
-        <w:lastRenderedPageBreak/>
-        <w:pict w14:anchorId="22845DCE">
-          <v:rect id="_x0000_i1055" style="width:0;height:1.5pt" o:hralign="center" o:hrstd="t" o:hr="t" fillcolor="#a0a0a0" stroked="f"/>
+        <w:pict w14:anchorId="5B6575B4">
+          <v:rect id="_x0000_i1057" style="width:0;height:1.5pt" o:hralign="center" o:hrstd="t" o:hr="t" fillcolor="#a0a0a0" stroked="f"/>
         </w:pict>
       </w:r>
     </w:p>
@@ -6734,21 +6838,12 @@
         </w:rPr>
         <w:t xml:space="preserve">: </w:t>
       </w:r>
-      <w:proofErr w:type="spellStart"/>
-      <w:r>
-        <w:rPr>
-          <w:b/>
-          <w:shd w:val="clear" w:color="auto" w:fill="B7B7B7"/>
-        </w:rPr>
-        <w:t>Chatgpt</w:t>
-      </w:r>
-      <w:proofErr w:type="spellEnd"/>
-      <w:r>
-        <w:rPr>
-          <w:b/>
-          <w:shd w:val="clear" w:color="auto" w:fill="B7B7B7"/>
-        </w:rPr>
-        <w:t xml:space="preserve"> </w:t>
+      <w:r>
+        <w:rPr>
+          <w:b/>
+          <w:shd w:val="clear" w:color="auto" w:fill="B7B7B7"/>
+        </w:rPr>
+        <w:t xml:space="preserve">Chatgpt </w:t>
       </w:r>
       <w:r>
         <w:rPr>
@@ -6757,7 +6852,26 @@
           <w:szCs w:val="14"/>
           <w:shd w:val="clear" w:color="auto" w:fill="B7B7B7"/>
         </w:rPr>
-        <w:t>(GPT-5-Standard) at [9/10/2025]</w:t>
+        <w:t>(GPT</w:t>
+      </w:r>
+      <w:r>
+        <w:rPr>
+          <w:rFonts w:ascii="Cambria Math" w:hAnsi="Cambria Math" w:cs="Cambria Math"/>
+          <w:b/>
+          <w:sz w:val="14"/>
+          <w:szCs w:val="14"/>
+          <w:shd w:val="clear" w:color="auto" w:fill="B7B7B7"/>
+        </w:rPr>
+        <w:t>‑</w:t>
+      </w:r>
+      <w:r>
+        <w:rPr>
+          <w:b/>
+          <w:sz w:val="14"/>
+          <w:szCs w:val="14"/>
+          <w:shd w:val="clear" w:color="auto" w:fill="B7B7B7"/>
+        </w:rPr>
+        <w:t>5 Mini) at [9/10/2025]</w:t>
       </w:r>
     </w:p>
     <w:p>
@@ -6830,476 +6944,7 @@
           <w:rFonts w:ascii="Roboto Mono" w:hAnsi="Roboto Mono"/>
           <w:lang w:val="en-US"/>
         </w:rPr>
-        <w:pict w14:anchorId="49C6B0FA">
-          <v:rect id="_x0000_i1056" style="width:0;height:1.5pt" o:hralign="center" o:hrstd="t" o:hr="t" fillcolor="#a0a0a0" stroked="f"/>
-        </w:pict>
-      </w:r>
-    </w:p>
-    <w:p>
-      <w:pPr>
-        <w:rPr>
-          <w:rFonts w:ascii="Roboto Mono" w:hAnsi="Roboto Mono"/>
-          <w:b/>
-          <w:bCs/>
-          <w:lang w:val="en-US"/>
-        </w:rPr>
-      </w:pPr>
-      <w:r>
-        <w:rPr>
-          <w:rFonts w:ascii="Segoe UI Emoji" w:hAnsi="Segoe UI Emoji" w:cs="Segoe UI Emoji"/>
-          <w:b/>
-          <w:bCs/>
-          <w:lang w:val="en-US"/>
-        </w:rPr>
-        <w:t>🧑</w:t>
-      </w:r>
-      <w:r>
-        <w:rPr>
-          <w:b/>
-          <w:bCs/>
-          <w:lang w:val="en-US"/>
-        </w:rPr>
-        <w:t>‍</w:t>
-      </w:r>
-      <w:r>
-        <w:rPr>
-          <w:rFonts w:ascii="Segoe UI Emoji" w:hAnsi="Segoe UI Emoji" w:cs="Segoe UI Emoji"/>
-          <w:b/>
-          <w:bCs/>
-          <w:lang w:val="en-US"/>
-        </w:rPr>
-        <w:t>💻</w:t>
-      </w:r>
-      <w:r>
-        <w:rPr>
-          <w:rFonts w:ascii="Roboto Mono" w:hAnsi="Roboto Mono"/>
-          <w:b/>
-          <w:bCs/>
-          <w:lang w:val="en-US"/>
-        </w:rPr>
-        <w:t xml:space="preserve"> Refinement Session</w:t>
-      </w:r>
-    </w:p>
-    <w:p>
-      <w:pPr>
-        <w:rPr>
-          <w:rFonts w:ascii="Roboto Mono" w:hAnsi="Roboto Mono"/>
-          <w:b/>
-          <w:bCs/>
-          <w:lang w:val="en-US"/>
-        </w:rPr>
-      </w:pPr>
-      <w:r>
-        <w:rPr>
-          <w:rFonts w:ascii="Roboto Mono" w:hAnsi="Roboto Mono"/>
-          <w:b/>
-          <w:bCs/>
-          <w:lang w:val="en-US"/>
-        </w:rPr>
-        <w:t>Discussion</w:t>
-      </w:r>
-    </w:p>
-    <w:p>
-      <w:pPr>
-        <w:numPr>
-          <w:ilvl w:val="0"/>
-          <w:numId w:val="32"/>
-        </w:numPr>
-        <w:rPr>
-          <w:rFonts w:ascii="Roboto Mono" w:hAnsi="Roboto Mono"/>
-          <w:lang w:val="en-US"/>
-        </w:rPr>
-      </w:pPr>
-      <w:r>
-        <w:rPr>
-          <w:rFonts w:ascii="Roboto Mono" w:hAnsi="Roboto Mono"/>
-          <w:b/>
-          <w:bCs/>
-          <w:lang w:val="en-US"/>
-        </w:rPr>
-        <w:t>Product Owner:</w:t>
-      </w:r>
-      <w:r>
-        <w:rPr>
-          <w:rFonts w:ascii="Roboto Mono" w:hAnsi="Roboto Mono"/>
-          <w:lang w:val="en-US"/>
-        </w:rPr>
-        <w:t xml:space="preserve"> It’s for users who forgot their password.</w:t>
-      </w:r>
-    </w:p>
-    <w:p>
-      <w:pPr>
-        <w:numPr>
-          <w:ilvl w:val="0"/>
-          <w:numId w:val="32"/>
-        </w:numPr>
-        <w:rPr>
-          <w:rFonts w:ascii="Roboto Mono" w:hAnsi="Roboto Mono"/>
-          <w:lang w:val="en-US"/>
-        </w:rPr>
-      </w:pPr>
-      <w:r>
-        <w:rPr>
-          <w:rFonts w:ascii="Roboto Mono" w:hAnsi="Roboto Mono"/>
-          <w:b/>
-          <w:bCs/>
-          <w:lang w:val="en-US"/>
-        </w:rPr>
-        <w:t>Developer:</w:t>
-      </w:r>
-      <w:r>
-        <w:rPr>
-          <w:rFonts w:ascii="Roboto Mono" w:hAnsi="Roboto Mono"/>
-          <w:lang w:val="en-US"/>
-        </w:rPr>
-        <w:t xml:space="preserve"> Will we use email or SMS?</w:t>
-      </w:r>
-    </w:p>
-    <w:p>
-      <w:pPr>
-        <w:numPr>
-          <w:ilvl w:val="0"/>
-          <w:numId w:val="32"/>
-        </w:numPr>
-        <w:rPr>
-          <w:rFonts w:ascii="Roboto Mono" w:hAnsi="Roboto Mono"/>
-          <w:lang w:val="en-US"/>
-        </w:rPr>
-      </w:pPr>
-      <w:r>
-        <w:rPr>
-          <w:rFonts w:ascii="Roboto Mono" w:hAnsi="Roboto Mono"/>
-          <w:b/>
-          <w:bCs/>
-          <w:lang w:val="en-US"/>
-        </w:rPr>
-        <w:t>Tester:</w:t>
-      </w:r>
-      <w:r>
-        <w:rPr>
-          <w:rFonts w:ascii="Roboto Mono" w:hAnsi="Roboto Mono"/>
-          <w:lang w:val="en-US"/>
-        </w:rPr>
-        <w:t xml:space="preserve"> What happens if the token expires? What if the user enters the wrong token multiple times?</w:t>
-      </w:r>
-    </w:p>
-    <w:p>
-      <w:pPr>
-        <w:numPr>
-          <w:ilvl w:val="0"/>
-          <w:numId w:val="32"/>
-        </w:numPr>
-        <w:rPr>
-          <w:rFonts w:ascii="Roboto Mono" w:hAnsi="Roboto Mono"/>
-          <w:lang w:val="en-US"/>
-        </w:rPr>
-      </w:pPr>
-      <w:r>
-        <w:rPr>
-          <w:rFonts w:ascii="Roboto Mono" w:hAnsi="Roboto Mono"/>
-          <w:b/>
-          <w:bCs/>
-          <w:lang w:val="en-US"/>
-        </w:rPr>
-        <w:t>Tester:</w:t>
-      </w:r>
-      <w:r>
-        <w:rPr>
-          <w:rFonts w:ascii="Roboto Mono" w:hAnsi="Roboto Mono"/>
-          <w:lang w:val="en-US"/>
-        </w:rPr>
-        <w:t xml:space="preserve"> We need to define how secure the reset flow is (e.g., lock account after too many attempts).</w:t>
-      </w:r>
-    </w:p>
-    <w:p>
-      <w:pPr>
-        <w:numPr>
-          <w:ilvl w:val="0"/>
-          <w:numId w:val="32"/>
-        </w:numPr>
-        <w:rPr>
-          <w:rFonts w:ascii="Roboto Mono" w:hAnsi="Roboto Mono"/>
-          <w:lang w:val="en-US"/>
-        </w:rPr>
-      </w:pPr>
-      <w:r>
-        <w:rPr>
-          <w:rFonts w:ascii="Roboto Mono" w:hAnsi="Roboto Mono"/>
-          <w:b/>
-          <w:bCs/>
-          <w:lang w:val="en-US"/>
-        </w:rPr>
-        <w:t>Tester:</w:t>
-      </w:r>
-      <w:r>
-        <w:rPr>
-          <w:rFonts w:ascii="Roboto Mono" w:hAnsi="Roboto Mono"/>
-          <w:lang w:val="en-US"/>
-        </w:rPr>
-        <w:t xml:space="preserve"> Are there legal/compliance rules (like GDPR) about sending reset links?</w:t>
-      </w:r>
-    </w:p>
-    <w:p>
-      <w:pPr>
-        <w:numPr>
-          <w:ilvl w:val="0"/>
-          <w:numId w:val="32"/>
-        </w:numPr>
-        <w:rPr>
-          <w:rFonts w:ascii="Roboto Mono" w:hAnsi="Roboto Mono"/>
-          <w:lang w:val="en-US"/>
-        </w:rPr>
-      </w:pPr>
-      <w:r>
-        <w:rPr>
-          <w:rFonts w:ascii="Roboto Mono" w:hAnsi="Roboto Mono"/>
-          <w:b/>
-          <w:bCs/>
-          <w:lang w:val="en-US"/>
-        </w:rPr>
-        <w:t>Developer:</w:t>
-      </w:r>
-      <w:r>
-        <w:rPr>
-          <w:rFonts w:ascii="Roboto Mono" w:hAnsi="Roboto Mono"/>
-          <w:lang w:val="en-US"/>
-        </w:rPr>
-        <w:t xml:space="preserve"> Should we prevent reuse of old passwords?</w:t>
-      </w:r>
-    </w:p>
-    <w:p>
-      <w:pPr>
-        <w:rPr>
-          <w:rFonts w:ascii="Roboto Mono" w:hAnsi="Roboto Mono"/>
-          <w:lang w:val="en-US"/>
-        </w:rPr>
-      </w:pPr>
-      <w:r>
-        <w:rPr>
-          <w:rFonts w:ascii="Roboto Mono" w:hAnsi="Roboto Mono"/>
-          <w:lang w:val="en-US"/>
-        </w:rPr>
-        <w:pict w14:anchorId="66804F1E">
-          <v:rect id="_x0000_i1057" style="width:0;height:1.5pt" o:hralign="center" o:hrstd="t" o:hr="t" fillcolor="#a0a0a0" stroked="f"/>
-        </w:pict>
-      </w:r>
-    </w:p>
-    <w:p>
-      <w:pPr>
-        <w:rPr>
-          <w:rFonts w:ascii="Roboto Mono" w:hAnsi="Roboto Mono"/>
-          <w:b/>
-          <w:bCs/>
-          <w:lang w:val="en-US"/>
-        </w:rPr>
-      </w:pPr>
-      <w:r>
-        <w:rPr>
-          <w:rFonts w:ascii="Segoe UI Emoji" w:hAnsi="Segoe UI Emoji" w:cs="Segoe UI Emoji"/>
-          <w:b/>
-          <w:bCs/>
-          <w:lang w:val="en-US"/>
-        </w:rPr>
-        <w:t>🧪</w:t>
-      </w:r>
-      <w:r>
-        <w:rPr>
-          <w:rFonts w:ascii="Roboto Mono" w:hAnsi="Roboto Mono"/>
-          <w:b/>
-          <w:bCs/>
-          <w:lang w:val="en-US"/>
-        </w:rPr>
-        <w:t xml:space="preserve"> Tester’s Contributions</w:t>
-      </w:r>
-    </w:p>
-    <w:p>
-      <w:pPr>
-        <w:numPr>
-          <w:ilvl w:val="0"/>
-          <w:numId w:val="33"/>
-        </w:numPr>
-        <w:rPr>
-          <w:rFonts w:ascii="Roboto Mono" w:hAnsi="Roboto Mono"/>
-          <w:lang w:val="en-US"/>
-        </w:rPr>
-      </w:pPr>
-      <w:r>
-        <w:rPr>
-          <w:rFonts w:ascii="Roboto Mono" w:hAnsi="Roboto Mono"/>
-          <w:lang w:val="en-US"/>
-        </w:rPr>
-        <w:t xml:space="preserve">Ensured </w:t>
-      </w:r>
-      <w:r>
-        <w:rPr>
-          <w:rFonts w:ascii="Roboto Mono" w:hAnsi="Roboto Mono"/>
-          <w:b/>
-          <w:bCs/>
-          <w:lang w:val="en-US"/>
-        </w:rPr>
-        <w:t>testable acceptance criteria</w:t>
-      </w:r>
-      <w:r>
-        <w:rPr>
-          <w:rFonts w:ascii="Roboto Mono" w:hAnsi="Roboto Mono"/>
-          <w:lang w:val="en-US"/>
-        </w:rPr>
-        <w:t>: the team writes clear conditions to verify.</w:t>
-      </w:r>
-    </w:p>
-    <w:p>
-      <w:pPr>
-        <w:numPr>
-          <w:ilvl w:val="0"/>
-          <w:numId w:val="33"/>
-        </w:numPr>
-        <w:rPr>
-          <w:rFonts w:ascii="Roboto Mono" w:hAnsi="Roboto Mono"/>
-          <w:lang w:val="en-US"/>
-        </w:rPr>
-      </w:pPr>
-      <w:r>
-        <w:rPr>
-          <w:rFonts w:ascii="Roboto Mono" w:hAnsi="Roboto Mono"/>
-          <w:lang w:val="en-US"/>
-        </w:rPr>
-        <w:t xml:space="preserve">Identified </w:t>
-      </w:r>
-      <w:r>
-        <w:rPr>
-          <w:rFonts w:ascii="Roboto Mono" w:hAnsi="Roboto Mono"/>
-          <w:b/>
-          <w:bCs/>
-          <w:lang w:val="en-US"/>
-        </w:rPr>
-        <w:t>edge cases</w:t>
-      </w:r>
-      <w:r>
-        <w:rPr>
-          <w:rFonts w:ascii="Roboto Mono" w:hAnsi="Roboto Mono"/>
-          <w:lang w:val="en-US"/>
-        </w:rPr>
-        <w:t>: wrong token, expired token, multiple failed attempts.</w:t>
-      </w:r>
-    </w:p>
-    <w:p>
-      <w:pPr>
-        <w:numPr>
-          <w:ilvl w:val="0"/>
-          <w:numId w:val="33"/>
-        </w:numPr>
-        <w:rPr>
-          <w:rFonts w:ascii="Roboto Mono" w:hAnsi="Roboto Mono"/>
-          <w:lang w:val="en-US"/>
-        </w:rPr>
-      </w:pPr>
-      <w:r>
-        <w:rPr>
-          <w:rFonts w:ascii="Roboto Mono" w:hAnsi="Roboto Mono"/>
-          <w:lang w:val="en-US"/>
-        </w:rPr>
-        <w:t xml:space="preserve">Highlighted </w:t>
-      </w:r>
-      <w:r>
-        <w:rPr>
-          <w:rFonts w:ascii="Roboto Mono" w:hAnsi="Roboto Mono"/>
-          <w:b/>
-          <w:bCs/>
-          <w:lang w:val="en-US"/>
-        </w:rPr>
-        <w:t>security risks</w:t>
-      </w:r>
-      <w:r>
-        <w:rPr>
-          <w:rFonts w:ascii="Roboto Mono" w:hAnsi="Roboto Mono"/>
-          <w:lang w:val="en-US"/>
-        </w:rPr>
-        <w:t xml:space="preserve"> early.</w:t>
-      </w:r>
-    </w:p>
-    <w:p>
-      <w:pPr>
-        <w:numPr>
-          <w:ilvl w:val="0"/>
-          <w:numId w:val="33"/>
-        </w:numPr>
-        <w:rPr>
-          <w:rFonts w:ascii="Roboto Mono" w:hAnsi="Roboto Mono"/>
-          <w:lang w:val="en-US"/>
-        </w:rPr>
-      </w:pPr>
-      <w:r>
-        <w:rPr>
-          <w:rFonts w:ascii="Roboto Mono" w:hAnsi="Roboto Mono"/>
-          <w:lang w:val="en-US"/>
-        </w:rPr>
-        <w:t xml:space="preserve">Planned </w:t>
-      </w:r>
-      <w:r>
-        <w:rPr>
-          <w:rFonts w:ascii="Roboto Mono" w:hAnsi="Roboto Mono"/>
-          <w:b/>
-          <w:bCs/>
-          <w:lang w:val="en-US"/>
-        </w:rPr>
-        <w:t>test data</w:t>
-      </w:r>
-      <w:r>
-        <w:rPr>
-          <w:rFonts w:ascii="Roboto Mono" w:hAnsi="Roboto Mono"/>
-          <w:lang w:val="en-US"/>
-        </w:rPr>
-        <w:t>: valid/invalid emails, existing/non-existing users.</w:t>
-      </w:r>
-    </w:p>
-    <w:p>
-      <w:pPr>
-        <w:numPr>
-          <w:ilvl w:val="0"/>
-          <w:numId w:val="33"/>
-        </w:numPr>
-        <w:rPr>
-          <w:rFonts w:ascii="Roboto Mono" w:hAnsi="Roboto Mono"/>
-          <w:lang w:val="en-US"/>
-        </w:rPr>
-      </w:pPr>
-      <w:r>
-        <w:rPr>
-          <w:rFonts w:ascii="Roboto Mono" w:hAnsi="Roboto Mono"/>
-          <w:lang w:val="en-US"/>
-        </w:rPr>
-        <w:t xml:space="preserve">Gave </w:t>
-      </w:r>
-      <w:r>
-        <w:rPr>
-          <w:rFonts w:ascii="Roboto Mono" w:hAnsi="Roboto Mono"/>
-          <w:b/>
-          <w:bCs/>
-          <w:lang w:val="en-US"/>
-        </w:rPr>
-        <w:t>estimation input</w:t>
-      </w:r>
-      <w:r>
-        <w:rPr>
-          <w:rFonts w:ascii="Roboto Mono" w:hAnsi="Roboto Mono"/>
-          <w:lang w:val="en-US"/>
-        </w:rPr>
-        <w:t xml:space="preserve"> for manual + automated tests.</w:t>
-      </w:r>
-    </w:p>
-    <w:p>
-      <w:pPr>
-        <w:rPr>
-          <w:rFonts w:ascii="Roboto Mono" w:hAnsi="Roboto Mono"/>
-          <w:lang w:val="en-US"/>
-        </w:rPr>
-      </w:pPr>
-      <w:r>
-        <w:rPr>
-          <w:rFonts w:ascii="Roboto Mono" w:hAnsi="Roboto Mono"/>
-          <w:lang w:val="en-US"/>
-        </w:rPr>
-        <w:pict w14:anchorId="63682C1B">
+        <w:pict w14:anchorId="5E616157">
           <v:rect id="_x0000_i1058" style="width:0;height:1.5pt" o:hralign="center" o:hrstd="t" o:hr="t" fillcolor="#a0a0a0" stroked="f"/>
         </w:pict>
       </w:r>
@@ -7320,6 +6965,476 @@
           <w:bCs/>
           <w:lang w:val="en-US"/>
         </w:rPr>
+        <w:t>🧑</w:t>
+      </w:r>
+      <w:r>
+        <w:rPr>
+          <w:b/>
+          <w:bCs/>
+          <w:lang w:val="en-US"/>
+        </w:rPr>
+        <w:t>‍</w:t>
+      </w:r>
+      <w:r>
+        <w:rPr>
+          <w:rFonts w:ascii="Segoe UI Emoji" w:hAnsi="Segoe UI Emoji" w:cs="Segoe UI Emoji"/>
+          <w:b/>
+          <w:bCs/>
+          <w:lang w:val="en-US"/>
+        </w:rPr>
+        <w:t>💻</w:t>
+      </w:r>
+      <w:r>
+        <w:rPr>
+          <w:rFonts w:ascii="Roboto Mono" w:hAnsi="Roboto Mono"/>
+          <w:b/>
+          <w:bCs/>
+          <w:lang w:val="en-US"/>
+        </w:rPr>
+        <w:t xml:space="preserve"> Refinement Session</w:t>
+      </w:r>
+    </w:p>
+    <w:p>
+      <w:pPr>
+        <w:rPr>
+          <w:rFonts w:ascii="Roboto Mono" w:hAnsi="Roboto Mono"/>
+          <w:b/>
+          <w:bCs/>
+          <w:lang w:val="en-US"/>
+        </w:rPr>
+      </w:pPr>
+      <w:r>
+        <w:rPr>
+          <w:rFonts w:ascii="Roboto Mono" w:hAnsi="Roboto Mono"/>
+          <w:b/>
+          <w:bCs/>
+          <w:lang w:val="en-US"/>
+        </w:rPr>
+        <w:t>Discussion</w:t>
+      </w:r>
+    </w:p>
+    <w:p>
+      <w:pPr>
+        <w:numPr>
+          <w:ilvl w:val="0"/>
+          <w:numId w:val="27"/>
+        </w:numPr>
+        <w:rPr>
+          <w:rFonts w:ascii="Roboto Mono" w:hAnsi="Roboto Mono"/>
+          <w:lang w:val="en-US"/>
+        </w:rPr>
+      </w:pPr>
+      <w:r>
+        <w:rPr>
+          <w:rFonts w:ascii="Roboto Mono" w:hAnsi="Roboto Mono"/>
+          <w:b/>
+          <w:bCs/>
+          <w:lang w:val="en-US"/>
+        </w:rPr>
+        <w:t>Product Owner:</w:t>
+      </w:r>
+      <w:r>
+        <w:rPr>
+          <w:rFonts w:ascii="Roboto Mono" w:hAnsi="Roboto Mono"/>
+          <w:lang w:val="en-US"/>
+        </w:rPr>
+        <w:t xml:space="preserve"> It’s for users who forgot their password.</w:t>
+      </w:r>
+    </w:p>
+    <w:p>
+      <w:pPr>
+        <w:numPr>
+          <w:ilvl w:val="0"/>
+          <w:numId w:val="27"/>
+        </w:numPr>
+        <w:rPr>
+          <w:rFonts w:ascii="Roboto Mono" w:hAnsi="Roboto Mono"/>
+          <w:lang w:val="en-US"/>
+        </w:rPr>
+      </w:pPr>
+      <w:r>
+        <w:rPr>
+          <w:rFonts w:ascii="Roboto Mono" w:hAnsi="Roboto Mono"/>
+          <w:b/>
+          <w:bCs/>
+          <w:lang w:val="en-US"/>
+        </w:rPr>
+        <w:lastRenderedPageBreak/>
+        <w:t>Developer:</w:t>
+      </w:r>
+      <w:r>
+        <w:rPr>
+          <w:rFonts w:ascii="Roboto Mono" w:hAnsi="Roboto Mono"/>
+          <w:lang w:val="en-US"/>
+        </w:rPr>
+        <w:t xml:space="preserve"> Will we use email or SMS?</w:t>
+      </w:r>
+    </w:p>
+    <w:p>
+      <w:pPr>
+        <w:numPr>
+          <w:ilvl w:val="0"/>
+          <w:numId w:val="27"/>
+        </w:numPr>
+        <w:rPr>
+          <w:rFonts w:ascii="Roboto Mono" w:hAnsi="Roboto Mono"/>
+          <w:lang w:val="en-US"/>
+        </w:rPr>
+      </w:pPr>
+      <w:r>
+        <w:rPr>
+          <w:rFonts w:ascii="Roboto Mono" w:hAnsi="Roboto Mono"/>
+          <w:b/>
+          <w:bCs/>
+          <w:lang w:val="en-US"/>
+        </w:rPr>
+        <w:t>Tester:</w:t>
+      </w:r>
+      <w:r>
+        <w:rPr>
+          <w:rFonts w:ascii="Roboto Mono" w:hAnsi="Roboto Mono"/>
+          <w:lang w:val="en-US"/>
+        </w:rPr>
+        <w:t xml:space="preserve"> What happens if the token expires? What if the user enters the wrong token multiple times?</w:t>
+      </w:r>
+    </w:p>
+    <w:p>
+      <w:pPr>
+        <w:numPr>
+          <w:ilvl w:val="0"/>
+          <w:numId w:val="27"/>
+        </w:numPr>
+        <w:rPr>
+          <w:rFonts w:ascii="Roboto Mono" w:hAnsi="Roboto Mono"/>
+          <w:lang w:val="en-US"/>
+        </w:rPr>
+      </w:pPr>
+      <w:r>
+        <w:rPr>
+          <w:rFonts w:ascii="Roboto Mono" w:hAnsi="Roboto Mono"/>
+          <w:b/>
+          <w:bCs/>
+          <w:lang w:val="en-US"/>
+        </w:rPr>
+        <w:t>Tester:</w:t>
+      </w:r>
+      <w:r>
+        <w:rPr>
+          <w:rFonts w:ascii="Roboto Mono" w:hAnsi="Roboto Mono"/>
+          <w:lang w:val="en-US"/>
+        </w:rPr>
+        <w:t xml:space="preserve"> We need to define how secure the reset flow is (e.g., lock account after too many attempts).</w:t>
+      </w:r>
+    </w:p>
+    <w:p>
+      <w:pPr>
+        <w:numPr>
+          <w:ilvl w:val="0"/>
+          <w:numId w:val="27"/>
+        </w:numPr>
+        <w:rPr>
+          <w:rFonts w:ascii="Roboto Mono" w:hAnsi="Roboto Mono"/>
+          <w:lang w:val="en-US"/>
+        </w:rPr>
+      </w:pPr>
+      <w:r>
+        <w:rPr>
+          <w:rFonts w:ascii="Roboto Mono" w:hAnsi="Roboto Mono"/>
+          <w:b/>
+          <w:bCs/>
+          <w:lang w:val="en-US"/>
+        </w:rPr>
+        <w:t>Tester:</w:t>
+      </w:r>
+      <w:r>
+        <w:rPr>
+          <w:rFonts w:ascii="Roboto Mono" w:hAnsi="Roboto Mono"/>
+          <w:lang w:val="en-US"/>
+        </w:rPr>
+        <w:t xml:space="preserve"> Are there legal/compliance rules (like GDPR) about sending reset links?</w:t>
+      </w:r>
+    </w:p>
+    <w:p>
+      <w:pPr>
+        <w:numPr>
+          <w:ilvl w:val="0"/>
+          <w:numId w:val="27"/>
+        </w:numPr>
+        <w:rPr>
+          <w:rFonts w:ascii="Roboto Mono" w:hAnsi="Roboto Mono"/>
+          <w:lang w:val="en-US"/>
+        </w:rPr>
+      </w:pPr>
+      <w:r>
+        <w:rPr>
+          <w:rFonts w:ascii="Roboto Mono" w:hAnsi="Roboto Mono"/>
+          <w:b/>
+          <w:bCs/>
+          <w:lang w:val="en-US"/>
+        </w:rPr>
+        <w:t>Developer:</w:t>
+      </w:r>
+      <w:r>
+        <w:rPr>
+          <w:rFonts w:ascii="Roboto Mono" w:hAnsi="Roboto Mono"/>
+          <w:lang w:val="en-US"/>
+        </w:rPr>
+        <w:t xml:space="preserve"> Should we prevent reuse of old passwords?</w:t>
+      </w:r>
+    </w:p>
+    <w:p>
+      <w:pPr>
+        <w:rPr>
+          <w:rFonts w:ascii="Roboto Mono" w:hAnsi="Roboto Mono"/>
+          <w:lang w:val="en-US"/>
+        </w:rPr>
+      </w:pPr>
+      <w:r>
+        <w:rPr>
+          <w:rFonts w:ascii="Roboto Mono" w:hAnsi="Roboto Mono"/>
+          <w:lang w:val="en-US"/>
+        </w:rPr>
+        <w:pict w14:anchorId="58E03679">
+          <v:rect id="_x0000_i1059" style="width:0;height:1.5pt" o:hralign="center" o:hrstd="t" o:hr="t" fillcolor="#a0a0a0" stroked="f"/>
+        </w:pict>
+      </w:r>
+    </w:p>
+    <w:p>
+      <w:pPr>
+        <w:rPr>
+          <w:rFonts w:ascii="Roboto Mono" w:hAnsi="Roboto Mono"/>
+          <w:b/>
+          <w:bCs/>
+          <w:lang w:val="en-US"/>
+        </w:rPr>
+      </w:pPr>
+      <w:r>
+        <w:rPr>
+          <w:rFonts w:ascii="Segoe UI Emoji" w:hAnsi="Segoe UI Emoji" w:cs="Segoe UI Emoji"/>
+          <w:b/>
+          <w:bCs/>
+          <w:lang w:val="en-US"/>
+        </w:rPr>
+        <w:t>🧪</w:t>
+      </w:r>
+      <w:r>
+        <w:rPr>
+          <w:rFonts w:ascii="Roboto Mono" w:hAnsi="Roboto Mono"/>
+          <w:b/>
+          <w:bCs/>
+          <w:lang w:val="en-US"/>
+        </w:rPr>
+        <w:t xml:space="preserve"> Tester’s Contributions</w:t>
+      </w:r>
+    </w:p>
+    <w:p>
+      <w:pPr>
+        <w:numPr>
+          <w:ilvl w:val="0"/>
+          <w:numId w:val="28"/>
+        </w:numPr>
+        <w:rPr>
+          <w:rFonts w:ascii="Roboto Mono" w:hAnsi="Roboto Mono"/>
+          <w:lang w:val="en-US"/>
+        </w:rPr>
+      </w:pPr>
+      <w:r>
+        <w:rPr>
+          <w:rFonts w:ascii="Roboto Mono" w:hAnsi="Roboto Mono"/>
+          <w:lang w:val="en-US"/>
+        </w:rPr>
+        <w:t xml:space="preserve">Ensured </w:t>
+      </w:r>
+      <w:r>
+        <w:rPr>
+          <w:rFonts w:ascii="Roboto Mono" w:hAnsi="Roboto Mono"/>
+          <w:b/>
+          <w:bCs/>
+          <w:lang w:val="en-US"/>
+        </w:rPr>
+        <w:t>testable acceptance criteria</w:t>
+      </w:r>
+      <w:r>
+        <w:rPr>
+          <w:rFonts w:ascii="Roboto Mono" w:hAnsi="Roboto Mono"/>
+          <w:lang w:val="en-US"/>
+        </w:rPr>
+        <w:t>: the team writes clear conditions to verify.</w:t>
+      </w:r>
+    </w:p>
+    <w:p>
+      <w:pPr>
+        <w:numPr>
+          <w:ilvl w:val="0"/>
+          <w:numId w:val="28"/>
+        </w:numPr>
+        <w:rPr>
+          <w:rFonts w:ascii="Roboto Mono" w:hAnsi="Roboto Mono"/>
+          <w:lang w:val="en-US"/>
+        </w:rPr>
+      </w:pPr>
+      <w:r>
+        <w:rPr>
+          <w:rFonts w:ascii="Roboto Mono" w:hAnsi="Roboto Mono"/>
+          <w:lang w:val="en-US"/>
+        </w:rPr>
+        <w:t xml:space="preserve">Identified </w:t>
+      </w:r>
+      <w:r>
+        <w:rPr>
+          <w:rFonts w:ascii="Roboto Mono" w:hAnsi="Roboto Mono"/>
+          <w:b/>
+          <w:bCs/>
+          <w:lang w:val="en-US"/>
+        </w:rPr>
+        <w:t>edge cases</w:t>
+      </w:r>
+      <w:r>
+        <w:rPr>
+          <w:rFonts w:ascii="Roboto Mono" w:hAnsi="Roboto Mono"/>
+          <w:lang w:val="en-US"/>
+        </w:rPr>
+        <w:t>: wrong token, expired token, multiple failed attempts.</w:t>
+      </w:r>
+    </w:p>
+    <w:p>
+      <w:pPr>
+        <w:numPr>
+          <w:ilvl w:val="0"/>
+          <w:numId w:val="28"/>
+        </w:numPr>
+        <w:rPr>
+          <w:rFonts w:ascii="Roboto Mono" w:hAnsi="Roboto Mono"/>
+          <w:lang w:val="en-US"/>
+        </w:rPr>
+      </w:pPr>
+      <w:r>
+        <w:rPr>
+          <w:rFonts w:ascii="Roboto Mono" w:hAnsi="Roboto Mono"/>
+          <w:lang w:val="en-US"/>
+        </w:rPr>
+        <w:t xml:space="preserve">Highlighted </w:t>
+      </w:r>
+      <w:r>
+        <w:rPr>
+          <w:rFonts w:ascii="Roboto Mono" w:hAnsi="Roboto Mono"/>
+          <w:b/>
+          <w:bCs/>
+          <w:lang w:val="en-US"/>
+        </w:rPr>
+        <w:t>security risks</w:t>
+      </w:r>
+      <w:r>
+        <w:rPr>
+          <w:rFonts w:ascii="Roboto Mono" w:hAnsi="Roboto Mono"/>
+          <w:lang w:val="en-US"/>
+        </w:rPr>
+        <w:t xml:space="preserve"> early.</w:t>
+      </w:r>
+    </w:p>
+    <w:p>
+      <w:pPr>
+        <w:numPr>
+          <w:ilvl w:val="0"/>
+          <w:numId w:val="28"/>
+        </w:numPr>
+        <w:rPr>
+          <w:rFonts w:ascii="Roboto Mono" w:hAnsi="Roboto Mono"/>
+          <w:lang w:val="en-US"/>
+        </w:rPr>
+      </w:pPr>
+      <w:r>
+        <w:rPr>
+          <w:rFonts w:ascii="Roboto Mono" w:hAnsi="Roboto Mono"/>
+          <w:lang w:val="en-US"/>
+        </w:rPr>
+        <w:t xml:space="preserve">Planned </w:t>
+      </w:r>
+      <w:r>
+        <w:rPr>
+          <w:rFonts w:ascii="Roboto Mono" w:hAnsi="Roboto Mono"/>
+          <w:b/>
+          <w:bCs/>
+          <w:lang w:val="en-US"/>
+        </w:rPr>
+        <w:t>test data</w:t>
+      </w:r>
+      <w:r>
+        <w:rPr>
+          <w:rFonts w:ascii="Roboto Mono" w:hAnsi="Roboto Mono"/>
+          <w:lang w:val="en-US"/>
+        </w:rPr>
+        <w:t>: valid/invalid emails, existing/non-existing users.</w:t>
+      </w:r>
+    </w:p>
+    <w:p>
+      <w:pPr>
+        <w:numPr>
+          <w:ilvl w:val="0"/>
+          <w:numId w:val="28"/>
+        </w:numPr>
+        <w:rPr>
+          <w:rFonts w:ascii="Roboto Mono" w:hAnsi="Roboto Mono"/>
+          <w:lang w:val="en-US"/>
+        </w:rPr>
+      </w:pPr>
+      <w:r>
+        <w:rPr>
+          <w:rFonts w:ascii="Roboto Mono" w:hAnsi="Roboto Mono"/>
+          <w:lang w:val="en-US"/>
+        </w:rPr>
+        <w:t xml:space="preserve">Gave </w:t>
+      </w:r>
+      <w:r>
+        <w:rPr>
+          <w:rFonts w:ascii="Roboto Mono" w:hAnsi="Roboto Mono"/>
+          <w:b/>
+          <w:bCs/>
+          <w:lang w:val="en-US"/>
+        </w:rPr>
+        <w:t>estimation input</w:t>
+      </w:r>
+      <w:r>
+        <w:rPr>
+          <w:rFonts w:ascii="Roboto Mono" w:hAnsi="Roboto Mono"/>
+          <w:lang w:val="en-US"/>
+        </w:rPr>
+        <w:t xml:space="preserve"> for manual + automated tests.</w:t>
+      </w:r>
+    </w:p>
+    <w:p>
+      <w:pPr>
+        <w:rPr>
+          <w:rFonts w:ascii="Roboto Mono" w:hAnsi="Roboto Mono"/>
+          <w:lang w:val="en-US"/>
+        </w:rPr>
+      </w:pPr>
+      <w:r>
+        <w:rPr>
+          <w:rFonts w:ascii="Roboto Mono" w:hAnsi="Roboto Mono"/>
+          <w:lang w:val="en-US"/>
+        </w:rPr>
+        <w:pict w14:anchorId="2C96A111">
+          <v:rect id="_x0000_i1060" style="width:0;height:1.5pt" o:hralign="center" o:hrstd="t" o:hr="t" fillcolor="#a0a0a0" stroked="f"/>
+        </w:pict>
+      </w:r>
+    </w:p>
+    <w:p>
+      <w:pPr>
+        <w:rPr>
+          <w:rFonts w:ascii="Roboto Mono" w:hAnsi="Roboto Mono"/>
+          <w:b/>
+          <w:bCs/>
+          <w:lang w:val="en-US"/>
+        </w:rPr>
+      </w:pPr>
+      <w:r>
+        <w:rPr>
+          <w:rFonts w:ascii="Segoe UI Emoji" w:hAnsi="Segoe UI Emoji" w:cs="Segoe UI Emoji"/>
+          <w:b/>
+          <w:bCs/>
+          <w:lang w:val="en-US"/>
+        </w:rPr>
         <w:t>📋</w:t>
       </w:r>
       <w:r>
@@ -7378,7 +7493,7 @@
       <w:pPr>
         <w:numPr>
           <w:ilvl w:val="0"/>
-          <w:numId w:val="34"/>
+          <w:numId w:val="29"/>
         </w:numPr>
         <w:rPr>
           <w:rFonts w:ascii="Roboto Mono" w:hAnsi="Roboto Mono"/>
@@ -7397,7 +7512,210 @@
       <w:pPr>
         <w:numPr>
           <w:ilvl w:val="0"/>
-          <w:numId w:val="34"/>
+          <w:numId w:val="29"/>
+        </w:numPr>
+        <w:rPr>
+          <w:rFonts w:ascii="Roboto Mono" w:hAnsi="Roboto Mono"/>
+          <w:lang w:val="en-US"/>
+        </w:rPr>
+      </w:pPr>
+      <w:r>
+        <w:rPr>
+          <w:rFonts w:ascii="Roboto Mono" w:hAnsi="Roboto Mono"/>
+          <w:lang w:val="en-US"/>
+        </w:rPr>
+        <w:t>A one-time token link is sent to that email, valid for 10 minutes.</w:t>
+      </w:r>
+    </w:p>
+    <w:p>
+      <w:pPr>
+        <w:numPr>
+          <w:ilvl w:val="0"/>
+          <w:numId w:val="29"/>
+        </w:numPr>
+        <w:rPr>
+          <w:rFonts w:ascii="Roboto Mono" w:hAnsi="Roboto Mono"/>
+          <w:lang w:val="en-US"/>
+        </w:rPr>
+      </w:pPr>
+      <w:r>
+        <w:rPr>
+          <w:rFonts w:ascii="Roboto Mono" w:hAnsi="Roboto Mono"/>
+          <w:lang w:val="en-US"/>
+        </w:rPr>
+        <w:t>Clicking the link opens a secure reset page.</w:t>
+      </w:r>
+    </w:p>
+    <w:p>
+      <w:pPr>
+        <w:numPr>
+          <w:ilvl w:val="0"/>
+          <w:numId w:val="29"/>
+        </w:numPr>
+        <w:rPr>
+          <w:rFonts w:ascii="Roboto Mono" w:hAnsi="Roboto Mono"/>
+          <w:lang w:val="en-US"/>
+        </w:rPr>
+      </w:pPr>
+      <w:r>
+        <w:rPr>
+          <w:rFonts w:ascii="Roboto Mono" w:hAnsi="Roboto Mono"/>
+          <w:lang w:val="en-US"/>
+        </w:rPr>
+        <w:t>User must enter a new password meeting complexity rules.</w:t>
+      </w:r>
+    </w:p>
+    <w:p>
+      <w:pPr>
+        <w:numPr>
+          <w:ilvl w:val="0"/>
+          <w:numId w:val="29"/>
+        </w:numPr>
+        <w:rPr>
+          <w:rFonts w:ascii="Roboto Mono" w:hAnsi="Roboto Mono"/>
+          <w:lang w:val="en-US"/>
+        </w:rPr>
+      </w:pPr>
+      <w:r>
+        <w:rPr>
+          <w:rFonts w:ascii="Roboto Mono" w:hAnsi="Roboto Mono"/>
+          <w:lang w:val="en-US"/>
+        </w:rPr>
+        <w:t xml:space="preserve">If the token is invalid, expired, or already used </w:t>
+      </w:r>
+      <w:r>
+        <w:rPr>
+          <w:lang w:val="en-US"/>
+        </w:rPr>
+        <w:t>→</w:t>
+      </w:r>
+      <w:r>
+        <w:rPr>
+          <w:rFonts w:ascii="Roboto Mono" w:hAnsi="Roboto Mono"/>
+          <w:lang w:val="en-US"/>
+        </w:rPr>
+        <w:t xml:space="preserve"> display </w:t>
+      </w:r>
+      <w:r>
+        <w:rPr>
+          <w:rFonts w:ascii="Roboto Mono" w:hAnsi="Roboto Mono" w:cs="Roboto Mono"/>
+          <w:lang w:val="en-US"/>
+        </w:rPr>
+        <w:t>“</w:t>
+      </w:r>
+      <w:r>
+        <w:rPr>
+          <w:rFonts w:ascii="Roboto Mono" w:hAnsi="Roboto Mono"/>
+          <w:lang w:val="en-US"/>
+        </w:rPr>
+        <w:t>Invalid or expired link.</w:t>
+      </w:r>
+      <w:r>
+        <w:rPr>
+          <w:rFonts w:ascii="Roboto Mono" w:hAnsi="Roboto Mono" w:cs="Roboto Mono"/>
+          <w:lang w:val="en-US"/>
+        </w:rPr>
+        <w:t>”</w:t>
+      </w:r>
+    </w:p>
+    <w:p>
+      <w:pPr>
+        <w:numPr>
+          <w:ilvl w:val="0"/>
+          <w:numId w:val="29"/>
+        </w:numPr>
+        <w:rPr>
+          <w:rFonts w:ascii="Roboto Mono" w:hAnsi="Roboto Mono"/>
+          <w:lang w:val="en-US"/>
+        </w:rPr>
+      </w:pPr>
+      <w:r>
+        <w:rPr>
+          <w:rFonts w:ascii="Roboto Mono" w:hAnsi="Roboto Mono"/>
+          <w:lang w:val="en-US"/>
+        </w:rPr>
+        <w:t>After 3 failed attempts, the account is locked for 30 minutes.</w:t>
+      </w:r>
+    </w:p>
+    <w:p>
+      <w:pPr>
+        <w:numPr>
+          <w:ilvl w:val="0"/>
+          <w:numId w:val="29"/>
+        </w:numPr>
+        <w:rPr>
+          <w:rFonts w:ascii="Roboto Mono" w:hAnsi="Roboto Mono"/>
+          <w:lang w:val="en-US"/>
+        </w:rPr>
+      </w:pPr>
+      <w:r>
+        <w:rPr>
+          <w:rFonts w:ascii="Roboto Mono" w:hAnsi="Roboto Mono"/>
+          <w:lang w:val="en-US"/>
+        </w:rPr>
+        <w:t>User cannot reuse the last 3 passwords.</w:t>
+      </w:r>
+    </w:p>
+    <w:p>
+      <w:pPr>
+        <w:rPr>
+          <w:rFonts w:ascii="Roboto Mono" w:hAnsi="Roboto Mono"/>
+          <w:lang w:val="en-US"/>
+        </w:rPr>
+      </w:pPr>
+      <w:r>
+        <w:rPr>
+          <w:rFonts w:ascii="Roboto Mono" w:hAnsi="Roboto Mono"/>
+          <w:b/>
+          <w:bCs/>
+          <w:lang w:val="en-US"/>
+        </w:rPr>
+        <w:t>Notes from testers:</w:t>
+      </w:r>
+    </w:p>
+    <w:p>
+      <w:pPr>
+        <w:numPr>
+          <w:ilvl w:val="0"/>
+          <w:numId w:val="30"/>
+        </w:numPr>
+        <w:rPr>
+          <w:rFonts w:ascii="Roboto Mono" w:hAnsi="Roboto Mono"/>
+          <w:lang w:val="en-US"/>
+        </w:rPr>
+      </w:pPr>
+      <w:r>
+        <w:rPr>
+          <w:rFonts w:ascii="Roboto Mono" w:hAnsi="Roboto Mono"/>
+          <w:lang w:val="en-US"/>
+        </w:rPr>
+        <w:t>Edge cases: wrong email, unregistered email, expired token.</w:t>
+      </w:r>
+    </w:p>
+    <w:p>
+      <w:pPr>
+        <w:numPr>
+          <w:ilvl w:val="0"/>
+          <w:numId w:val="30"/>
+        </w:numPr>
+        <w:rPr>
+          <w:rFonts w:ascii="Roboto Mono" w:hAnsi="Roboto Mono"/>
+          <w:lang w:val="en-US"/>
+        </w:rPr>
+      </w:pPr>
+      <w:r>
+        <w:rPr>
+          <w:rFonts w:ascii="Roboto Mono" w:hAnsi="Roboto Mono"/>
+          <w:lang w:val="en-US"/>
+        </w:rPr>
+        <w:t>Negative testing: multiple failed attempts, SQL injection in reset form, cross-site scripting checks.</w:t>
+      </w:r>
+    </w:p>
+    <w:p>
+      <w:pPr>
+        <w:numPr>
+          <w:ilvl w:val="0"/>
+          <w:numId w:val="30"/>
         </w:numPr>
         <w:rPr>
           <w:rFonts w:ascii="Roboto Mono" w:hAnsi="Roboto Mono"/>
@@ -7410,225 +7728,6 @@
           <w:lang w:val="en-US"/>
         </w:rPr>
         <w:lastRenderedPageBreak/>
-        <w:t>A one-time token link is sent to that email, valid for 10 minutes.</w:t>
-      </w:r>
-    </w:p>
-    <w:p>
-      <w:pPr>
-        <w:numPr>
-          <w:ilvl w:val="0"/>
-          <w:numId w:val="34"/>
-        </w:numPr>
-        <w:rPr>
-          <w:rFonts w:ascii="Roboto Mono" w:hAnsi="Roboto Mono"/>
-          <w:lang w:val="en-US"/>
-        </w:rPr>
-      </w:pPr>
-      <w:r>
-        <w:rPr>
-          <w:rFonts w:ascii="Roboto Mono" w:hAnsi="Roboto Mono"/>
-          <w:lang w:val="en-US"/>
-        </w:rPr>
-        <w:t>Clicking the link opens a secure reset page.</w:t>
-      </w:r>
-    </w:p>
-    <w:p>
-      <w:pPr>
-        <w:numPr>
-          <w:ilvl w:val="0"/>
-          <w:numId w:val="34"/>
-        </w:numPr>
-        <w:rPr>
-          <w:rFonts w:ascii="Roboto Mono" w:hAnsi="Roboto Mono"/>
-          <w:lang w:val="en-US"/>
-        </w:rPr>
-      </w:pPr>
-      <w:r>
-        <w:rPr>
-          <w:rFonts w:ascii="Roboto Mono" w:hAnsi="Roboto Mono"/>
-          <w:lang w:val="en-US"/>
-        </w:rPr>
-        <w:t xml:space="preserve">User must enter a new password meeting complexity </w:t>
-      </w:r>
-      <w:proofErr w:type="gramStart"/>
-      <w:r>
-        <w:rPr>
-          <w:rFonts w:ascii="Roboto Mono" w:hAnsi="Roboto Mono"/>
-          <w:lang w:val="en-US"/>
-        </w:rPr>
-        <w:t>rules</w:t>
-      </w:r>
-      <w:proofErr w:type="gramEnd"/>
-      <w:r>
-        <w:rPr>
-          <w:rFonts w:ascii="Roboto Mono" w:hAnsi="Roboto Mono"/>
-          <w:lang w:val="en-US"/>
-        </w:rPr>
-        <w:t>.</w:t>
-      </w:r>
-    </w:p>
-    <w:p>
-      <w:pPr>
-        <w:numPr>
-          <w:ilvl w:val="0"/>
-          <w:numId w:val="34"/>
-        </w:numPr>
-        <w:rPr>
-          <w:rFonts w:ascii="Roboto Mono" w:hAnsi="Roboto Mono"/>
-          <w:lang w:val="en-US"/>
-        </w:rPr>
-      </w:pPr>
-      <w:r>
-        <w:rPr>
-          <w:rFonts w:ascii="Roboto Mono" w:hAnsi="Roboto Mono"/>
-          <w:lang w:val="en-US"/>
-        </w:rPr>
-        <w:t xml:space="preserve">If the token is invalid, expired, or already used </w:t>
-      </w:r>
-      <w:r>
-        <w:rPr>
-          <w:lang w:val="en-US"/>
-        </w:rPr>
-        <w:t>→</w:t>
-      </w:r>
-      <w:r>
-        <w:rPr>
-          <w:rFonts w:ascii="Roboto Mono" w:hAnsi="Roboto Mono"/>
-          <w:lang w:val="en-US"/>
-        </w:rPr>
-        <w:t xml:space="preserve"> display </w:t>
-      </w:r>
-      <w:r>
-        <w:rPr>
-          <w:rFonts w:ascii="Roboto Mono" w:hAnsi="Roboto Mono" w:cs="Roboto Mono"/>
-          <w:lang w:val="en-US"/>
-        </w:rPr>
-        <w:t>“</w:t>
-      </w:r>
-      <w:r>
-        <w:rPr>
-          <w:rFonts w:ascii="Roboto Mono" w:hAnsi="Roboto Mono"/>
-          <w:lang w:val="en-US"/>
-        </w:rPr>
-        <w:t>Invalid or expired link.</w:t>
-      </w:r>
-      <w:r>
-        <w:rPr>
-          <w:rFonts w:ascii="Roboto Mono" w:hAnsi="Roboto Mono" w:cs="Roboto Mono"/>
-          <w:lang w:val="en-US"/>
-        </w:rPr>
-        <w:t>”</w:t>
-      </w:r>
-    </w:p>
-    <w:p>
-      <w:pPr>
-        <w:numPr>
-          <w:ilvl w:val="0"/>
-          <w:numId w:val="34"/>
-        </w:numPr>
-        <w:rPr>
-          <w:rFonts w:ascii="Roboto Mono" w:hAnsi="Roboto Mono"/>
-          <w:lang w:val="en-US"/>
-        </w:rPr>
-      </w:pPr>
-      <w:r>
-        <w:rPr>
-          <w:rFonts w:ascii="Roboto Mono" w:hAnsi="Roboto Mono"/>
-          <w:lang w:val="en-US"/>
-        </w:rPr>
-        <w:t>After 3 failed attempts, the account is locked for 30 minutes.</w:t>
-      </w:r>
-    </w:p>
-    <w:p>
-      <w:pPr>
-        <w:numPr>
-          <w:ilvl w:val="0"/>
-          <w:numId w:val="34"/>
-        </w:numPr>
-        <w:rPr>
-          <w:rFonts w:ascii="Roboto Mono" w:hAnsi="Roboto Mono"/>
-          <w:lang w:val="en-US"/>
-        </w:rPr>
-      </w:pPr>
-      <w:r>
-        <w:rPr>
-          <w:rFonts w:ascii="Roboto Mono" w:hAnsi="Roboto Mono"/>
-          <w:lang w:val="en-US"/>
-        </w:rPr>
-        <w:t>User cannot reuse the last 3 passwords.</w:t>
-      </w:r>
-    </w:p>
-    <w:p>
-      <w:pPr>
-        <w:rPr>
-          <w:rFonts w:ascii="Roboto Mono" w:hAnsi="Roboto Mono"/>
-          <w:lang w:val="en-US"/>
-        </w:rPr>
-      </w:pPr>
-      <w:r>
-        <w:rPr>
-          <w:rFonts w:ascii="Roboto Mono" w:hAnsi="Roboto Mono"/>
-          <w:b/>
-          <w:bCs/>
-          <w:lang w:val="en-US"/>
-        </w:rPr>
-        <w:t>Notes from testers:</w:t>
-      </w:r>
-    </w:p>
-    <w:p>
-      <w:pPr>
-        <w:numPr>
-          <w:ilvl w:val="0"/>
-          <w:numId w:val="35"/>
-        </w:numPr>
-        <w:rPr>
-          <w:rFonts w:ascii="Roboto Mono" w:hAnsi="Roboto Mono"/>
-          <w:lang w:val="en-US"/>
-        </w:rPr>
-      </w:pPr>
-      <w:r>
-        <w:rPr>
-          <w:rFonts w:ascii="Roboto Mono" w:hAnsi="Roboto Mono"/>
-          <w:lang w:val="en-US"/>
-        </w:rPr>
-        <w:t>Edge cases: wrong email, unregistered email, expired token.</w:t>
-      </w:r>
-    </w:p>
-    <w:p>
-      <w:pPr>
-        <w:numPr>
-          <w:ilvl w:val="0"/>
-          <w:numId w:val="35"/>
-        </w:numPr>
-        <w:rPr>
-          <w:rFonts w:ascii="Roboto Mono" w:hAnsi="Roboto Mono"/>
-          <w:lang w:val="en-US"/>
-        </w:rPr>
-      </w:pPr>
-      <w:r>
-        <w:rPr>
-          <w:rFonts w:ascii="Roboto Mono" w:hAnsi="Roboto Mono"/>
-          <w:lang w:val="en-US"/>
-        </w:rPr>
-        <w:t>Negative testing: multiple failed attempts, SQL injection in reset form, cross-site scripting checks.</w:t>
-      </w:r>
-    </w:p>
-    <w:p>
-      <w:pPr>
-        <w:numPr>
-          <w:ilvl w:val="0"/>
-          <w:numId w:val="35"/>
-        </w:numPr>
-        <w:rPr>
-          <w:rFonts w:ascii="Roboto Mono" w:hAnsi="Roboto Mono"/>
-          <w:lang w:val="en-US"/>
-        </w:rPr>
-      </w:pPr>
-      <w:r>
-        <w:rPr>
-          <w:rFonts w:ascii="Roboto Mono" w:hAnsi="Roboto Mono"/>
-          <w:lang w:val="en-US"/>
-        </w:rPr>
         <w:t>Test data: accounts with locked status, test accounts without emails.</w:t>
       </w:r>
     </w:p>
@@ -7644,8 +7743,8 @@
           <w:rFonts w:ascii="Roboto Mono" w:hAnsi="Roboto Mono"/>
           <w:lang w:val="en-US"/>
         </w:rPr>
-        <w:pict w14:anchorId="2E70EB77">
-          <v:rect id="_x0000_i1059" style="width:0;height:1.5pt" o:hralign="center" o:hrstd="t" o:hr="t" fillcolor="#a0a0a0" stroked="f"/>
+        <w:pict w14:anchorId="29ADCC3D">
+          <v:rect id="_x0000_i1061" style="width:0;height:1.5pt" o:hralign="center" o:hrstd="t" o:hr="t" fillcolor="#a0a0a0" stroked="f"/>
         </w:pict>
       </w:r>
     </w:p>
@@ -7716,8 +7815,8 @@
           <w:rFonts w:ascii="Roboto Mono" w:hAnsi="Roboto Mono"/>
           <w:lang w:val="en-US"/>
         </w:rPr>
-        <w:pict w14:anchorId="3D05FE09">
-          <v:rect id="_x0000_i1060" style="width:0;height:1.5pt" o:hralign="center" o:hrstd="t" o:hr="t" fillcolor="#a0a0a0" stroked="f"/>
+        <w:pict w14:anchorId="0B810972">
+          <v:rect id="_x0000_i1062" style="width:0;height:1.5pt" o:hralign="center" o:hrstd="t" o:hr="t" fillcolor="#a0a0a0" stroked="f"/>
         </w:pict>
       </w:r>
     </w:p>
@@ -7729,6 +7828,7 @@
         </w:rPr>
       </w:pPr>
     </w:p>
+    <w:p/>
     <w:sectPr>
       <w:pgSz w:w="12240" w:h="15840"/>
       <w:pgMar w:top="1440" w:right="1440" w:bottom="1440" w:left="1440" w:header="720" w:footer="720" w:gutter="0"/>
@@ -7741,11 +7841,6 @@
 
 <file path=word/numbering.xml><?xml version="1.0" encoding="utf-8"?>
 <w:numbering xmlns:wpc="http://schemas.microsoft.com/office/word/2010/wordprocessingCanvas" xmlns:cx="http://schemas.microsoft.com/office/drawing/2014/chartex" xmlns:cx1="http://schemas.microsoft.com/office/drawing/2015/9/8/chartex" xmlns:cx2="http://schemas.microsoft.com/office/drawing/2015/10/21/chartex" xmlns:cx3="http://schemas.microsoft.com/office/drawing/2016/5/9/chartex" xmlns:cx4="http://schemas.microsoft.com/office/drawing/2016/5/10/chartex" xmlns:cx5="http://schemas.microsoft.com/office/drawing/2016/5/11/chartex" xmlns:cx6="http://schemas.microsoft.com/office/drawing/2016/5/12/chartex" xmlns:cx7="http://schemas.microsoft.com/office/drawing/2016/5/13/chartex" xmlns:cx8="http://schemas.microsoft.com/office/drawing/2016/5/14/chartex" xmlns:mc="http://schemas.openxmlformats.org/markup-compatibility/2006" xmlns:aink="http://schemas.microsoft.com/office/drawing/2016/ink" xmlns:am3d="http://schemas.microsoft.com/office/drawing/2017/model3d" xmlns:o="urn:schemas-microsoft-com:office:office" xmlns:oel="http://schemas.microsoft.com/office/2019/extlst" xmlns:r="http://schemas.openxmlformats.org/officeDocument/2006/relationships" xmlns:m="http://schemas.openxmlformats.org/officeDocument/2006/math" xmlns:v="urn:schemas-microsoft-com:vml" xmlns:wp14="http://schemas.microsoft.com/office/word/2010/wordprocessingDrawing" xmlns:wp="http://schemas.openxmlformats.org/drawingml/2006/wordprocessingDrawing" xmlns:w10="urn:schemas-microsoft-com:office:word" xmlns:w="http://schemas.openxmlformats.org/wordprocessingml/2006/main" xmlns:w14="http://schemas.microsoft.com/office/word/2010/wordml" xmlns:w15="http://schemas.microsoft.com/office/word/2012/wordml" xmlns:w16cex="http://schemas.microsoft.com/office/word/2018/wordml/cex" xmlns:w16cid="http://schemas.microsoft.com/office/word/2016/wordml/cid" xmlns:w16="http://schemas.microsoft.com/office/word/2018/wordml" xmlns:w16du="http://schemas.microsoft.com/office/word/2023/wordml/word16du" xmlns:w16sdtdh="http://schemas.microsoft.com/office/word/2020/wordml/sdtdatahash" xmlns:w16sdtfl="http://schemas.microsoft.com/office/word/2024/wordml/sdtformatlock" xmlns:w16se="http://schemas.microsoft.com/office/word/2015/wordml/symex" xmlns:wpg="http://schemas.microsoft.com/office/word/2010/wordprocessingGroup" xmlns:wpi="http://schemas.microsoft.com/office/word/2010/wordprocessingInk" xmlns:wne="http://schemas.microsoft.com/office/word/2006/wordml" xmlns:wps="http://schemas.microsoft.com/office/word/2010/wordprocessingShape" mc:Ignorable="w14 w15 w16se w16cid w16 w16cex w16sdtdh w16sdtfl w16du wp14">
-  <w:numPicBullet w:numPicBulletId="0">
-    <w:pict>
-      <v:rect id="_x0000_i1101" style="width:0;height:1.5pt" o:hralign="center" o:bullet="t" o:hrstd="t" o:hr="t" fillcolor="#a0a0a0" stroked="f"/>
-    </w:pict>
-  </w:numPicBullet>
   <w:abstractNum w:abstractNumId="0" w15:restartNumberingAfterBreak="0">
     <w:nsid w:val="01D57711"/>
     <w:multiLevelType w:val="multilevel"/>
@@ -7896,155 +7991,6 @@
     </w:lvl>
   </w:abstractNum>
   <w:abstractNum w:abstractNumId="1" w15:restartNumberingAfterBreak="0">
-    <w:nsid w:val="038A0688"/>
-    <w:multiLevelType w:val="multilevel"/>
-    <w:tmpl w:val="9B5A6FAC"/>
-    <w:lvl w:ilvl="0">
-      <w:start w:val="1"/>
-      <w:numFmt w:val="bullet"/>
-      <w:lvlText w:val=""/>
-      <w:lvlJc w:val="left"/>
-      <w:pPr>
-        <w:tabs>
-          <w:tab w:val="num" w:pos="720"/>
-        </w:tabs>
-        <w:ind w:left="720" w:hanging="360"/>
-      </w:pPr>
-      <w:rPr>
-        <w:rFonts w:ascii="Symbol" w:hAnsi="Symbol" w:hint="default"/>
-        <w:sz w:val="20"/>
-      </w:rPr>
-    </w:lvl>
-    <w:lvl w:ilvl="1" w:tentative="1">
-      <w:start w:val="1"/>
-      <w:numFmt w:val="bullet"/>
-      <w:lvlText w:val="o"/>
-      <w:lvlJc w:val="left"/>
-      <w:pPr>
-        <w:tabs>
-          <w:tab w:val="num" w:pos="1440"/>
-        </w:tabs>
-        <w:ind w:left="1440" w:hanging="360"/>
-      </w:pPr>
-      <w:rPr>
-        <w:rFonts w:ascii="Courier New" w:hAnsi="Courier New" w:hint="default"/>
-        <w:sz w:val="20"/>
-      </w:rPr>
-    </w:lvl>
-    <w:lvl w:ilvl="2" w:tentative="1">
-      <w:start w:val="1"/>
-      <w:numFmt w:val="bullet"/>
-      <w:lvlText w:val=""/>
-      <w:lvlJc w:val="left"/>
-      <w:pPr>
-        <w:tabs>
-          <w:tab w:val="num" w:pos="2160"/>
-        </w:tabs>
-        <w:ind w:left="2160" w:hanging="360"/>
-      </w:pPr>
-      <w:rPr>
-        <w:rFonts w:ascii="Wingdings" w:hAnsi="Wingdings" w:hint="default"/>
-        <w:sz w:val="20"/>
-      </w:rPr>
-    </w:lvl>
-    <w:lvl w:ilvl="3" w:tentative="1">
-      <w:start w:val="1"/>
-      <w:numFmt w:val="bullet"/>
-      <w:lvlText w:val=""/>
-      <w:lvlJc w:val="left"/>
-      <w:pPr>
-        <w:tabs>
-          <w:tab w:val="num" w:pos="2880"/>
-        </w:tabs>
-        <w:ind w:left="2880" w:hanging="360"/>
-      </w:pPr>
-      <w:rPr>
-        <w:rFonts w:ascii="Wingdings" w:hAnsi="Wingdings" w:hint="default"/>
-        <w:sz w:val="20"/>
-      </w:rPr>
-    </w:lvl>
-    <w:lvl w:ilvl="4" w:tentative="1">
-      <w:start w:val="1"/>
-      <w:numFmt w:val="bullet"/>
-      <w:lvlText w:val=""/>
-      <w:lvlJc w:val="left"/>
-      <w:pPr>
-        <w:tabs>
-          <w:tab w:val="num" w:pos="3600"/>
-        </w:tabs>
-        <w:ind w:left="3600" w:hanging="360"/>
-      </w:pPr>
-      <w:rPr>
-        <w:rFonts w:ascii="Wingdings" w:hAnsi="Wingdings" w:hint="default"/>
-        <w:sz w:val="20"/>
-      </w:rPr>
-    </w:lvl>
-    <w:lvl w:ilvl="5" w:tentative="1">
-      <w:start w:val="1"/>
-      <w:numFmt w:val="bullet"/>
-      <w:lvlText w:val=""/>
-      <w:lvlJc w:val="left"/>
-      <w:pPr>
-        <w:tabs>
-          <w:tab w:val="num" w:pos="4320"/>
-        </w:tabs>
-        <w:ind w:left="4320" w:hanging="360"/>
-      </w:pPr>
-      <w:rPr>
-        <w:rFonts w:ascii="Wingdings" w:hAnsi="Wingdings" w:hint="default"/>
-        <w:sz w:val="20"/>
-      </w:rPr>
-    </w:lvl>
-    <w:lvl w:ilvl="6" w:tentative="1">
-      <w:start w:val="1"/>
-      <w:numFmt w:val="bullet"/>
-      <w:lvlText w:val=""/>
-      <w:lvlJc w:val="left"/>
-      <w:pPr>
-        <w:tabs>
-          <w:tab w:val="num" w:pos="5040"/>
-        </w:tabs>
-        <w:ind w:left="5040" w:hanging="360"/>
-      </w:pPr>
-      <w:rPr>
-        <w:rFonts w:ascii="Wingdings" w:hAnsi="Wingdings" w:hint="default"/>
-        <w:sz w:val="20"/>
-      </w:rPr>
-    </w:lvl>
-    <w:lvl w:ilvl="7" w:tentative="1">
-      <w:start w:val="1"/>
-      <w:numFmt w:val="bullet"/>
-      <w:lvlText w:val=""/>
-      <w:lvlJc w:val="left"/>
-      <w:pPr>
-        <w:tabs>
-          <w:tab w:val="num" w:pos="5760"/>
-        </w:tabs>
-        <w:ind w:left="5760" w:hanging="360"/>
-      </w:pPr>
-      <w:rPr>
-        <w:rFonts w:ascii="Wingdings" w:hAnsi="Wingdings" w:hint="default"/>
-        <w:sz w:val="20"/>
-      </w:rPr>
-    </w:lvl>
-    <w:lvl w:ilvl="8" w:tentative="1">
-      <w:start w:val="1"/>
-      <w:numFmt w:val="bullet"/>
-      <w:lvlText w:val=""/>
-      <w:lvlJc w:val="left"/>
-      <w:pPr>
-        <w:tabs>
-          <w:tab w:val="num" w:pos="6480"/>
-        </w:tabs>
-        <w:ind w:left="6480" w:hanging="360"/>
-      </w:pPr>
-      <w:rPr>
-        <w:rFonts w:ascii="Wingdings" w:hAnsi="Wingdings" w:hint="default"/>
-        <w:sz w:val="20"/>
-      </w:rPr>
-    </w:lvl>
-  </w:abstractNum>
-  <w:abstractNum w:abstractNumId="2" w15:restartNumberingAfterBreak="0">
     <w:nsid w:val="044D2C65"/>
     <w:multiLevelType w:val="multilevel"/>
     <w:tmpl w:val="D8969BDE"/>
@@ -8157,156 +8103,7 @@
       </w:rPr>
     </w:lvl>
   </w:abstractNum>
-  <w:abstractNum w:abstractNumId="3" w15:restartNumberingAfterBreak="0">
-    <w:nsid w:val="055D78FB"/>
-    <w:multiLevelType w:val="multilevel"/>
-    <w:tmpl w:val="E92A78F0"/>
-    <w:lvl w:ilvl="0">
-      <w:start w:val="1"/>
-      <w:numFmt w:val="bullet"/>
-      <w:lvlText w:val=""/>
-      <w:lvlJc w:val="left"/>
-      <w:pPr>
-        <w:tabs>
-          <w:tab w:val="num" w:pos="720"/>
-        </w:tabs>
-        <w:ind w:left="720" w:hanging="360"/>
-      </w:pPr>
-      <w:rPr>
-        <w:rFonts w:ascii="Symbol" w:hAnsi="Symbol" w:hint="default"/>
-        <w:sz w:val="20"/>
-      </w:rPr>
-    </w:lvl>
-    <w:lvl w:ilvl="1" w:tentative="1">
-      <w:start w:val="1"/>
-      <w:numFmt w:val="bullet"/>
-      <w:lvlText w:val="o"/>
-      <w:lvlJc w:val="left"/>
-      <w:pPr>
-        <w:tabs>
-          <w:tab w:val="num" w:pos="1440"/>
-        </w:tabs>
-        <w:ind w:left="1440" w:hanging="360"/>
-      </w:pPr>
-      <w:rPr>
-        <w:rFonts w:ascii="Courier New" w:hAnsi="Courier New" w:hint="default"/>
-        <w:sz w:val="20"/>
-      </w:rPr>
-    </w:lvl>
-    <w:lvl w:ilvl="2" w:tentative="1">
-      <w:start w:val="1"/>
-      <w:numFmt w:val="bullet"/>
-      <w:lvlText w:val=""/>
-      <w:lvlJc w:val="left"/>
-      <w:pPr>
-        <w:tabs>
-          <w:tab w:val="num" w:pos="2160"/>
-        </w:tabs>
-        <w:ind w:left="2160" w:hanging="360"/>
-      </w:pPr>
-      <w:rPr>
-        <w:rFonts w:ascii="Wingdings" w:hAnsi="Wingdings" w:hint="default"/>
-        <w:sz w:val="20"/>
-      </w:rPr>
-    </w:lvl>
-    <w:lvl w:ilvl="3" w:tentative="1">
-      <w:start w:val="1"/>
-      <w:numFmt w:val="bullet"/>
-      <w:lvlText w:val=""/>
-      <w:lvlJc w:val="left"/>
-      <w:pPr>
-        <w:tabs>
-          <w:tab w:val="num" w:pos="2880"/>
-        </w:tabs>
-        <w:ind w:left="2880" w:hanging="360"/>
-      </w:pPr>
-      <w:rPr>
-        <w:rFonts w:ascii="Wingdings" w:hAnsi="Wingdings" w:hint="default"/>
-        <w:sz w:val="20"/>
-      </w:rPr>
-    </w:lvl>
-    <w:lvl w:ilvl="4" w:tentative="1">
-      <w:start w:val="1"/>
-      <w:numFmt w:val="bullet"/>
-      <w:lvlText w:val=""/>
-      <w:lvlJc w:val="left"/>
-      <w:pPr>
-        <w:tabs>
-          <w:tab w:val="num" w:pos="3600"/>
-        </w:tabs>
-        <w:ind w:left="3600" w:hanging="360"/>
-      </w:pPr>
-      <w:rPr>
-        <w:rFonts w:ascii="Wingdings" w:hAnsi="Wingdings" w:hint="default"/>
-        <w:sz w:val="20"/>
-      </w:rPr>
-    </w:lvl>
-    <w:lvl w:ilvl="5" w:tentative="1">
-      <w:start w:val="1"/>
-      <w:numFmt w:val="bullet"/>
-      <w:lvlText w:val=""/>
-      <w:lvlJc w:val="left"/>
-      <w:pPr>
-        <w:tabs>
-          <w:tab w:val="num" w:pos="4320"/>
-        </w:tabs>
-        <w:ind w:left="4320" w:hanging="360"/>
-      </w:pPr>
-      <w:rPr>
-        <w:rFonts w:ascii="Wingdings" w:hAnsi="Wingdings" w:hint="default"/>
-        <w:sz w:val="20"/>
-      </w:rPr>
-    </w:lvl>
-    <w:lvl w:ilvl="6" w:tentative="1">
-      <w:start w:val="1"/>
-      <w:numFmt w:val="bullet"/>
-      <w:lvlText w:val=""/>
-      <w:lvlJc w:val="left"/>
-      <w:pPr>
-        <w:tabs>
-          <w:tab w:val="num" w:pos="5040"/>
-        </w:tabs>
-        <w:ind w:left="5040" w:hanging="360"/>
-      </w:pPr>
-      <w:rPr>
-        <w:rFonts w:ascii="Wingdings" w:hAnsi="Wingdings" w:hint="default"/>
-        <w:sz w:val="20"/>
-      </w:rPr>
-    </w:lvl>
-    <w:lvl w:ilvl="7" w:tentative="1">
-      <w:start w:val="1"/>
-      <w:numFmt w:val="bullet"/>
-      <w:lvlText w:val=""/>
-      <w:lvlJc w:val="left"/>
-      <w:pPr>
-        <w:tabs>
-          <w:tab w:val="num" w:pos="5760"/>
-        </w:tabs>
-        <w:ind w:left="5760" w:hanging="360"/>
-      </w:pPr>
-      <w:rPr>
-        <w:rFonts w:ascii="Wingdings" w:hAnsi="Wingdings" w:hint="default"/>
-        <w:sz w:val="20"/>
-      </w:rPr>
-    </w:lvl>
-    <w:lvl w:ilvl="8" w:tentative="1">
-      <w:start w:val="1"/>
-      <w:numFmt w:val="bullet"/>
-      <w:lvlText w:val=""/>
-      <w:lvlJc w:val="left"/>
-      <w:pPr>
-        <w:tabs>
-          <w:tab w:val="num" w:pos="6480"/>
-        </w:tabs>
-        <w:ind w:left="6480" w:hanging="360"/>
-      </w:pPr>
-      <w:rPr>
-        <w:rFonts w:ascii="Wingdings" w:hAnsi="Wingdings" w:hint="default"/>
-        <w:sz w:val="20"/>
-      </w:rPr>
-    </w:lvl>
-  </w:abstractNum>
-  <w:abstractNum w:abstractNumId="4" w15:restartNumberingAfterBreak="0">
+  <w:abstractNum w:abstractNumId="2" w15:restartNumberingAfterBreak="0">
     <w:nsid w:val="06580489"/>
     <w:multiLevelType w:val="multilevel"/>
     <w:tmpl w:val="5534FDE2"/>
@@ -8455,7 +8252,7 @@
       </w:rPr>
     </w:lvl>
   </w:abstractNum>
-  <w:abstractNum w:abstractNumId="5" w15:restartNumberingAfterBreak="0">
+  <w:abstractNum w:abstractNumId="3" w15:restartNumberingAfterBreak="0">
     <w:nsid w:val="06F76B26"/>
     <w:multiLevelType w:val="multilevel"/>
     <w:tmpl w:val="C5DE5840"/>
@@ -8604,7 +8401,7 @@
       </w:rPr>
     </w:lvl>
   </w:abstractNum>
-  <w:abstractNum w:abstractNumId="6" w15:restartNumberingAfterBreak="0">
+  <w:abstractNum w:abstractNumId="4" w15:restartNumberingAfterBreak="0">
     <w:nsid w:val="11FE01C1"/>
     <w:multiLevelType w:val="multilevel"/>
     <w:tmpl w:val="EC982402"/>
@@ -8753,7 +8550,7 @@
       </w:rPr>
     </w:lvl>
   </w:abstractNum>
-  <w:abstractNum w:abstractNumId="7" w15:restartNumberingAfterBreak="0">
+  <w:abstractNum w:abstractNumId="5" w15:restartNumberingAfterBreak="0">
     <w:nsid w:val="142D3230"/>
     <w:multiLevelType w:val="multilevel"/>
     <w:tmpl w:val="2B54858E"/>
@@ -8866,7 +8663,7 @@
       </w:rPr>
     </w:lvl>
   </w:abstractNum>
-  <w:abstractNum w:abstractNumId="8" w15:restartNumberingAfterBreak="0">
+  <w:abstractNum w:abstractNumId="6" w15:restartNumberingAfterBreak="0">
     <w:nsid w:val="19626A14"/>
     <w:multiLevelType w:val="multilevel"/>
     <w:tmpl w:val="AE209A8E"/>
@@ -9015,7 +8812,7 @@
       </w:rPr>
     </w:lvl>
   </w:abstractNum>
-  <w:abstractNum w:abstractNumId="9" w15:restartNumberingAfterBreak="0">
+  <w:abstractNum w:abstractNumId="7" w15:restartNumberingAfterBreak="0">
     <w:nsid w:val="1AD35711"/>
     <w:multiLevelType w:val="multilevel"/>
     <w:tmpl w:val="F5F8BA32"/>
@@ -9128,7 +8925,7 @@
       </w:rPr>
     </w:lvl>
   </w:abstractNum>
-  <w:abstractNum w:abstractNumId="10" w15:restartNumberingAfterBreak="0">
+  <w:abstractNum w:abstractNumId="8" w15:restartNumberingAfterBreak="0">
     <w:nsid w:val="1C785322"/>
     <w:multiLevelType w:val="multilevel"/>
     <w:tmpl w:val="2198330A"/>
@@ -9241,7 +9038,7 @@
       </w:rPr>
     </w:lvl>
   </w:abstractNum>
-  <w:abstractNum w:abstractNumId="11" w15:restartNumberingAfterBreak="0">
+  <w:abstractNum w:abstractNumId="9" w15:restartNumberingAfterBreak="0">
     <w:nsid w:val="1FC62A9F"/>
     <w:multiLevelType w:val="multilevel"/>
     <w:tmpl w:val="977CECDC"/>
@@ -9354,7 +9151,7 @@
       </w:rPr>
     </w:lvl>
   </w:abstractNum>
-  <w:abstractNum w:abstractNumId="12" w15:restartNumberingAfterBreak="0">
+  <w:abstractNum w:abstractNumId="10" w15:restartNumberingAfterBreak="0">
     <w:nsid w:val="22D17563"/>
     <w:multiLevelType w:val="multilevel"/>
     <w:tmpl w:val="4ED496EC"/>
@@ -9503,7 +9300,7 @@
       </w:rPr>
     </w:lvl>
   </w:abstractNum>
-  <w:abstractNum w:abstractNumId="13" w15:restartNumberingAfterBreak="0">
+  <w:abstractNum w:abstractNumId="11" w15:restartNumberingAfterBreak="0">
     <w:nsid w:val="236461F7"/>
     <w:multiLevelType w:val="multilevel"/>
     <w:tmpl w:val="29FC2D26"/>
@@ -9616,7 +9413,7 @@
       </w:rPr>
     </w:lvl>
   </w:abstractNum>
-  <w:abstractNum w:abstractNumId="14" w15:restartNumberingAfterBreak="0">
+  <w:abstractNum w:abstractNumId="12" w15:restartNumberingAfterBreak="0">
     <w:nsid w:val="26C22A95"/>
     <w:multiLevelType w:val="multilevel"/>
     <w:tmpl w:val="91CCE4E8"/>
@@ -9729,7 +9526,7 @@
       </w:rPr>
     </w:lvl>
   </w:abstractNum>
-  <w:abstractNum w:abstractNumId="15" w15:restartNumberingAfterBreak="0">
+  <w:abstractNum w:abstractNumId="13" w15:restartNumberingAfterBreak="0">
     <w:nsid w:val="275511CE"/>
     <w:multiLevelType w:val="multilevel"/>
     <w:tmpl w:val="8E80393E"/>
@@ -9842,7 +9639,7 @@
       </w:rPr>
     </w:lvl>
   </w:abstractNum>
-  <w:abstractNum w:abstractNumId="16" w15:restartNumberingAfterBreak="0">
+  <w:abstractNum w:abstractNumId="14" w15:restartNumberingAfterBreak="0">
     <w:nsid w:val="285E536B"/>
     <w:multiLevelType w:val="multilevel"/>
     <w:tmpl w:val="00F648FC"/>
@@ -9991,7 +9788,7 @@
       </w:rPr>
     </w:lvl>
   </w:abstractNum>
-  <w:abstractNum w:abstractNumId="17" w15:restartNumberingAfterBreak="0">
+  <w:abstractNum w:abstractNumId="15" w15:restartNumberingAfterBreak="0">
     <w:nsid w:val="3116464F"/>
     <w:multiLevelType w:val="multilevel"/>
     <w:tmpl w:val="33C44226"/>
@@ -10104,7 +9901,7 @@
       </w:rPr>
     </w:lvl>
   </w:abstractNum>
-  <w:abstractNum w:abstractNumId="18" w15:restartNumberingAfterBreak="0">
+  <w:abstractNum w:abstractNumId="16" w15:restartNumberingAfterBreak="0">
     <w:nsid w:val="340029D5"/>
     <w:multiLevelType w:val="multilevel"/>
     <w:tmpl w:val="1FD0B788"/>
@@ -10253,7 +10050,7 @@
       </w:rPr>
     </w:lvl>
   </w:abstractNum>
-  <w:abstractNum w:abstractNumId="19" w15:restartNumberingAfterBreak="0">
+  <w:abstractNum w:abstractNumId="17" w15:restartNumberingAfterBreak="0">
     <w:nsid w:val="36FF12C3"/>
     <w:multiLevelType w:val="multilevel"/>
     <w:tmpl w:val="00E22530"/>
@@ -10366,7 +10163,7 @@
       </w:rPr>
     </w:lvl>
   </w:abstractNum>
-  <w:abstractNum w:abstractNumId="20" w15:restartNumberingAfterBreak="0">
+  <w:abstractNum w:abstractNumId="18" w15:restartNumberingAfterBreak="0">
     <w:nsid w:val="38037735"/>
     <w:multiLevelType w:val="multilevel"/>
     <w:tmpl w:val="E6FCE7A2"/>
@@ -10515,7 +10312,7 @@
       </w:rPr>
     </w:lvl>
   </w:abstractNum>
-  <w:abstractNum w:abstractNumId="21" w15:restartNumberingAfterBreak="0">
+  <w:abstractNum w:abstractNumId="19" w15:restartNumberingAfterBreak="0">
     <w:nsid w:val="49D24A0A"/>
     <w:multiLevelType w:val="multilevel"/>
     <w:tmpl w:val="3C3AE4AE"/>
@@ -10628,7 +10425,7 @@
       </w:rPr>
     </w:lvl>
   </w:abstractNum>
-  <w:abstractNum w:abstractNumId="22" w15:restartNumberingAfterBreak="0">
+  <w:abstractNum w:abstractNumId="20" w15:restartNumberingAfterBreak="0">
     <w:nsid w:val="4F536DCE"/>
     <w:multiLevelType w:val="multilevel"/>
     <w:tmpl w:val="8BEC3FCA"/>
@@ -10777,7 +10574,7 @@
       </w:rPr>
     </w:lvl>
   </w:abstractNum>
-  <w:abstractNum w:abstractNumId="23" w15:restartNumberingAfterBreak="0">
+  <w:abstractNum w:abstractNumId="21" w15:restartNumberingAfterBreak="0">
     <w:nsid w:val="549E0A4C"/>
     <w:multiLevelType w:val="multilevel"/>
     <w:tmpl w:val="8752CC6C"/>
@@ -10926,156 +10723,7 @@
       </w:rPr>
     </w:lvl>
   </w:abstractNum>
-  <w:abstractNum w:abstractNumId="24" w15:restartNumberingAfterBreak="0">
-    <w:nsid w:val="54B61C3A"/>
-    <w:multiLevelType w:val="multilevel"/>
-    <w:tmpl w:val="3668C09A"/>
-    <w:lvl w:ilvl="0">
-      <w:start w:val="1"/>
-      <w:numFmt w:val="bullet"/>
-      <w:lvlText w:val=""/>
-      <w:lvlJc w:val="left"/>
-      <w:pPr>
-        <w:tabs>
-          <w:tab w:val="num" w:pos="720"/>
-        </w:tabs>
-        <w:ind w:left="720" w:hanging="360"/>
-      </w:pPr>
-      <w:rPr>
-        <w:rFonts w:ascii="Symbol" w:hAnsi="Symbol" w:hint="default"/>
-        <w:sz w:val="20"/>
-      </w:rPr>
-    </w:lvl>
-    <w:lvl w:ilvl="1" w:tentative="1">
-      <w:start w:val="1"/>
-      <w:numFmt w:val="bullet"/>
-      <w:lvlText w:val="o"/>
-      <w:lvlJc w:val="left"/>
-      <w:pPr>
-        <w:tabs>
-          <w:tab w:val="num" w:pos="1440"/>
-        </w:tabs>
-        <w:ind w:left="1440" w:hanging="360"/>
-      </w:pPr>
-      <w:rPr>
-        <w:rFonts w:ascii="Courier New" w:hAnsi="Courier New" w:hint="default"/>
-        <w:sz w:val="20"/>
-      </w:rPr>
-    </w:lvl>
-    <w:lvl w:ilvl="2" w:tentative="1">
-      <w:start w:val="1"/>
-      <w:numFmt w:val="bullet"/>
-      <w:lvlText w:val=""/>
-      <w:lvlJc w:val="left"/>
-      <w:pPr>
-        <w:tabs>
-          <w:tab w:val="num" w:pos="2160"/>
-        </w:tabs>
-        <w:ind w:left="2160" w:hanging="360"/>
-      </w:pPr>
-      <w:rPr>
-        <w:rFonts w:ascii="Wingdings" w:hAnsi="Wingdings" w:hint="default"/>
-        <w:sz w:val="20"/>
-      </w:rPr>
-    </w:lvl>
-    <w:lvl w:ilvl="3" w:tentative="1">
-      <w:start w:val="1"/>
-      <w:numFmt w:val="bullet"/>
-      <w:lvlText w:val=""/>
-      <w:lvlJc w:val="left"/>
-      <w:pPr>
-        <w:tabs>
-          <w:tab w:val="num" w:pos="2880"/>
-        </w:tabs>
-        <w:ind w:left="2880" w:hanging="360"/>
-      </w:pPr>
-      <w:rPr>
-        <w:rFonts w:ascii="Wingdings" w:hAnsi="Wingdings" w:hint="default"/>
-        <w:sz w:val="20"/>
-      </w:rPr>
-    </w:lvl>
-    <w:lvl w:ilvl="4" w:tentative="1">
-      <w:start w:val="1"/>
-      <w:numFmt w:val="bullet"/>
-      <w:lvlText w:val=""/>
-      <w:lvlJc w:val="left"/>
-      <w:pPr>
-        <w:tabs>
-          <w:tab w:val="num" w:pos="3600"/>
-        </w:tabs>
-        <w:ind w:left="3600" w:hanging="360"/>
-      </w:pPr>
-      <w:rPr>
-        <w:rFonts w:ascii="Wingdings" w:hAnsi="Wingdings" w:hint="default"/>
-        <w:sz w:val="20"/>
-      </w:rPr>
-    </w:lvl>
-    <w:lvl w:ilvl="5" w:tentative="1">
-      <w:start w:val="1"/>
-      <w:numFmt w:val="bullet"/>
-      <w:lvlText w:val=""/>
-      <w:lvlJc w:val="left"/>
-      <w:pPr>
-        <w:tabs>
-          <w:tab w:val="num" w:pos="4320"/>
-        </w:tabs>
-        <w:ind w:left="4320" w:hanging="360"/>
-      </w:pPr>
-      <w:rPr>
-        <w:rFonts w:ascii="Wingdings" w:hAnsi="Wingdings" w:hint="default"/>
-        <w:sz w:val="20"/>
-      </w:rPr>
-    </w:lvl>
-    <w:lvl w:ilvl="6" w:tentative="1">
-      <w:start w:val="1"/>
-      <w:numFmt w:val="bullet"/>
-      <w:lvlText w:val=""/>
-      <w:lvlJc w:val="left"/>
-      <w:pPr>
-        <w:tabs>
-          <w:tab w:val="num" w:pos="5040"/>
-        </w:tabs>
-        <w:ind w:left="5040" w:hanging="360"/>
-      </w:pPr>
-      <w:rPr>
-        <w:rFonts w:ascii="Wingdings" w:hAnsi="Wingdings" w:hint="default"/>
-        <w:sz w:val="20"/>
-      </w:rPr>
-    </w:lvl>
-    <w:lvl w:ilvl="7" w:tentative="1">
-      <w:start w:val="1"/>
-      <w:numFmt w:val="bullet"/>
-      <w:lvlText w:val=""/>
-      <w:lvlJc w:val="left"/>
-      <w:pPr>
-        <w:tabs>
-          <w:tab w:val="num" w:pos="5760"/>
-        </w:tabs>
-        <w:ind w:left="5760" w:hanging="360"/>
-      </w:pPr>
-      <w:rPr>
-        <w:rFonts w:ascii="Wingdings" w:hAnsi="Wingdings" w:hint="default"/>
-        <w:sz w:val="20"/>
-      </w:rPr>
-    </w:lvl>
-    <w:lvl w:ilvl="8" w:tentative="1">
-      <w:start w:val="1"/>
-      <w:numFmt w:val="bullet"/>
-      <w:lvlText w:val=""/>
-      <w:lvlJc w:val="left"/>
-      <w:pPr>
-        <w:tabs>
-          <w:tab w:val="num" w:pos="6480"/>
-        </w:tabs>
-        <w:ind w:left="6480" w:hanging="360"/>
-      </w:pPr>
-      <w:rPr>
-        <w:rFonts w:ascii="Wingdings" w:hAnsi="Wingdings" w:hint="default"/>
-        <w:sz w:val="20"/>
-      </w:rPr>
-    </w:lvl>
-  </w:abstractNum>
-  <w:abstractNum w:abstractNumId="25" w15:restartNumberingAfterBreak="0">
+  <w:abstractNum w:abstractNumId="22" w15:restartNumberingAfterBreak="0">
     <w:nsid w:val="606556F4"/>
     <w:multiLevelType w:val="multilevel"/>
     <w:tmpl w:val="52480068"/>
@@ -11192,7 +10840,7 @@
       </w:pPr>
     </w:lvl>
   </w:abstractNum>
-  <w:abstractNum w:abstractNumId="26" w15:restartNumberingAfterBreak="0">
+  <w:abstractNum w:abstractNumId="23" w15:restartNumberingAfterBreak="0">
     <w:nsid w:val="60EE5D64"/>
     <w:multiLevelType w:val="multilevel"/>
     <w:tmpl w:val="281E5D94"/>
@@ -11305,7 +10953,7 @@
       </w:rPr>
     </w:lvl>
   </w:abstractNum>
-  <w:abstractNum w:abstractNumId="27" w15:restartNumberingAfterBreak="0">
+  <w:abstractNum w:abstractNumId="24" w15:restartNumberingAfterBreak="0">
     <w:nsid w:val="61D7385C"/>
     <w:multiLevelType w:val="multilevel"/>
     <w:tmpl w:val="E550B2E0"/>
@@ -11418,7 +11066,7 @@
       </w:rPr>
     </w:lvl>
   </w:abstractNum>
-  <w:abstractNum w:abstractNumId="28" w15:restartNumberingAfterBreak="0">
+  <w:abstractNum w:abstractNumId="25" w15:restartNumberingAfterBreak="0">
     <w:nsid w:val="62D95DA4"/>
     <w:multiLevelType w:val="multilevel"/>
     <w:tmpl w:val="29146AFE"/>
@@ -11567,7 +11215,7 @@
       </w:rPr>
     </w:lvl>
   </w:abstractNum>
-  <w:abstractNum w:abstractNumId="29" w15:restartNumberingAfterBreak="0">
+  <w:abstractNum w:abstractNumId="26" w15:restartNumberingAfterBreak="0">
     <w:nsid w:val="69A6637C"/>
     <w:multiLevelType w:val="multilevel"/>
     <w:tmpl w:val="BCB63368"/>
@@ -11680,7 +11328,7 @@
       </w:rPr>
     </w:lvl>
   </w:abstractNum>
-  <w:abstractNum w:abstractNumId="30" w15:restartNumberingAfterBreak="0">
+  <w:abstractNum w:abstractNumId="27" w15:restartNumberingAfterBreak="0">
     <w:nsid w:val="6B462B54"/>
     <w:multiLevelType w:val="multilevel"/>
     <w:tmpl w:val="BEF41DCA"/>
@@ -11793,7 +11441,7 @@
       </w:rPr>
     </w:lvl>
   </w:abstractNum>
-  <w:abstractNum w:abstractNumId="31" w15:restartNumberingAfterBreak="0">
+  <w:abstractNum w:abstractNumId="28" w15:restartNumberingAfterBreak="0">
     <w:nsid w:val="6BFD1510"/>
     <w:multiLevelType w:val="multilevel"/>
     <w:tmpl w:val="82683166"/>
@@ -11914,156 +11562,7 @@
       </w:pPr>
     </w:lvl>
   </w:abstractNum>
-  <w:abstractNum w:abstractNumId="32" w15:restartNumberingAfterBreak="0">
-    <w:nsid w:val="6E493A2E"/>
-    <w:multiLevelType w:val="multilevel"/>
-    <w:tmpl w:val="4E3EFF20"/>
-    <w:lvl w:ilvl="0">
-      <w:start w:val="1"/>
-      <w:numFmt w:val="bullet"/>
-      <w:lvlText w:val=""/>
-      <w:lvlJc w:val="left"/>
-      <w:pPr>
-        <w:tabs>
-          <w:tab w:val="num" w:pos="720"/>
-        </w:tabs>
-        <w:ind w:left="720" w:hanging="360"/>
-      </w:pPr>
-      <w:rPr>
-        <w:rFonts w:ascii="Symbol" w:hAnsi="Symbol" w:hint="default"/>
-        <w:sz w:val="20"/>
-      </w:rPr>
-    </w:lvl>
-    <w:lvl w:ilvl="1" w:tentative="1">
-      <w:start w:val="1"/>
-      <w:numFmt w:val="bullet"/>
-      <w:lvlText w:val="o"/>
-      <w:lvlJc w:val="left"/>
-      <w:pPr>
-        <w:tabs>
-          <w:tab w:val="num" w:pos="1440"/>
-        </w:tabs>
-        <w:ind w:left="1440" w:hanging="360"/>
-      </w:pPr>
-      <w:rPr>
-        <w:rFonts w:ascii="Courier New" w:hAnsi="Courier New" w:hint="default"/>
-        <w:sz w:val="20"/>
-      </w:rPr>
-    </w:lvl>
-    <w:lvl w:ilvl="2" w:tentative="1">
-      <w:start w:val="1"/>
-      <w:numFmt w:val="bullet"/>
-      <w:lvlText w:val=""/>
-      <w:lvlJc w:val="left"/>
-      <w:pPr>
-        <w:tabs>
-          <w:tab w:val="num" w:pos="2160"/>
-        </w:tabs>
-        <w:ind w:left="2160" w:hanging="360"/>
-      </w:pPr>
-      <w:rPr>
-        <w:rFonts w:ascii="Wingdings" w:hAnsi="Wingdings" w:hint="default"/>
-        <w:sz w:val="20"/>
-      </w:rPr>
-    </w:lvl>
-    <w:lvl w:ilvl="3" w:tentative="1">
-      <w:start w:val="1"/>
-      <w:numFmt w:val="bullet"/>
-      <w:lvlText w:val=""/>
-      <w:lvlJc w:val="left"/>
-      <w:pPr>
-        <w:tabs>
-          <w:tab w:val="num" w:pos="2880"/>
-        </w:tabs>
-        <w:ind w:left="2880" w:hanging="360"/>
-      </w:pPr>
-      <w:rPr>
-        <w:rFonts w:ascii="Wingdings" w:hAnsi="Wingdings" w:hint="default"/>
-        <w:sz w:val="20"/>
-      </w:rPr>
-    </w:lvl>
-    <w:lvl w:ilvl="4" w:tentative="1">
-      <w:start w:val="1"/>
-      <w:numFmt w:val="bullet"/>
-      <w:lvlText w:val=""/>
-      <w:lvlJc w:val="left"/>
-      <w:pPr>
-        <w:tabs>
-          <w:tab w:val="num" w:pos="3600"/>
-        </w:tabs>
-        <w:ind w:left="3600" w:hanging="360"/>
-      </w:pPr>
-      <w:rPr>
-        <w:rFonts w:ascii="Wingdings" w:hAnsi="Wingdings" w:hint="default"/>
-        <w:sz w:val="20"/>
-      </w:rPr>
-    </w:lvl>
-    <w:lvl w:ilvl="5" w:tentative="1">
-      <w:start w:val="1"/>
-      <w:numFmt w:val="bullet"/>
-      <w:lvlText w:val=""/>
-      <w:lvlJc w:val="left"/>
-      <w:pPr>
-        <w:tabs>
-          <w:tab w:val="num" w:pos="4320"/>
-        </w:tabs>
-        <w:ind w:left="4320" w:hanging="360"/>
-      </w:pPr>
-      <w:rPr>
-        <w:rFonts w:ascii="Wingdings" w:hAnsi="Wingdings" w:hint="default"/>
-        <w:sz w:val="20"/>
-      </w:rPr>
-    </w:lvl>
-    <w:lvl w:ilvl="6" w:tentative="1">
-      <w:start w:val="1"/>
-      <w:numFmt w:val="bullet"/>
-      <w:lvlText w:val=""/>
-      <w:lvlJc w:val="left"/>
-      <w:pPr>
-        <w:tabs>
-          <w:tab w:val="num" w:pos="5040"/>
-        </w:tabs>
-        <w:ind w:left="5040" w:hanging="360"/>
-      </w:pPr>
-      <w:rPr>
-        <w:rFonts w:ascii="Wingdings" w:hAnsi="Wingdings" w:hint="default"/>
-        <w:sz w:val="20"/>
-      </w:rPr>
-    </w:lvl>
-    <w:lvl w:ilvl="7" w:tentative="1">
-      <w:start w:val="1"/>
-      <w:numFmt w:val="bullet"/>
-      <w:lvlText w:val=""/>
-      <w:lvlJc w:val="left"/>
-      <w:pPr>
-        <w:tabs>
-          <w:tab w:val="num" w:pos="5760"/>
-        </w:tabs>
-        <w:ind w:left="5760" w:hanging="360"/>
-      </w:pPr>
-      <w:rPr>
-        <w:rFonts w:ascii="Wingdings" w:hAnsi="Wingdings" w:hint="default"/>
-        <w:sz w:val="20"/>
-      </w:rPr>
-    </w:lvl>
-    <w:lvl w:ilvl="8" w:tentative="1">
-      <w:start w:val="1"/>
-      <w:numFmt w:val="bullet"/>
-      <w:lvlText w:val=""/>
-      <w:lvlJc w:val="left"/>
-      <w:pPr>
-        <w:tabs>
-          <w:tab w:val="num" w:pos="6480"/>
-        </w:tabs>
-        <w:ind w:left="6480" w:hanging="360"/>
-      </w:pPr>
-      <w:rPr>
-        <w:rFonts w:ascii="Wingdings" w:hAnsi="Wingdings" w:hint="default"/>
-        <w:sz w:val="20"/>
-      </w:rPr>
-    </w:lvl>
-  </w:abstractNum>
-  <w:abstractNum w:abstractNumId="33" w15:restartNumberingAfterBreak="0">
+  <w:abstractNum w:abstractNumId="29" w15:restartNumberingAfterBreak="0">
     <w:nsid w:val="77913639"/>
     <w:multiLevelType w:val="multilevel"/>
     <w:tmpl w:val="E2907332"/>
@@ -12212,124 +11711,7 @@
       </w:rPr>
     </w:lvl>
   </w:abstractNum>
-  <w:abstractNum w:abstractNumId="34" w15:restartNumberingAfterBreak="0">
-    <w:nsid w:val="784963E2"/>
-    <w:multiLevelType w:val="multilevel"/>
-    <w:tmpl w:val="5B765824"/>
-    <w:lvl w:ilvl="0">
-      <w:start w:val="1"/>
-      <w:numFmt w:val="decimal"/>
-      <w:lvlText w:val="%1."/>
-      <w:lvlJc w:val="left"/>
-      <w:pPr>
-        <w:tabs>
-          <w:tab w:val="num" w:pos="720"/>
-        </w:tabs>
-        <w:ind w:left="720" w:hanging="360"/>
-      </w:pPr>
-    </w:lvl>
-    <w:lvl w:ilvl="1">
-      <w:start w:val="1"/>
-      <w:numFmt w:val="bullet"/>
-      <w:lvlText w:val="o"/>
-      <w:lvlJc w:val="left"/>
-      <w:pPr>
-        <w:tabs>
-          <w:tab w:val="num" w:pos="1440"/>
-        </w:tabs>
-        <w:ind w:left="1440" w:hanging="360"/>
-      </w:pPr>
-      <w:rPr>
-        <w:rFonts w:ascii="Courier New" w:hAnsi="Courier New" w:hint="default"/>
-        <w:sz w:val="20"/>
-      </w:rPr>
-    </w:lvl>
-    <w:lvl w:ilvl="2" w:tentative="1">
-      <w:start w:val="1"/>
-      <w:numFmt w:val="decimal"/>
-      <w:lvlText w:val="%3."/>
-      <w:lvlJc w:val="left"/>
-      <w:pPr>
-        <w:tabs>
-          <w:tab w:val="num" w:pos="2160"/>
-        </w:tabs>
-        <w:ind w:left="2160" w:hanging="360"/>
-      </w:pPr>
-    </w:lvl>
-    <w:lvl w:ilvl="3" w:tentative="1">
-      <w:start w:val="1"/>
-      <w:numFmt w:val="decimal"/>
-      <w:lvlText w:val="%4."/>
-      <w:lvlJc w:val="left"/>
-      <w:pPr>
-        <w:tabs>
-          <w:tab w:val="num" w:pos="2880"/>
-        </w:tabs>
-        <w:ind w:left="2880" w:hanging="360"/>
-      </w:pPr>
-    </w:lvl>
-    <w:lvl w:ilvl="4" w:tentative="1">
-      <w:start w:val="1"/>
-      <w:numFmt w:val="decimal"/>
-      <w:lvlText w:val="%5."/>
-      <w:lvlJc w:val="left"/>
-      <w:pPr>
-        <w:tabs>
-          <w:tab w:val="num" w:pos="3600"/>
-        </w:tabs>
-        <w:ind w:left="3600" w:hanging="360"/>
-      </w:pPr>
-    </w:lvl>
-    <w:lvl w:ilvl="5" w:tentative="1">
-      <w:start w:val="1"/>
-      <w:numFmt w:val="decimal"/>
-      <w:lvlText w:val="%6."/>
-      <w:lvlJc w:val="left"/>
-      <w:pPr>
-        <w:tabs>
-          <w:tab w:val="num" w:pos="4320"/>
-        </w:tabs>
-        <w:ind w:left="4320" w:hanging="360"/>
-      </w:pPr>
-    </w:lvl>
-    <w:lvl w:ilvl="6" w:tentative="1">
-      <w:start w:val="1"/>
-      <w:numFmt w:val="decimal"/>
-      <w:lvlText w:val="%7."/>
-      <w:lvlJc w:val="left"/>
-      <w:pPr>
-        <w:tabs>
-          <w:tab w:val="num" w:pos="5040"/>
-        </w:tabs>
-        <w:ind w:left="5040" w:hanging="360"/>
-      </w:pPr>
-    </w:lvl>
-    <w:lvl w:ilvl="7" w:tentative="1">
-      <w:start w:val="1"/>
-      <w:numFmt w:val="decimal"/>
-      <w:lvlText w:val="%8."/>
-      <w:lvlJc w:val="left"/>
-      <w:pPr>
-        <w:tabs>
-          <w:tab w:val="num" w:pos="5760"/>
-        </w:tabs>
-        <w:ind w:left="5760" w:hanging="360"/>
-      </w:pPr>
-    </w:lvl>
-    <w:lvl w:ilvl="8" w:tentative="1">
-      <w:start w:val="1"/>
-      <w:numFmt w:val="decimal"/>
-      <w:lvlText w:val="%9."/>
-      <w:lvlJc w:val="left"/>
-      <w:pPr>
-        <w:tabs>
-          <w:tab w:val="num" w:pos="6480"/>
-        </w:tabs>
-        <w:ind w:left="6480" w:hanging="360"/>
-      </w:pPr>
-    </w:lvl>
-  </w:abstractNum>
-  <w:abstractNum w:abstractNumId="35" w15:restartNumberingAfterBreak="0">
+  <w:abstractNum w:abstractNumId="30" w15:restartNumberingAfterBreak="0">
     <w:nsid w:val="7A9046F0"/>
     <w:multiLevelType w:val="multilevel"/>
     <w:tmpl w:val="670CD544"/>
@@ -12443,112 +11825,97 @@
     </w:lvl>
   </w:abstractNum>
   <w:num w:numId="1" w16cid:durableId="637078932">
+    <w:abstractNumId w:val="8"/>
+  </w:num>
+  <w:num w:numId="2" w16cid:durableId="1151554097">
+    <w:abstractNumId w:val="27"/>
+  </w:num>
+  <w:num w:numId="3" w16cid:durableId="2143838972">
+    <w:abstractNumId w:val="5"/>
+  </w:num>
+  <w:num w:numId="4" w16cid:durableId="129247057">
+    <w:abstractNumId w:val="11"/>
+  </w:num>
+  <w:num w:numId="5" w16cid:durableId="384455815">
+    <w:abstractNumId w:val="7"/>
+  </w:num>
+  <w:num w:numId="6" w16cid:durableId="328219806">
+    <w:abstractNumId w:val="1"/>
+  </w:num>
+  <w:num w:numId="7" w16cid:durableId="1284725124">
+    <w:abstractNumId w:val="19"/>
+  </w:num>
+  <w:num w:numId="8" w16cid:durableId="349450095">
+    <w:abstractNumId w:val="26"/>
+  </w:num>
+  <w:num w:numId="9" w16cid:durableId="1777797294">
+    <w:abstractNumId w:val="24"/>
+  </w:num>
+  <w:num w:numId="10" w16cid:durableId="1199199844">
+    <w:abstractNumId w:val="12"/>
+  </w:num>
+  <w:num w:numId="11" w16cid:durableId="796797289">
+    <w:abstractNumId w:val="15"/>
+  </w:num>
+  <w:num w:numId="12" w16cid:durableId="957837292">
+    <w:abstractNumId w:val="17"/>
+  </w:num>
+  <w:num w:numId="13" w16cid:durableId="332496565">
+    <w:abstractNumId w:val="9"/>
+  </w:num>
+  <w:num w:numId="14" w16cid:durableId="1387335556">
+    <w:abstractNumId w:val="13"/>
+  </w:num>
+  <w:num w:numId="15" w16cid:durableId="1991671310">
+    <w:abstractNumId w:val="23"/>
+  </w:num>
+  <w:num w:numId="16" w16cid:durableId="2127120646">
+    <w:abstractNumId w:val="3"/>
+  </w:num>
+  <w:num w:numId="17" w16cid:durableId="1020205047">
+    <w:abstractNumId w:val="16"/>
+  </w:num>
+  <w:num w:numId="18" w16cid:durableId="1728408279">
+    <w:abstractNumId w:val="0"/>
+  </w:num>
+  <w:num w:numId="19" w16cid:durableId="1437407929">
+    <w:abstractNumId w:val="4"/>
+  </w:num>
+  <w:num w:numId="20" w16cid:durableId="1744255646">
+    <w:abstractNumId w:val="22"/>
+  </w:num>
+  <w:num w:numId="21" w16cid:durableId="1950821228">
+    <w:abstractNumId w:val="21"/>
+  </w:num>
+  <w:num w:numId="22" w16cid:durableId="1453280360">
+    <w:abstractNumId w:val="29"/>
+  </w:num>
+  <w:num w:numId="23" w16cid:durableId="970863145">
+    <w:abstractNumId w:val="2"/>
+  </w:num>
+  <w:num w:numId="24" w16cid:durableId="1433088672">
+    <w:abstractNumId w:val="6"/>
+  </w:num>
+  <w:num w:numId="25" w16cid:durableId="1492601572">
+    <w:abstractNumId w:val="20"/>
+  </w:num>
+  <w:num w:numId="26" w16cid:durableId="69348686">
+    <w:abstractNumId w:val="25"/>
+  </w:num>
+  <w:num w:numId="27" w16cid:durableId="1154492089">
     <w:abstractNumId w:val="10"/>
   </w:num>
-  <w:num w:numId="2" w16cid:durableId="1151554097">
+  <w:num w:numId="28" w16cid:durableId="1592854747">
+    <w:abstractNumId w:val="18"/>
+  </w:num>
+  <w:num w:numId="29" w16cid:durableId="130443264">
     <w:abstractNumId w:val="30"/>
   </w:num>
-  <w:num w:numId="3" w16cid:durableId="2143838972">
-    <w:abstractNumId w:val="7"/>
-  </w:num>
-  <w:num w:numId="4" w16cid:durableId="129247057">
-    <w:abstractNumId w:val="13"/>
-  </w:num>
-  <w:num w:numId="5" w16cid:durableId="384455815">
-    <w:abstractNumId w:val="9"/>
-  </w:num>
-  <w:num w:numId="6" w16cid:durableId="328219806">
-    <w:abstractNumId w:val="2"/>
-  </w:num>
-  <w:num w:numId="7" w16cid:durableId="1284725124">
-    <w:abstractNumId w:val="21"/>
-  </w:num>
-  <w:num w:numId="8" w16cid:durableId="349450095">
-    <w:abstractNumId w:val="29"/>
-  </w:num>
-  <w:num w:numId="9" w16cid:durableId="1777797294">
-    <w:abstractNumId w:val="27"/>
-  </w:num>
-  <w:num w:numId="10" w16cid:durableId="1199199844">
+  <w:num w:numId="30" w16cid:durableId="788822479">
     <w:abstractNumId w:val="14"/>
   </w:num>
-  <w:num w:numId="11" w16cid:durableId="796797289">
-    <w:abstractNumId w:val="17"/>
-  </w:num>
-  <w:num w:numId="12" w16cid:durableId="957837292">
-    <w:abstractNumId w:val="19"/>
-  </w:num>
-  <w:num w:numId="13" w16cid:durableId="332496565">
-    <w:abstractNumId w:val="11"/>
-  </w:num>
-  <w:num w:numId="14" w16cid:durableId="1387335556">
-    <w:abstractNumId w:val="15"/>
-  </w:num>
-  <w:num w:numId="15" w16cid:durableId="1991671310">
-    <w:abstractNumId w:val="26"/>
-  </w:num>
-  <w:num w:numId="16" w16cid:durableId="173498357">
-    <w:abstractNumId w:val="32"/>
-  </w:num>
-  <w:num w:numId="17" w16cid:durableId="1113136152">
-    <w:abstractNumId w:val="1"/>
-  </w:num>
-  <w:num w:numId="18" w16cid:durableId="2133622440">
-    <w:abstractNumId w:val="3"/>
-  </w:num>
-  <w:num w:numId="19" w16cid:durableId="807014944">
-    <w:abstractNumId w:val="24"/>
-  </w:num>
-  <w:num w:numId="20" w16cid:durableId="1568763351">
-    <w:abstractNumId w:val="34"/>
-  </w:num>
-  <w:num w:numId="21" w16cid:durableId="2127120646">
-    <w:abstractNumId w:val="5"/>
-  </w:num>
-  <w:num w:numId="22" w16cid:durableId="1020205047">
-    <w:abstractNumId w:val="18"/>
-  </w:num>
-  <w:num w:numId="23" w16cid:durableId="1728408279">
-    <w:abstractNumId w:val="0"/>
-  </w:num>
-  <w:num w:numId="24" w16cid:durableId="1437407929">
-    <w:abstractNumId w:val="6"/>
-  </w:num>
-  <w:num w:numId="25" w16cid:durableId="1744255646">
-    <w:abstractNumId w:val="25"/>
-  </w:num>
-  <w:num w:numId="26" w16cid:durableId="1950821228">
-    <w:abstractNumId w:val="23"/>
-  </w:num>
-  <w:num w:numId="27" w16cid:durableId="1453280360">
-    <w:abstractNumId w:val="33"/>
-  </w:num>
-  <w:num w:numId="28" w16cid:durableId="970863145">
-    <w:abstractNumId w:val="4"/>
-  </w:num>
-  <w:num w:numId="29" w16cid:durableId="1433088672">
-    <w:abstractNumId w:val="8"/>
-  </w:num>
-  <w:num w:numId="30" w16cid:durableId="1492601572">
-    <w:abstractNumId w:val="22"/>
-  </w:num>
-  <w:num w:numId="31" w16cid:durableId="69348686">
+  <w:num w:numId="31" w16cid:durableId="1265303610">
     <w:abstractNumId w:val="28"/>
-  </w:num>
-  <w:num w:numId="32" w16cid:durableId="1154492089">
-    <w:abstractNumId w:val="12"/>
-  </w:num>
-  <w:num w:numId="33" w16cid:durableId="1592854747">
-    <w:abstractNumId w:val="20"/>
-  </w:num>
-  <w:num w:numId="34" w16cid:durableId="130443264">
-    <w:abstractNumId w:val="35"/>
-  </w:num>
-  <w:num w:numId="35" w16cid:durableId="788822479">
-    <w:abstractNumId w:val="16"/>
-  </w:num>
-  <w:num w:numId="36" w16cid:durableId="1265303610">
-    <w:abstractNumId w:val="31"/>
   </w:num>
 </w:numbering>
 </file>
@@ -12558,15 +11925,17 @@
   <w:docDefaults>
     <w:rPrDefault>
       <w:rPr>
-        <w:rFonts w:ascii="Arial" w:eastAsia="Arial" w:hAnsi="Arial" w:cs="Arial"/>
-        <w:sz w:val="22"/>
-        <w:szCs w:val="22"/>
-        <w:lang w:val="en" w:eastAsia="en-US" w:bidi="ar-SA"/>
+        <w:rFonts w:asciiTheme="minorHAnsi" w:eastAsiaTheme="minorHAnsi" w:hAnsiTheme="minorHAnsi" w:cstheme="minorBidi"/>
+        <w:kern w:val="2"/>
+        <w:sz w:val="24"/>
+        <w:szCs w:val="24"/>
+        <w:lang w:val="en-US" w:eastAsia="en-US" w:bidi="ar-SA"/>
+        <w14:ligatures w14:val="standardContextual"/>
       </w:rPr>
     </w:rPrDefault>
     <w:pPrDefault>
       <w:pPr>
-        <w:spacing w:line="276" w:lineRule="auto"/>
+        <w:spacing w:after="160" w:line="278" w:lineRule="auto"/>
       </w:pPr>
     </w:pPrDefault>
   </w:docDefaults>
@@ -12951,21 +12320,36 @@
   <w:style w:type="paragraph" w:default="1" w:styleId="Normal">
     <w:name w:val="Normal"/>
     <w:qFormat/>
-    <w:rsid w:val="00964AE8"/>
+    <w:rsid w:val="00482B73"/>
+    <w:pPr>
+      <w:spacing w:after="0" w:line="276" w:lineRule="auto"/>
+    </w:pPr>
+    <w:rPr>
+      <w:rFonts w:ascii="Arial" w:eastAsia="Arial" w:hAnsi="Arial" w:cs="Arial"/>
+      <w:kern w:val="0"/>
+      <w:sz w:val="22"/>
+      <w:szCs w:val="22"/>
+      <w:lang w:val="en"/>
+      <w14:ligatures w14:val="none"/>
+    </w:rPr>
   </w:style>
   <w:style w:type="paragraph" w:styleId="Heading1">
     <w:name w:val="heading 1"/>
     <w:basedOn w:val="Normal"/>
     <w:next w:val="Normal"/>
+    <w:link w:val="Heading1Char"/>
     <w:uiPriority w:val="9"/>
     <w:qFormat/>
+    <w:rsid w:val="00B15569"/>
     <w:pPr>
       <w:keepNext/>
       <w:keepLines/>
-      <w:spacing w:before="400" w:after="120"/>
+      <w:spacing w:before="360" w:after="80"/>
       <w:outlineLvl w:val="0"/>
     </w:pPr>
     <w:rPr>
+      <w:rFonts w:asciiTheme="majorHAnsi" w:eastAsiaTheme="majorEastAsia" w:hAnsiTheme="majorHAnsi" w:cstheme="majorBidi"/>
+      <w:color w:val="2F5496" w:themeColor="accent1" w:themeShade="BF"/>
       <w:sz w:val="40"/>
       <w:szCs w:val="40"/>
     </w:rPr>
@@ -12974,16 +12358,20 @@
     <w:name w:val="heading 2"/>
     <w:basedOn w:val="Normal"/>
     <w:next w:val="Normal"/>
+    <w:link w:val="Heading2Char"/>
     <w:uiPriority w:val="9"/>
     <w:unhideWhenUsed/>
     <w:qFormat/>
+    <w:rsid w:val="00B15569"/>
     <w:pPr>
       <w:keepNext/>
       <w:keepLines/>
-      <w:spacing w:before="360" w:after="120"/>
+      <w:spacing w:before="160" w:after="80"/>
       <w:outlineLvl w:val="1"/>
     </w:pPr>
     <w:rPr>
+      <w:rFonts w:asciiTheme="majorHAnsi" w:eastAsiaTheme="majorEastAsia" w:hAnsiTheme="majorHAnsi" w:cstheme="majorBidi"/>
+      <w:color w:val="2F5496" w:themeColor="accent1" w:themeShade="BF"/>
       <w:sz w:val="32"/>
       <w:szCs w:val="32"/>
     </w:rPr>
@@ -12996,14 +12384,16 @@
     <w:uiPriority w:val="9"/>
     <w:unhideWhenUsed/>
     <w:qFormat/>
+    <w:rsid w:val="00B15569"/>
     <w:pPr>
       <w:keepNext/>
       <w:keepLines/>
-      <w:spacing w:before="320" w:after="80"/>
+      <w:spacing w:before="160" w:after="80"/>
       <w:outlineLvl w:val="2"/>
     </w:pPr>
     <w:rPr>
-      <w:color w:val="434343"/>
+      <w:rFonts w:eastAsiaTheme="majorEastAsia" w:cstheme="majorBidi"/>
+      <w:color w:val="2F5496" w:themeColor="accent1" w:themeShade="BF"/>
       <w:sz w:val="28"/>
       <w:szCs w:val="28"/>
     </w:rPr>
@@ -13012,61 +12402,135 @@
     <w:name w:val="heading 4"/>
     <w:basedOn w:val="Normal"/>
     <w:next w:val="Normal"/>
+    <w:link w:val="Heading4Char"/>
     <w:uiPriority w:val="9"/>
     <w:unhideWhenUsed/>
     <w:qFormat/>
+    <w:rsid w:val="00B15569"/>
     <w:pPr>
       <w:keepNext/>
       <w:keepLines/>
-      <w:spacing w:before="280" w:after="80"/>
+      <w:spacing w:before="80" w:after="40"/>
       <w:outlineLvl w:val="3"/>
     </w:pPr>
     <w:rPr>
-      <w:color w:val="666666"/>
-      <w:sz w:val="24"/>
-      <w:szCs w:val="24"/>
+      <w:rFonts w:eastAsiaTheme="majorEastAsia" w:cstheme="majorBidi"/>
+      <w:i/>
+      <w:iCs/>
+      <w:color w:val="2F5496" w:themeColor="accent1" w:themeShade="BF"/>
     </w:rPr>
   </w:style>
   <w:style w:type="paragraph" w:styleId="Heading5">
     <w:name w:val="heading 5"/>
     <w:basedOn w:val="Normal"/>
     <w:next w:val="Normal"/>
+    <w:link w:val="Heading5Char"/>
     <w:uiPriority w:val="9"/>
     <w:semiHidden/>
     <w:unhideWhenUsed/>
     <w:qFormat/>
+    <w:rsid w:val="00B15569"/>
     <w:pPr>
       <w:keepNext/>
       <w:keepLines/>
-      <w:spacing w:before="240" w:after="80"/>
+      <w:spacing w:before="80" w:after="40"/>
       <w:outlineLvl w:val="4"/>
     </w:pPr>
     <w:rPr>
-      <w:color w:val="666666"/>
+      <w:rFonts w:eastAsiaTheme="majorEastAsia" w:cstheme="majorBidi"/>
+      <w:color w:val="2F5496" w:themeColor="accent1" w:themeShade="BF"/>
     </w:rPr>
   </w:style>
   <w:style w:type="paragraph" w:styleId="Heading6">
     <w:name w:val="heading 6"/>
     <w:basedOn w:val="Normal"/>
     <w:next w:val="Normal"/>
+    <w:link w:val="Heading6Char"/>
     <w:uiPriority w:val="9"/>
     <w:semiHidden/>
     <w:unhideWhenUsed/>
     <w:qFormat/>
+    <w:rsid w:val="00B15569"/>
     <w:pPr>
       <w:keepNext/>
       <w:keepLines/>
-      <w:spacing w:before="240" w:after="80"/>
+      <w:spacing w:before="40"/>
       <w:outlineLvl w:val="5"/>
     </w:pPr>
     <w:rPr>
+      <w:rFonts w:eastAsiaTheme="majorEastAsia" w:cstheme="majorBidi"/>
       <w:i/>
-      <w:color w:val="666666"/>
+      <w:iCs/>
+      <w:color w:val="595959" w:themeColor="text1" w:themeTint="A6"/>
+    </w:rPr>
+  </w:style>
+  <w:style w:type="paragraph" w:styleId="Heading7">
+    <w:name w:val="heading 7"/>
+    <w:basedOn w:val="Normal"/>
+    <w:next w:val="Normal"/>
+    <w:link w:val="Heading7Char"/>
+    <w:uiPriority w:val="9"/>
+    <w:semiHidden/>
+    <w:unhideWhenUsed/>
+    <w:qFormat/>
+    <w:rsid w:val="00B15569"/>
+    <w:pPr>
+      <w:keepNext/>
+      <w:keepLines/>
+      <w:spacing w:before="40"/>
+      <w:outlineLvl w:val="6"/>
+    </w:pPr>
+    <w:rPr>
+      <w:rFonts w:eastAsiaTheme="majorEastAsia" w:cstheme="majorBidi"/>
+      <w:color w:val="595959" w:themeColor="text1" w:themeTint="A6"/>
+    </w:rPr>
+  </w:style>
+  <w:style w:type="paragraph" w:styleId="Heading8">
+    <w:name w:val="heading 8"/>
+    <w:basedOn w:val="Normal"/>
+    <w:next w:val="Normal"/>
+    <w:link w:val="Heading8Char"/>
+    <w:uiPriority w:val="9"/>
+    <w:semiHidden/>
+    <w:unhideWhenUsed/>
+    <w:qFormat/>
+    <w:rsid w:val="00B15569"/>
+    <w:pPr>
+      <w:keepNext/>
+      <w:keepLines/>
+      <w:outlineLvl w:val="7"/>
+    </w:pPr>
+    <w:rPr>
+      <w:rFonts w:eastAsiaTheme="majorEastAsia" w:cstheme="majorBidi"/>
+      <w:i/>
+      <w:iCs/>
+      <w:color w:val="272727" w:themeColor="text1" w:themeTint="D8"/>
+    </w:rPr>
+  </w:style>
+  <w:style w:type="paragraph" w:styleId="Heading9">
+    <w:name w:val="heading 9"/>
+    <w:basedOn w:val="Normal"/>
+    <w:next w:val="Normal"/>
+    <w:link w:val="Heading9Char"/>
+    <w:uiPriority w:val="9"/>
+    <w:semiHidden/>
+    <w:unhideWhenUsed/>
+    <w:qFormat/>
+    <w:rsid w:val="00B15569"/>
+    <w:pPr>
+      <w:keepNext/>
+      <w:keepLines/>
+      <w:outlineLvl w:val="8"/>
+    </w:pPr>
+    <w:rPr>
+      <w:rFonts w:eastAsiaTheme="majorEastAsia" w:cstheme="majorBidi"/>
+      <w:color w:val="272727" w:themeColor="text1" w:themeTint="D8"/>
     </w:rPr>
   </w:style>
   <w:style w:type="character" w:default="1" w:styleId="DefaultParagraphFont">
     <w:name w:val="Default Paragraph Font"/>
     <w:uiPriority w:val="1"/>
+    <w:semiHidden/>
     <w:unhideWhenUsed/>
   </w:style>
   <w:style w:type="table" w:default="1" w:styleId="TableNormal">
@@ -13090,73 +12554,291 @@
     <w:semiHidden/>
     <w:unhideWhenUsed/>
   </w:style>
-  <w:style w:type="table" w:customStyle="1" w:styleId="TableNormal0">
-    <w:name w:val="TableNormal"/>
-    <w:tblPr>
-      <w:tblCellMar>
-        <w:top w:w="0" w:type="dxa"/>
-        <w:left w:w="0" w:type="dxa"/>
-        <w:bottom w:w="0" w:type="dxa"/>
-        <w:right w:w="0" w:type="dxa"/>
-      </w:tblCellMar>
-    </w:tblPr>
+  <w:style w:type="character" w:customStyle="1" w:styleId="Heading1Char">
+    <w:name w:val="Heading 1 Char"/>
+    <w:basedOn w:val="DefaultParagraphFont"/>
+    <w:link w:val="Heading1"/>
+    <w:uiPriority w:val="9"/>
+    <w:rsid w:val="00B15569"/>
+    <w:rPr>
+      <w:rFonts w:asciiTheme="majorHAnsi" w:eastAsiaTheme="majorEastAsia" w:hAnsiTheme="majorHAnsi" w:cstheme="majorBidi"/>
+      <w:color w:val="2F5496" w:themeColor="accent1" w:themeShade="BF"/>
+      <w:sz w:val="40"/>
+      <w:szCs w:val="40"/>
+    </w:rPr>
+  </w:style>
+  <w:style w:type="character" w:customStyle="1" w:styleId="Heading2Char">
+    <w:name w:val="Heading 2 Char"/>
+    <w:basedOn w:val="DefaultParagraphFont"/>
+    <w:link w:val="Heading2"/>
+    <w:uiPriority w:val="9"/>
+    <w:rsid w:val="00B15569"/>
+    <w:rPr>
+      <w:rFonts w:asciiTheme="majorHAnsi" w:eastAsiaTheme="majorEastAsia" w:hAnsiTheme="majorHAnsi" w:cstheme="majorBidi"/>
+      <w:color w:val="2F5496" w:themeColor="accent1" w:themeShade="BF"/>
+      <w:sz w:val="32"/>
+      <w:szCs w:val="32"/>
+    </w:rPr>
+  </w:style>
+  <w:style w:type="character" w:customStyle="1" w:styleId="Heading3Char">
+    <w:name w:val="Heading 3 Char"/>
+    <w:basedOn w:val="DefaultParagraphFont"/>
+    <w:link w:val="Heading3"/>
+    <w:uiPriority w:val="9"/>
+    <w:rsid w:val="00B15569"/>
+    <w:rPr>
+      <w:rFonts w:eastAsiaTheme="majorEastAsia" w:cstheme="majorBidi"/>
+      <w:color w:val="2F5496" w:themeColor="accent1" w:themeShade="BF"/>
+      <w:sz w:val="28"/>
+      <w:szCs w:val="28"/>
+    </w:rPr>
+  </w:style>
+  <w:style w:type="character" w:customStyle="1" w:styleId="Heading4Char">
+    <w:name w:val="Heading 4 Char"/>
+    <w:basedOn w:val="DefaultParagraphFont"/>
+    <w:link w:val="Heading4"/>
+    <w:uiPriority w:val="9"/>
+    <w:rsid w:val="00B15569"/>
+    <w:rPr>
+      <w:rFonts w:eastAsiaTheme="majorEastAsia" w:cstheme="majorBidi"/>
+      <w:i/>
+      <w:iCs/>
+      <w:color w:val="2F5496" w:themeColor="accent1" w:themeShade="BF"/>
+    </w:rPr>
+  </w:style>
+  <w:style w:type="character" w:customStyle="1" w:styleId="Heading5Char">
+    <w:name w:val="Heading 5 Char"/>
+    <w:basedOn w:val="DefaultParagraphFont"/>
+    <w:link w:val="Heading5"/>
+    <w:uiPriority w:val="9"/>
+    <w:semiHidden/>
+    <w:rsid w:val="00B15569"/>
+    <w:rPr>
+      <w:rFonts w:eastAsiaTheme="majorEastAsia" w:cstheme="majorBidi"/>
+      <w:color w:val="2F5496" w:themeColor="accent1" w:themeShade="BF"/>
+    </w:rPr>
+  </w:style>
+  <w:style w:type="character" w:customStyle="1" w:styleId="Heading6Char">
+    <w:name w:val="Heading 6 Char"/>
+    <w:basedOn w:val="DefaultParagraphFont"/>
+    <w:link w:val="Heading6"/>
+    <w:uiPriority w:val="9"/>
+    <w:semiHidden/>
+    <w:rsid w:val="00B15569"/>
+    <w:rPr>
+      <w:rFonts w:eastAsiaTheme="majorEastAsia" w:cstheme="majorBidi"/>
+      <w:i/>
+      <w:iCs/>
+      <w:color w:val="595959" w:themeColor="text1" w:themeTint="A6"/>
+    </w:rPr>
+  </w:style>
+  <w:style w:type="character" w:customStyle="1" w:styleId="Heading7Char">
+    <w:name w:val="Heading 7 Char"/>
+    <w:basedOn w:val="DefaultParagraphFont"/>
+    <w:link w:val="Heading7"/>
+    <w:uiPriority w:val="9"/>
+    <w:semiHidden/>
+    <w:rsid w:val="00B15569"/>
+    <w:rPr>
+      <w:rFonts w:eastAsiaTheme="majorEastAsia" w:cstheme="majorBidi"/>
+      <w:color w:val="595959" w:themeColor="text1" w:themeTint="A6"/>
+    </w:rPr>
+  </w:style>
+  <w:style w:type="character" w:customStyle="1" w:styleId="Heading8Char">
+    <w:name w:val="Heading 8 Char"/>
+    <w:basedOn w:val="DefaultParagraphFont"/>
+    <w:link w:val="Heading8"/>
+    <w:uiPriority w:val="9"/>
+    <w:semiHidden/>
+    <w:rsid w:val="00B15569"/>
+    <w:rPr>
+      <w:rFonts w:eastAsiaTheme="majorEastAsia" w:cstheme="majorBidi"/>
+      <w:i/>
+      <w:iCs/>
+      <w:color w:val="272727" w:themeColor="text1" w:themeTint="D8"/>
+    </w:rPr>
+  </w:style>
+  <w:style w:type="character" w:customStyle="1" w:styleId="Heading9Char">
+    <w:name w:val="Heading 9 Char"/>
+    <w:basedOn w:val="DefaultParagraphFont"/>
+    <w:link w:val="Heading9"/>
+    <w:uiPriority w:val="9"/>
+    <w:semiHidden/>
+    <w:rsid w:val="00B15569"/>
+    <w:rPr>
+      <w:rFonts w:eastAsiaTheme="majorEastAsia" w:cstheme="majorBidi"/>
+      <w:color w:val="272727" w:themeColor="text1" w:themeTint="D8"/>
+    </w:rPr>
   </w:style>
   <w:style w:type="paragraph" w:styleId="Title">
     <w:name w:val="Title"/>
     <w:basedOn w:val="Normal"/>
     <w:next w:val="Normal"/>
+    <w:link w:val="TitleChar"/>
     <w:uiPriority w:val="10"/>
     <w:qFormat/>
+    <w:rsid w:val="00B15569"/>
     <w:pPr>
-      <w:keepNext/>
-      <w:keepLines/>
-      <w:spacing w:after="60"/>
+      <w:spacing w:after="80" w:line="240" w:lineRule="auto"/>
+      <w:contextualSpacing/>
     </w:pPr>
     <w:rPr>
-      <w:sz w:val="52"/>
-      <w:szCs w:val="52"/>
+      <w:rFonts w:asciiTheme="majorHAnsi" w:eastAsiaTheme="majorEastAsia" w:hAnsiTheme="majorHAnsi" w:cstheme="majorBidi"/>
+      <w:spacing w:val="-10"/>
+      <w:kern w:val="28"/>
+      <w:sz w:val="56"/>
+      <w:szCs w:val="56"/>
+    </w:rPr>
+  </w:style>
+  <w:style w:type="character" w:customStyle="1" w:styleId="TitleChar">
+    <w:name w:val="Title Char"/>
+    <w:basedOn w:val="DefaultParagraphFont"/>
+    <w:link w:val="Title"/>
+    <w:uiPriority w:val="10"/>
+    <w:rsid w:val="00B15569"/>
+    <w:rPr>
+      <w:rFonts w:asciiTheme="majorHAnsi" w:eastAsiaTheme="majorEastAsia" w:hAnsiTheme="majorHAnsi" w:cstheme="majorBidi"/>
+      <w:spacing w:val="-10"/>
+      <w:kern w:val="28"/>
+      <w:sz w:val="56"/>
+      <w:szCs w:val="56"/>
     </w:rPr>
   </w:style>
   <w:style w:type="paragraph" w:styleId="Subtitle">
     <w:name w:val="Subtitle"/>
     <w:basedOn w:val="Normal"/>
     <w:next w:val="Normal"/>
+    <w:link w:val="SubtitleChar"/>
     <w:uiPriority w:val="11"/>
     <w:qFormat/>
+    <w:rsid w:val="00B15569"/>
     <w:pPr>
-      <w:keepNext/>
-      <w:keepLines/>
-      <w:spacing w:after="320"/>
+      <w:numPr>
+        <w:ilvl w:val="1"/>
+      </w:numPr>
     </w:pPr>
     <w:rPr>
-      <w:color w:val="666666"/>
-      <w:sz w:val="30"/>
-      <w:szCs w:val="30"/>
+      <w:rFonts w:eastAsiaTheme="majorEastAsia" w:cstheme="majorBidi"/>
+      <w:color w:val="595959" w:themeColor="text1" w:themeTint="A6"/>
+      <w:spacing w:val="15"/>
+      <w:sz w:val="28"/>
+      <w:szCs w:val="28"/>
     </w:rPr>
   </w:style>
-  <w:style w:type="table" w:customStyle="1" w:styleId="a">
-    <w:basedOn w:val="TableNormal0"/>
-    <w:tblPr>
-      <w:tblStyleRowBandSize w:val="1"/>
-      <w:tblStyleColBandSize w:val="1"/>
-      <w:tblCellMar>
-        <w:top w:w="100" w:type="dxa"/>
-        <w:left w:w="100" w:type="dxa"/>
-        <w:bottom w:w="100" w:type="dxa"/>
-        <w:right w:w="100" w:type="dxa"/>
-      </w:tblCellMar>
-    </w:tblPr>
-  </w:style>
-  <w:style w:type="character" w:customStyle="1" w:styleId="Heading3Char">
-    <w:name w:val="Heading 3 Char"/>
+  <w:style w:type="character" w:customStyle="1" w:styleId="SubtitleChar">
+    <w:name w:val="Subtitle Char"/>
     <w:basedOn w:val="DefaultParagraphFont"/>
-    <w:link w:val="Heading3"/>
-    <w:uiPriority w:val="9"/>
-    <w:rsid w:val="00B91168"/>
+    <w:link w:val="Subtitle"/>
+    <w:uiPriority w:val="11"/>
+    <w:rsid w:val="00B15569"/>
     <w:rPr>
-      <w:color w:val="434343"/>
+      <w:rFonts w:eastAsiaTheme="majorEastAsia" w:cstheme="majorBidi"/>
+      <w:color w:val="595959" w:themeColor="text1" w:themeTint="A6"/>
+      <w:spacing w:val="15"/>
       <w:sz w:val="28"/>
       <w:szCs w:val="28"/>
+    </w:rPr>
+  </w:style>
+  <w:style w:type="paragraph" w:styleId="Quote">
+    <w:name w:val="Quote"/>
+    <w:basedOn w:val="Normal"/>
+    <w:next w:val="Normal"/>
+    <w:link w:val="QuoteChar"/>
+    <w:uiPriority w:val="29"/>
+    <w:qFormat/>
+    <w:rsid w:val="00B15569"/>
+    <w:pPr>
+      <w:spacing w:before="160"/>
+      <w:jc w:val="center"/>
+    </w:pPr>
+    <w:rPr>
+      <w:i/>
+      <w:iCs/>
+      <w:color w:val="404040" w:themeColor="text1" w:themeTint="BF"/>
+    </w:rPr>
+  </w:style>
+  <w:style w:type="character" w:customStyle="1" w:styleId="QuoteChar">
+    <w:name w:val="Quote Char"/>
+    <w:basedOn w:val="DefaultParagraphFont"/>
+    <w:link w:val="Quote"/>
+    <w:uiPriority w:val="29"/>
+    <w:rsid w:val="00B15569"/>
+    <w:rPr>
+      <w:i/>
+      <w:iCs/>
+      <w:color w:val="404040" w:themeColor="text1" w:themeTint="BF"/>
+    </w:rPr>
+  </w:style>
+  <w:style w:type="paragraph" w:styleId="ListParagraph">
+    <w:name w:val="List Paragraph"/>
+    <w:basedOn w:val="Normal"/>
+    <w:uiPriority w:val="34"/>
+    <w:qFormat/>
+    <w:rsid w:val="00B15569"/>
+    <w:pPr>
+      <w:ind w:left="720"/>
+      <w:contextualSpacing/>
+    </w:pPr>
+  </w:style>
+  <w:style w:type="character" w:styleId="IntenseEmphasis">
+    <w:name w:val="Intense Emphasis"/>
+    <w:basedOn w:val="DefaultParagraphFont"/>
+    <w:uiPriority w:val="21"/>
+    <w:qFormat/>
+    <w:rsid w:val="00B15569"/>
+    <w:rPr>
+      <w:i/>
+      <w:iCs/>
+      <w:color w:val="2F5496" w:themeColor="accent1" w:themeShade="BF"/>
+    </w:rPr>
+  </w:style>
+  <w:style w:type="paragraph" w:styleId="IntenseQuote">
+    <w:name w:val="Intense Quote"/>
+    <w:basedOn w:val="Normal"/>
+    <w:next w:val="Normal"/>
+    <w:link w:val="IntenseQuoteChar"/>
+    <w:uiPriority w:val="30"/>
+    <w:qFormat/>
+    <w:rsid w:val="00B15569"/>
+    <w:pPr>
+      <w:pBdr>
+        <w:top w:val="single" w:sz="4" w:space="10" w:color="2F5496" w:themeColor="accent1" w:themeShade="BF"/>
+        <w:bottom w:val="single" w:sz="4" w:space="10" w:color="2F5496" w:themeColor="accent1" w:themeShade="BF"/>
+      </w:pBdr>
+      <w:spacing w:before="360" w:after="360"/>
+      <w:ind w:left="864" w:right="864"/>
+      <w:jc w:val="center"/>
+    </w:pPr>
+    <w:rPr>
+      <w:i/>
+      <w:iCs/>
+      <w:color w:val="2F5496" w:themeColor="accent1" w:themeShade="BF"/>
+    </w:rPr>
+  </w:style>
+  <w:style w:type="character" w:customStyle="1" w:styleId="IntenseQuoteChar">
+    <w:name w:val="Intense Quote Char"/>
+    <w:basedOn w:val="DefaultParagraphFont"/>
+    <w:link w:val="IntenseQuote"/>
+    <w:uiPriority w:val="30"/>
+    <w:rsid w:val="00B15569"/>
+    <w:rPr>
+      <w:i/>
+      <w:iCs/>
+      <w:color w:val="2F5496" w:themeColor="accent1" w:themeShade="BF"/>
+    </w:rPr>
+  </w:style>
+  <w:style w:type="character" w:styleId="IntenseReference">
+    <w:name w:val="Intense Reference"/>
+    <w:basedOn w:val="DefaultParagraphFont"/>
+    <w:uiPriority w:val="32"/>
+    <w:qFormat/>
+    <w:rsid w:val="00B15569"/>
+    <w:rPr>
+      <w:b/>
+      <w:bCs/>
+      <w:smallCaps/>
+      <w:color w:val="2F5496" w:themeColor="accent1" w:themeShade="BF"/>
+      <w:spacing w:val="5"/>
     </w:rPr>
   </w:style>
 </w:styles>
@@ -13173,44 +12855,44 @@
         <a:sysClr val="window" lastClr="FFFFFF"/>
       </a:lt1>
       <a:dk2>
-        <a:srgbClr val="1F497D"/>
+        <a:srgbClr val="44546A"/>
       </a:dk2>
       <a:lt2>
-        <a:srgbClr val="EEECE1"/>
+        <a:srgbClr val="E7E6E6"/>
       </a:lt2>
       <a:accent1>
-        <a:srgbClr val="4F81BD"/>
+        <a:srgbClr val="4472C4"/>
       </a:accent1>
       <a:accent2>
-        <a:srgbClr val="C0504D"/>
+        <a:srgbClr val="ED7D31"/>
       </a:accent2>
       <a:accent3>
-        <a:srgbClr val="9BBB59"/>
+        <a:srgbClr val="A5A5A5"/>
       </a:accent3>
       <a:accent4>
-        <a:srgbClr val="8064A2"/>
+        <a:srgbClr val="FFC000"/>
       </a:accent4>
       <a:accent5>
-        <a:srgbClr val="4BACC6"/>
+        <a:srgbClr val="5B9BD5"/>
       </a:accent5>
       <a:accent6>
-        <a:srgbClr val="F79646"/>
+        <a:srgbClr val="70AD47"/>
       </a:accent6>
       <a:hlink>
-        <a:srgbClr val="0000FF"/>
+        <a:srgbClr val="0563C1"/>
       </a:hlink>
       <a:folHlink>
-        <a:srgbClr val="800080"/>
+        <a:srgbClr val="954F72"/>
       </a:folHlink>
     </a:clrScheme>
     <a:fontScheme name="Office">
       <a:majorFont>
-        <a:latin typeface="Calibri"/>
+        <a:latin typeface="Calibri Light" panose="020F0302020204030204"/>
         <a:ea typeface=""/>
         <a:cs typeface=""/>
-        <a:font script="Jpan" typeface="ＭＳ ゴシック"/>
+        <a:font script="Jpan" typeface="游ゴシック Light"/>
         <a:font script="Hang" typeface="맑은 고딕"/>
-        <a:font script="Hans" typeface="宋体"/>
+        <a:font script="Hans" typeface="等线 Light"/>
         <a:font script="Hant" typeface="新細明體"/>
         <a:font script="Arab" typeface="Times New Roman"/>
         <a:font script="Hebr" typeface="Times New Roman"/>
@@ -13238,14 +12920,31 @@
         <a:font script="Viet" typeface="Times New Roman"/>
         <a:font script="Uigh" typeface="Microsoft Uighur"/>
         <a:font script="Geor" typeface="Sylfaen"/>
+        <a:font script="Armn" typeface="Arial"/>
+        <a:font script="Bugi" typeface="Leelawadee UI"/>
+        <a:font script="Bopo" typeface="Microsoft JhengHei"/>
+        <a:font script="Java" typeface="Javanese Text"/>
+        <a:font script="Lisu" typeface="Segoe UI"/>
+        <a:font script="Mymr" typeface="Myanmar Text"/>
+        <a:font script="Nkoo" typeface="Ebrima"/>
+        <a:font script="Olck" typeface="Nirmala UI"/>
+        <a:font script="Osma" typeface="Ebrima"/>
+        <a:font script="Phag" typeface="Phagspa"/>
+        <a:font script="Syrn" typeface="Estrangelo Edessa"/>
+        <a:font script="Syrj" typeface="Estrangelo Edessa"/>
+        <a:font script="Syre" typeface="Estrangelo Edessa"/>
+        <a:font script="Sora" typeface="Nirmala UI"/>
+        <a:font script="Tale" typeface="Microsoft Tai Le"/>
+        <a:font script="Talu" typeface="Microsoft New Tai Lue"/>
+        <a:font script="Tfng" typeface="Ebrima"/>
       </a:majorFont>
       <a:minorFont>
-        <a:latin typeface="Cambria"/>
+        <a:latin typeface="Calibri" panose="020F0502020204030204"/>
         <a:ea typeface=""/>
         <a:cs typeface=""/>
-        <a:font script="Jpan" typeface="ＭＳ 明朝"/>
+        <a:font script="Jpan" typeface="游ゴシック"/>
         <a:font script="Hang" typeface="맑은 고딕"/>
-        <a:font script="Hans" typeface="宋体"/>
+        <a:font script="Hans" typeface="等线"/>
         <a:font script="Hant" typeface="新細明體"/>
         <a:font script="Arab" typeface="Arial"/>
         <a:font script="Hebr" typeface="Arial"/>
@@ -13273,6 +12972,23 @@
         <a:font script="Viet" typeface="Arial"/>
         <a:font script="Uigh" typeface="Microsoft Uighur"/>
         <a:font script="Geor" typeface="Sylfaen"/>
+        <a:font script="Armn" typeface="Arial"/>
+        <a:font script="Bugi" typeface="Leelawadee UI"/>
+        <a:font script="Bopo" typeface="Microsoft JhengHei"/>
+        <a:font script="Java" typeface="Javanese Text"/>
+        <a:font script="Lisu" typeface="Segoe UI"/>
+        <a:font script="Mymr" typeface="Myanmar Text"/>
+        <a:font script="Nkoo" typeface="Ebrima"/>
+        <a:font script="Olck" typeface="Nirmala UI"/>
+        <a:font script="Osma" typeface="Ebrima"/>
+        <a:font script="Phag" typeface="Phagspa"/>
+        <a:font script="Syrn" typeface="Estrangelo Edessa"/>
+        <a:font script="Syrj" typeface="Estrangelo Edessa"/>
+        <a:font script="Syre" typeface="Estrangelo Edessa"/>
+        <a:font script="Sora" typeface="Nirmala UI"/>
+        <a:font script="Tale" typeface="Microsoft Tai Le"/>
+        <a:font script="Talu" typeface="Microsoft New Tai Lue"/>
+        <a:font script="Tfng" typeface="Ebrima"/>
       </a:minorFont>
     </a:fontScheme>
     <a:fmtScheme name="Office">
@@ -13284,200 +13000,141 @@
           <a:gsLst>
             <a:gs pos="0">
               <a:schemeClr val="phClr">
-                <a:tint val="50000"/>
-                <a:satMod val="300000"/>
+                <a:lumMod val="110000"/>
+                <a:satMod val="105000"/>
+                <a:tint val="67000"/>
               </a:schemeClr>
             </a:gs>
-            <a:gs pos="35000">
+            <a:gs pos="50000">
               <a:schemeClr val="phClr">
-                <a:tint val="37000"/>
-                <a:satMod val="300000"/>
+                <a:lumMod val="105000"/>
+                <a:satMod val="103000"/>
+                <a:tint val="73000"/>
               </a:schemeClr>
             </a:gs>
             <a:gs pos="100000">
               <a:schemeClr val="phClr">
-                <a:tint val="15000"/>
-                <a:satMod val="350000"/>
+                <a:lumMod val="105000"/>
+                <a:satMod val="109000"/>
+                <a:tint val="81000"/>
               </a:schemeClr>
             </a:gs>
           </a:gsLst>
-          <a:lin ang="16200000" scaled="1"/>
+          <a:lin ang="5400000" scaled="0"/>
         </a:gradFill>
         <a:gradFill rotWithShape="1">
           <a:gsLst>
             <a:gs pos="0">
               <a:schemeClr val="phClr">
-                <a:tint val="100000"/>
+                <a:satMod val="103000"/>
+                <a:lumMod val="102000"/>
+                <a:tint val="94000"/>
+              </a:schemeClr>
+            </a:gs>
+            <a:gs pos="50000">
+              <a:schemeClr val="phClr">
+                <a:satMod val="110000"/>
+                <a:lumMod val="100000"/>
                 <a:shade val="100000"/>
-                <a:satMod val="130000"/>
               </a:schemeClr>
             </a:gs>
             <a:gs pos="100000">
               <a:schemeClr val="phClr">
-                <a:tint val="50000"/>
-                <a:shade val="100000"/>
-                <a:satMod val="350000"/>
+                <a:lumMod val="99000"/>
+                <a:satMod val="120000"/>
+                <a:shade val="78000"/>
               </a:schemeClr>
             </a:gs>
           </a:gsLst>
-          <a:lin ang="16200000" scaled="0"/>
+          <a:lin ang="5400000" scaled="0"/>
         </a:gradFill>
       </a:fillStyleLst>
       <a:lnStyleLst>
-        <a:ln w="9525" cap="flat" cmpd="sng" algn="ctr">
-          <a:solidFill>
-            <a:schemeClr val="phClr">
-              <a:shade val="95000"/>
-              <a:satMod val="105000"/>
-            </a:schemeClr>
-          </a:solidFill>
-          <a:prstDash val="solid"/>
-        </a:ln>
-        <a:ln w="25400" cap="flat" cmpd="sng" algn="ctr">
+        <a:ln w="6350" cap="flat" cmpd="sng" algn="ctr">
           <a:solidFill>
             <a:schemeClr val="phClr"/>
           </a:solidFill>
           <a:prstDash val="solid"/>
+          <a:miter lim="800000"/>
         </a:ln>
-        <a:ln w="38100" cap="flat" cmpd="sng" algn="ctr">
+        <a:ln w="12700" cap="flat" cmpd="sng" algn="ctr">
           <a:solidFill>
             <a:schemeClr val="phClr"/>
           </a:solidFill>
           <a:prstDash val="solid"/>
+          <a:miter lim="800000"/>
+        </a:ln>
+        <a:ln w="19050" cap="flat" cmpd="sng" algn="ctr">
+          <a:solidFill>
+            <a:schemeClr val="phClr"/>
+          </a:solidFill>
+          <a:prstDash val="solid"/>
+          <a:miter lim="800000"/>
         </a:ln>
       </a:lnStyleLst>
       <a:effectStyleLst>
         <a:effectStyle>
+          <a:effectLst/>
+        </a:effectStyle>
+        <a:effectStyle>
+          <a:effectLst/>
+        </a:effectStyle>
+        <a:effectStyle>
           <a:effectLst>
-            <a:outerShdw blurRad="40000" dist="20000" dir="5400000" rotWithShape="0">
+            <a:outerShdw blurRad="57150" dist="19050" dir="5400000" algn="ctr" rotWithShape="0">
               <a:srgbClr val="000000">
-                <a:alpha val="38000"/>
+                <a:alpha val="63000"/>
               </a:srgbClr>
             </a:outerShdw>
           </a:effectLst>
-        </a:effectStyle>
-        <a:effectStyle>
-          <a:effectLst>
-            <a:outerShdw blurRad="40000" dist="23000" dir="5400000" rotWithShape="0">
-              <a:srgbClr val="000000">
-                <a:alpha val="35000"/>
-              </a:srgbClr>
-            </a:outerShdw>
-          </a:effectLst>
-        </a:effectStyle>
-        <a:effectStyle>
-          <a:effectLst>
-            <a:outerShdw blurRad="40000" dist="23000" dir="5400000" rotWithShape="0">
-              <a:srgbClr val="000000">
-                <a:alpha val="35000"/>
-              </a:srgbClr>
-            </a:outerShdw>
-          </a:effectLst>
-          <a:scene3d>
-            <a:camera prst="orthographicFront">
-              <a:rot lat="0" lon="0" rev="0"/>
-            </a:camera>
-            <a:lightRig rig="threePt" dir="t">
-              <a:rot lat="0" lon="0" rev="1200000"/>
-            </a:lightRig>
-          </a:scene3d>
-          <a:sp3d>
-            <a:bevelT w="63500" h="25400"/>
-          </a:sp3d>
         </a:effectStyle>
       </a:effectStyleLst>
       <a:bgFillStyleLst>
         <a:solidFill>
           <a:schemeClr val="phClr"/>
         </a:solidFill>
+        <a:solidFill>
+          <a:schemeClr val="phClr">
+            <a:tint val="95000"/>
+            <a:satMod val="170000"/>
+          </a:schemeClr>
+        </a:solidFill>
         <a:gradFill rotWithShape="1">
           <a:gsLst>
             <a:gs pos="0">
               <a:schemeClr val="phClr">
-                <a:tint val="40000"/>
-                <a:satMod val="350000"/>
+                <a:tint val="93000"/>
+                <a:satMod val="150000"/>
+                <a:shade val="98000"/>
+                <a:lumMod val="102000"/>
               </a:schemeClr>
             </a:gs>
-            <a:gs pos="40000">
+            <a:gs pos="50000">
               <a:schemeClr val="phClr">
-                <a:tint val="45000"/>
-                <a:shade val="99000"/>
-                <a:satMod val="350000"/>
+                <a:tint val="98000"/>
+                <a:satMod val="130000"/>
+                <a:shade val="90000"/>
+                <a:lumMod val="103000"/>
               </a:schemeClr>
             </a:gs>
             <a:gs pos="100000">
               <a:schemeClr val="phClr">
-                <a:shade val="20000"/>
-                <a:satMod val="255000"/>
+                <a:shade val="63000"/>
+                <a:satMod val="120000"/>
               </a:schemeClr>
             </a:gs>
           </a:gsLst>
-          <a:path path="circle">
-            <a:fillToRect l="50000" t="-80000" r="50000" b="180000"/>
-          </a:path>
-        </a:gradFill>
-        <a:gradFill rotWithShape="1">
-          <a:gsLst>
-            <a:gs pos="0">
-              <a:schemeClr val="phClr">
-                <a:tint val="80000"/>
-                <a:satMod val="300000"/>
-              </a:schemeClr>
-            </a:gs>
-            <a:gs pos="100000">
-              <a:schemeClr val="phClr">
-                <a:shade val="30000"/>
-                <a:satMod val="200000"/>
-              </a:schemeClr>
-            </a:gs>
-          </a:gsLst>
-          <a:path path="circle">
-            <a:fillToRect l="50000" t="50000" r="50000" b="50000"/>
-          </a:path>
+          <a:lin ang="5400000" scaled="0"/>
         </a:gradFill>
       </a:bgFillStyleLst>
     </a:fmtScheme>
   </a:themeElements>
-  <a:objectDefaults>
-    <a:spDef>
-      <a:spPr/>
-      <a:bodyPr/>
-      <a:lstStyle/>
-      <a:style>
-        <a:lnRef idx="1">
-          <a:schemeClr val="accent1"/>
-        </a:lnRef>
-        <a:fillRef idx="3">
-          <a:schemeClr val="accent1"/>
-        </a:fillRef>
-        <a:effectRef idx="2">
-          <a:schemeClr val="accent1"/>
-        </a:effectRef>
-        <a:fontRef idx="minor">
-          <a:schemeClr val="lt1"/>
-        </a:fontRef>
-      </a:style>
-    </a:spDef>
-    <a:lnDef>
-      <a:spPr/>
-      <a:bodyPr/>
-      <a:lstStyle/>
-      <a:style>
-        <a:lnRef idx="2">
-          <a:schemeClr val="accent1"/>
-        </a:lnRef>
-        <a:fillRef idx="0">
-          <a:schemeClr val="accent1"/>
-        </a:fillRef>
-        <a:effectRef idx="1">
-          <a:schemeClr val="accent1"/>
-        </a:effectRef>
-        <a:fontRef idx="minor">
-          <a:schemeClr val="tx1"/>
-        </a:fontRef>
-      </a:style>
-    </a:lnDef>
-  </a:objectDefaults>
+  <a:objectDefaults/>
   <a:extraClrSchemeLst/>
+  <a:extLst>
+    <a:ext uri="{05A4C25C-085E-4340-85A3-A5531E510DB2}">
+      <thm15:themeFamily xmlns:thm15="http://schemas.microsoft.com/office/thememl/2012/main" name="Office Theme" id="{62F939B6-93AF-4DB8-9C6B-D6C7DFDC589F}" vid="{4A3C46E8-61CC-4603-A589-7422A47A8E4A}"/>
+    </a:ext>
+  </a:extLst>
 </a:theme>
 </file>